--- a/laporan/41_Ilham Bintang Satria_DPW7.docx
+++ b/laporan/41_Ilham Bintang Satria_DPW7.docx
@@ -22,7 +22,7 @@
         <mc:AlternateContent>
           <mc:Choice Requires="wps">
             <w:drawing>
-              <wp:anchor distT="45720" distB="45720" distL="114300" distR="114300" simplePos="0" relativeHeight="251659264" behindDoc="0" locked="0" layoutInCell="1" allowOverlap="1" wp14:anchorId="2B47C909" wp14:editId="7BF82E37">
+              <wp:anchor distT="45720" distB="45720" distL="114300" distR="114300" simplePos="0" relativeHeight="251659264" behindDoc="0" locked="0" layoutInCell="1" allowOverlap="1" wp14:anchorId="0B6A4AE0" wp14:editId="07C71F96">
                 <wp:simplePos x="0" y="0"/>
                 <wp:positionH relativeFrom="margin">
                   <wp:align>center</wp:align>
@@ -122,107 +122,15 @@
                                 <w:bCs/>
                                 <w:szCs w:val="24"/>
                               </w:rPr>
-                              <w:t xml:space="preserve">Dosen </w:t>
+                              <w:t xml:space="preserve">Dosen Pengampu : </w:t>
                             </w:r>
-                            <w:proofErr w:type="spellStart"/>
-                            <w:proofErr w:type="gramStart"/>
                             <w:r>
                               <w:rPr>
                                 <w:rFonts w:cs="Times New Roman"/>
                                 <w:bCs/>
                                 <w:szCs w:val="24"/>
                               </w:rPr>
-                              <w:t>Pengampu</w:t>
-                            </w:r>
-                            <w:proofErr w:type="spellEnd"/>
-                            <w:r>
-                              <w:rPr>
-                                <w:rFonts w:cs="Times New Roman"/>
-                                <w:bCs/>
-                                <w:szCs w:val="24"/>
-                              </w:rPr>
-                              <w:t xml:space="preserve"> :</w:t>
-                            </w:r>
-                            <w:proofErr w:type="gramEnd"/>
-                            <w:r>
-                              <w:rPr>
-                                <w:rFonts w:cs="Times New Roman"/>
-                                <w:bCs/>
-                                <w:szCs w:val="24"/>
-                              </w:rPr>
-                              <w:t xml:space="preserve"> </w:t>
-                            </w:r>
-                            <w:proofErr w:type="spellStart"/>
-                            <w:r>
-                              <w:rPr>
-                                <w:rFonts w:cs="Times New Roman"/>
-                                <w:bCs/>
-                                <w:szCs w:val="24"/>
-                              </w:rPr>
-                              <w:t>Isbat</w:t>
-                            </w:r>
-                            <w:proofErr w:type="spellEnd"/>
-                            <w:r>
-                              <w:rPr>
-                                <w:rFonts w:cs="Times New Roman"/>
-                                <w:bCs/>
-                                <w:szCs w:val="24"/>
-                              </w:rPr>
-                              <w:t xml:space="preserve"> </w:t>
-                            </w:r>
-                            <w:proofErr w:type="spellStart"/>
-                            <w:r>
-                              <w:rPr>
-                                <w:rFonts w:cs="Times New Roman"/>
-                                <w:bCs/>
-                                <w:szCs w:val="24"/>
-                              </w:rPr>
-                              <w:t>Uzzin</w:t>
-                            </w:r>
-                            <w:proofErr w:type="spellEnd"/>
-                            <w:r>
-                              <w:rPr>
-                                <w:rFonts w:cs="Times New Roman"/>
-                                <w:bCs/>
-                                <w:szCs w:val="24"/>
-                              </w:rPr>
-                              <w:t xml:space="preserve"> </w:t>
-                            </w:r>
-                            <w:proofErr w:type="spellStart"/>
-                            <w:r>
-                              <w:rPr>
-                                <w:rFonts w:cs="Times New Roman"/>
-                                <w:bCs/>
-                                <w:szCs w:val="24"/>
-                              </w:rPr>
-                              <w:t>Nadhori</w:t>
-                            </w:r>
-                            <w:proofErr w:type="spellEnd"/>
-                            <w:r>
-                              <w:rPr>
-                                <w:rFonts w:cs="Times New Roman"/>
-                                <w:bCs/>
-                                <w:szCs w:val="24"/>
-                              </w:rPr>
-                              <w:t xml:space="preserve">, </w:t>
-                            </w:r>
-                            <w:proofErr w:type="spellStart"/>
-                            <w:r>
-                              <w:rPr>
-                                <w:rFonts w:cs="Times New Roman"/>
-                                <w:bCs/>
-                                <w:szCs w:val="24"/>
-                              </w:rPr>
-                              <w:t>S.Kom</w:t>
-                            </w:r>
-                            <w:proofErr w:type="spellEnd"/>
-                            <w:r>
-                              <w:rPr>
-                                <w:rFonts w:cs="Times New Roman"/>
-                                <w:bCs/>
-                                <w:szCs w:val="24"/>
-                              </w:rPr>
-                              <w:t>., M.T</w:t>
+                              <w:t>Isbat Uzzin Nadhori, S.Kom., M.T</w:t>
                             </w:r>
                           </w:p>
                           <w:p>
@@ -275,7 +183,7 @@
                                 <w:szCs w:val="24"/>
                               </w:rPr>
                               <w:drawing>
-                                <wp:inline distT="0" distB="0" distL="0" distR="0" wp14:anchorId="0C1ACFAF" wp14:editId="7B9E3673">
+                                <wp:inline distT="0" distB="0" distL="0" distR="0" wp14:anchorId="6B10395E" wp14:editId="6875C86D">
                                   <wp:extent cx="1788160" cy="1698625"/>
                                   <wp:effectExtent l="0" t="0" r="0" b="0"/>
                                   <wp:docPr id="15" name="Picture 1"/>
@@ -364,59 +272,13 @@
                                 <w:szCs w:val="24"/>
                               </w:rPr>
                             </w:pPr>
-                            <w:proofErr w:type="spellStart"/>
                             <w:r>
                               <w:rPr>
                                 <w:rFonts w:cs="Times New Roman"/>
                                 <w:b/>
                                 <w:szCs w:val="24"/>
                               </w:rPr>
-                              <w:t>Disusun</w:t>
-                            </w:r>
-                            <w:proofErr w:type="spellEnd"/>
-                            <w:r>
-                              <w:rPr>
-                                <w:rFonts w:cs="Times New Roman"/>
-                                <w:b/>
-                                <w:szCs w:val="24"/>
-                              </w:rPr>
-                              <w:t xml:space="preserve"> </w:t>
-                            </w:r>
-                            <w:proofErr w:type="spellStart"/>
-                            <w:r>
-                              <w:rPr>
-                                <w:rFonts w:cs="Times New Roman"/>
-                                <w:b/>
-                                <w:szCs w:val="24"/>
-                              </w:rPr>
-                              <w:t>untuk</w:t>
-                            </w:r>
-                            <w:proofErr w:type="spellEnd"/>
-                            <w:r>
-                              <w:rPr>
-                                <w:rFonts w:cs="Times New Roman"/>
-                                <w:b/>
-                                <w:szCs w:val="24"/>
-                              </w:rPr>
-                              <w:t xml:space="preserve"> </w:t>
-                            </w:r>
-                            <w:proofErr w:type="spellStart"/>
-                            <w:r>
-                              <w:rPr>
-                                <w:rFonts w:cs="Times New Roman"/>
-                                <w:b/>
-                                <w:szCs w:val="24"/>
-                              </w:rPr>
-                              <w:t>Memenuhi</w:t>
-                            </w:r>
-                            <w:proofErr w:type="spellEnd"/>
-                            <w:r>
-                              <w:rPr>
-                                <w:rFonts w:cs="Times New Roman"/>
-                                <w:b/>
-                                <w:szCs w:val="24"/>
-                              </w:rPr>
-                              <w:t xml:space="preserve"> </w:t>
+                              <w:t xml:space="preserve">Disusun untuk Memenuhi </w:t>
                             </w:r>
                           </w:p>
                           <w:p>
@@ -435,25 +297,7 @@
                                 <w:b/>
                                 <w:szCs w:val="24"/>
                               </w:rPr>
-                              <w:t xml:space="preserve">Tugas Mata </w:t>
-                            </w:r>
-                            <w:proofErr w:type="spellStart"/>
-                            <w:r>
-                              <w:rPr>
-                                <w:rFonts w:cs="Times New Roman"/>
-                                <w:b/>
-                                <w:szCs w:val="24"/>
-                              </w:rPr>
-                              <w:t>Kuliah</w:t>
-                            </w:r>
-                            <w:proofErr w:type="spellEnd"/>
-                            <w:r>
-                              <w:rPr>
-                                <w:rFonts w:cs="Times New Roman"/>
-                                <w:b/>
-                                <w:szCs w:val="24"/>
-                              </w:rPr>
-                              <w:t>:</w:t>
+                              <w:t>Tugas Mata Kuliah:</w:t>
                             </w:r>
                           </w:p>
                           <w:p>
@@ -466,23 +310,13 @@
                                 <w:szCs w:val="24"/>
                               </w:rPr>
                             </w:pPr>
-                            <w:proofErr w:type="spellStart"/>
                             <w:r>
                               <w:rPr>
                                 <w:rFonts w:cs="Times New Roman"/>
                                 <w:bCs/>
                                 <w:szCs w:val="24"/>
                               </w:rPr>
-                              <w:t>Praktikum</w:t>
-                            </w:r>
-                            <w:proofErr w:type="spellEnd"/>
-                            <w:r>
-                              <w:rPr>
-                                <w:rFonts w:cs="Times New Roman"/>
-                                <w:bCs/>
-                                <w:szCs w:val="24"/>
-                              </w:rPr>
-                              <w:t xml:space="preserve"> Data Processing Workflow</w:t>
+                              <w:t>Praktikum Data Processing Workflow</w:t>
                             </w:r>
                           </w:p>
                           <w:p>
@@ -683,7 +517,7 @@
           </mc:Choice>
           <mc:Fallback>
             <w:pict>
-              <v:shapetype w14:anchorId="2B47C909" id="_x0000_t202" coordsize="21600,21600" o:spt="202" path="m,l,21600r21600,l21600,xe">
+              <v:shapetype w14:anchorId="0B6A4AE0" id="_x0000_t202" coordsize="21600,21600" o:spt="202" path="m,l,21600r21600,l21600,xe">
                 <v:stroke joinstyle="miter"/>
                 <v:path gradientshapeok="t" o:connecttype="rect"/>
               </v:shapetype>
@@ -747,107 +581,15 @@
                           <w:bCs/>
                           <w:szCs w:val="24"/>
                         </w:rPr>
-                        <w:t xml:space="preserve">Dosen </w:t>
+                        <w:t xml:space="preserve">Dosen Pengampu : </w:t>
                       </w:r>
-                      <w:proofErr w:type="spellStart"/>
-                      <w:proofErr w:type="gramStart"/>
                       <w:r>
                         <w:rPr>
                           <w:rFonts w:cs="Times New Roman"/>
                           <w:bCs/>
                           <w:szCs w:val="24"/>
                         </w:rPr>
-                        <w:t>Pengampu</w:t>
-                      </w:r>
-                      <w:proofErr w:type="spellEnd"/>
-                      <w:r>
-                        <w:rPr>
-                          <w:rFonts w:cs="Times New Roman"/>
-                          <w:bCs/>
-                          <w:szCs w:val="24"/>
-                        </w:rPr>
-                        <w:t xml:space="preserve"> :</w:t>
-                      </w:r>
-                      <w:proofErr w:type="gramEnd"/>
-                      <w:r>
-                        <w:rPr>
-                          <w:rFonts w:cs="Times New Roman"/>
-                          <w:bCs/>
-                          <w:szCs w:val="24"/>
-                        </w:rPr>
-                        <w:t xml:space="preserve"> </w:t>
-                      </w:r>
-                      <w:proofErr w:type="spellStart"/>
-                      <w:r>
-                        <w:rPr>
-                          <w:rFonts w:cs="Times New Roman"/>
-                          <w:bCs/>
-                          <w:szCs w:val="24"/>
-                        </w:rPr>
-                        <w:t>Isbat</w:t>
-                      </w:r>
-                      <w:proofErr w:type="spellEnd"/>
-                      <w:r>
-                        <w:rPr>
-                          <w:rFonts w:cs="Times New Roman"/>
-                          <w:bCs/>
-                          <w:szCs w:val="24"/>
-                        </w:rPr>
-                        <w:t xml:space="preserve"> </w:t>
-                      </w:r>
-                      <w:proofErr w:type="spellStart"/>
-                      <w:r>
-                        <w:rPr>
-                          <w:rFonts w:cs="Times New Roman"/>
-                          <w:bCs/>
-                          <w:szCs w:val="24"/>
-                        </w:rPr>
-                        <w:t>Uzzin</w:t>
-                      </w:r>
-                      <w:proofErr w:type="spellEnd"/>
-                      <w:r>
-                        <w:rPr>
-                          <w:rFonts w:cs="Times New Roman"/>
-                          <w:bCs/>
-                          <w:szCs w:val="24"/>
-                        </w:rPr>
-                        <w:t xml:space="preserve"> </w:t>
-                      </w:r>
-                      <w:proofErr w:type="spellStart"/>
-                      <w:r>
-                        <w:rPr>
-                          <w:rFonts w:cs="Times New Roman"/>
-                          <w:bCs/>
-                          <w:szCs w:val="24"/>
-                        </w:rPr>
-                        <w:t>Nadhori</w:t>
-                      </w:r>
-                      <w:proofErr w:type="spellEnd"/>
-                      <w:r>
-                        <w:rPr>
-                          <w:rFonts w:cs="Times New Roman"/>
-                          <w:bCs/>
-                          <w:szCs w:val="24"/>
-                        </w:rPr>
-                        <w:t xml:space="preserve">, </w:t>
-                      </w:r>
-                      <w:proofErr w:type="spellStart"/>
-                      <w:r>
-                        <w:rPr>
-                          <w:rFonts w:cs="Times New Roman"/>
-                          <w:bCs/>
-                          <w:szCs w:val="24"/>
-                        </w:rPr>
-                        <w:t>S.Kom</w:t>
-                      </w:r>
-                      <w:proofErr w:type="spellEnd"/>
-                      <w:r>
-                        <w:rPr>
-                          <w:rFonts w:cs="Times New Roman"/>
-                          <w:bCs/>
-                          <w:szCs w:val="24"/>
-                        </w:rPr>
-                        <w:t>., M.T</w:t>
+                        <w:t>Isbat Uzzin Nadhori, S.Kom., M.T</w:t>
                       </w:r>
                     </w:p>
                     <w:p>
@@ -900,7 +642,7 @@
                           <w:szCs w:val="24"/>
                         </w:rPr>
                         <w:drawing>
-                          <wp:inline distT="0" distB="0" distL="0" distR="0" wp14:anchorId="0C1ACFAF" wp14:editId="7B9E3673">
+                          <wp:inline distT="0" distB="0" distL="0" distR="0" wp14:anchorId="6B10395E" wp14:editId="6875C86D">
                             <wp:extent cx="1788160" cy="1698625"/>
                             <wp:effectExtent l="0" t="0" r="0" b="0"/>
                             <wp:docPr id="15" name="Picture 1"/>
@@ -989,59 +731,13 @@
                           <w:szCs w:val="24"/>
                         </w:rPr>
                       </w:pPr>
-                      <w:proofErr w:type="spellStart"/>
                       <w:r>
                         <w:rPr>
                           <w:rFonts w:cs="Times New Roman"/>
                           <w:b/>
                           <w:szCs w:val="24"/>
                         </w:rPr>
-                        <w:t>Disusun</w:t>
-                      </w:r>
-                      <w:proofErr w:type="spellEnd"/>
-                      <w:r>
-                        <w:rPr>
-                          <w:rFonts w:cs="Times New Roman"/>
-                          <w:b/>
-                          <w:szCs w:val="24"/>
-                        </w:rPr>
-                        <w:t xml:space="preserve"> </w:t>
-                      </w:r>
-                      <w:proofErr w:type="spellStart"/>
-                      <w:r>
-                        <w:rPr>
-                          <w:rFonts w:cs="Times New Roman"/>
-                          <w:b/>
-                          <w:szCs w:val="24"/>
-                        </w:rPr>
-                        <w:t>untuk</w:t>
-                      </w:r>
-                      <w:proofErr w:type="spellEnd"/>
-                      <w:r>
-                        <w:rPr>
-                          <w:rFonts w:cs="Times New Roman"/>
-                          <w:b/>
-                          <w:szCs w:val="24"/>
-                        </w:rPr>
-                        <w:t xml:space="preserve"> </w:t>
-                      </w:r>
-                      <w:proofErr w:type="spellStart"/>
-                      <w:r>
-                        <w:rPr>
-                          <w:rFonts w:cs="Times New Roman"/>
-                          <w:b/>
-                          <w:szCs w:val="24"/>
-                        </w:rPr>
-                        <w:t>Memenuhi</w:t>
-                      </w:r>
-                      <w:proofErr w:type="spellEnd"/>
-                      <w:r>
-                        <w:rPr>
-                          <w:rFonts w:cs="Times New Roman"/>
-                          <w:b/>
-                          <w:szCs w:val="24"/>
-                        </w:rPr>
-                        <w:t xml:space="preserve"> </w:t>
+                        <w:t xml:space="preserve">Disusun untuk Memenuhi </w:t>
                       </w:r>
                     </w:p>
                     <w:p>
@@ -1060,25 +756,7 @@
                           <w:b/>
                           <w:szCs w:val="24"/>
                         </w:rPr>
-                        <w:t xml:space="preserve">Tugas Mata </w:t>
-                      </w:r>
-                      <w:proofErr w:type="spellStart"/>
-                      <w:r>
-                        <w:rPr>
-                          <w:rFonts w:cs="Times New Roman"/>
-                          <w:b/>
-                          <w:szCs w:val="24"/>
-                        </w:rPr>
-                        <w:t>Kuliah</w:t>
-                      </w:r>
-                      <w:proofErr w:type="spellEnd"/>
-                      <w:r>
-                        <w:rPr>
-                          <w:rFonts w:cs="Times New Roman"/>
-                          <w:b/>
-                          <w:szCs w:val="24"/>
-                        </w:rPr>
-                        <w:t>:</w:t>
+                        <w:t>Tugas Mata Kuliah:</w:t>
                       </w:r>
                     </w:p>
                     <w:p>
@@ -1091,23 +769,13 @@
                           <w:szCs w:val="24"/>
                         </w:rPr>
                       </w:pPr>
-                      <w:proofErr w:type="spellStart"/>
                       <w:r>
                         <w:rPr>
                           <w:rFonts w:cs="Times New Roman"/>
                           <w:bCs/>
                           <w:szCs w:val="24"/>
                         </w:rPr>
-                        <w:t>Praktikum</w:t>
-                      </w:r>
-                      <w:proofErr w:type="spellEnd"/>
-                      <w:r>
-                        <w:rPr>
-                          <w:rFonts w:cs="Times New Roman"/>
-                          <w:bCs/>
-                          <w:szCs w:val="24"/>
-                        </w:rPr>
-                        <w:t xml:space="preserve"> Data Processing Workflow</w:t>
+                        <w:t>Praktikum Data Processing Workflow</w:t>
                       </w:r>
                     </w:p>
                     <w:p>
@@ -1367,22 +1035,26 @@
         <w:jc w:val="center"/>
       </w:pPr>
       <w:r>
+        <w:rPr>
+          <w:noProof/>
+        </w:rPr>
         <w:drawing>
-          <wp:inline xmlns:a="http://schemas.openxmlformats.org/drawingml/2006/main" xmlns:pic="http://schemas.openxmlformats.org/drawingml/2006/picture">
+          <wp:inline distT="0" distB="0" distL="0" distR="0" wp14:anchorId="7D137769" wp14:editId="6ED8E0A4">
             <wp:extent cx="5760720" cy="3301876"/>
+            <wp:effectExtent l="0" t="0" r="0" b="0"/>
             <wp:docPr id="55" name="Picture 55"/>
             <wp:cNvGraphicFramePr>
-              <a:graphicFrameLocks noChangeAspect="1"/>
+              <a:graphicFrameLocks xmlns:a="http://schemas.openxmlformats.org/drawingml/2006/main" noChangeAspect="1"/>
             </wp:cNvGraphicFramePr>
-            <a:graphic>
+            <a:graphic xmlns:a="http://schemas.openxmlformats.org/drawingml/2006/main">
               <a:graphicData uri="http://schemas.openxmlformats.org/drawingml/2006/picture">
-                <pic:pic>
+                <pic:pic xmlns:pic="http://schemas.openxmlformats.org/drawingml/2006/picture">
                   <pic:nvPicPr>
                     <pic:cNvPr id="0" name="pipeline.png"/>
                     <pic:cNvPicPr/>
                   </pic:nvPicPr>
                   <pic:blipFill>
-                    <a:blip r:embed="rId62"/>
+                    <a:blip r:embed="rId8"/>
                     <a:stretch>
                       <a:fillRect/>
                     </a:stretch>
@@ -1392,7 +1064,9 @@
                       <a:off x="0" y="0"/>
                       <a:ext cx="5760720" cy="3301876"/>
                     </a:xfrm>
-                    <a:prstGeom prst="rect"/>
+                    <a:prstGeom prst="rect">
+                      <a:avLst/>
+                    </a:prstGeom>
                   </pic:spPr>
                 </pic:pic>
               </a:graphicData>
@@ -1406,103 +1080,7 @@
         <w:spacing w:after="0"/>
         <w:jc w:val="both"/>
       </w:pPr>
-      <w:proofErr w:type="spellStart"/>
-      <w:proofErr w:type="spellEnd"/>
-      <w:proofErr w:type="spellStart"/>
-      <w:proofErr w:type="spellEnd"/>
-      <w:proofErr w:type="spellStart"/>
-      <w:proofErr w:type="spellEnd"/>
-      <w:proofErr w:type="spellStart"/>
-      <w:proofErr w:type="spellEnd"/>
-      <w:proofErr w:type="spellStart"/>
-      <w:proofErr w:type="spellEnd"/>
-      <w:proofErr w:type="spellStart"/>
-      <w:proofErr w:type="spellEnd"/>
-      <w:proofErr w:type="spellStart"/>
-      <w:proofErr w:type="spellEnd"/>
-      <w:proofErr w:type="spellStart"/>
-      <w:proofErr w:type="spellEnd"/>
-      <w:proofErr w:type="spellStart"/>
-      <w:proofErr w:type="spellEnd"/>
-      <w:proofErr w:type="spellStart"/>
-      <w:proofErr w:type="spellEnd"/>
-      <w:proofErr w:type="spellStart"/>
-      <w:proofErr w:type="spellEnd"/>
-      <w:proofErr w:type="spellStart"/>
-      <w:proofErr w:type="spellEnd"/>
-      <w:proofErr w:type="spellStart"/>
-      <w:proofErr w:type="spellEnd"/>
-      <w:proofErr w:type="spellStart"/>
-      <w:proofErr w:type="spellEnd"/>
-      <w:proofErr w:type="spellStart"/>
-      <w:proofErr w:type="spellEnd"/>
-      <w:proofErr w:type="spellStart"/>
-      <w:proofErr w:type="spellEnd"/>
-      <w:proofErr w:type="spellStart"/>
-      <w:proofErr w:type="spellEnd"/>
-      <w:proofErr w:type="spellStart"/>
-      <w:proofErr w:type="spellEnd"/>
-      <w:proofErr w:type="spellStart"/>
-      <w:proofErr w:type="spellEnd"/>
-      <w:proofErr w:type="spellStart"/>
-      <w:proofErr w:type="spellEnd"/>
-      <w:proofErr w:type="spellStart"/>
-      <w:proofErr w:type="spellEnd"/>
-      <w:proofErr w:type="spellStart"/>
-      <w:proofErr w:type="spellEnd"/>
-      <w:proofErr w:type="spellStart"/>
-      <w:proofErr w:type="spellEnd"/>
-      <w:proofErr w:type="spellStart"/>
-      <w:proofErr w:type="spellEnd"/>
-      <w:proofErr w:type="spellStart"/>
-      <w:proofErr w:type="spellEnd"/>
-      <w:proofErr w:type="spellStart"/>
-      <w:proofErr w:type="spellEnd"/>
-      <w:proofErr w:type="spellStart"/>
-      <w:proofErr w:type="spellEnd"/>
-      <w:proofErr w:type="spellStart"/>
-      <w:proofErr w:type="spellEnd"/>
-      <w:proofErr w:type="spellStart"/>
-      <w:proofErr w:type="spellEnd"/>
-      <w:proofErr w:type="spellStart"/>
-      <w:proofErr w:type="spellEnd"/>
-      <w:proofErr w:type="spellStart"/>
-      <w:proofErr w:type="spellEnd"/>
-      <w:proofErr w:type="spellStart"/>
-      <w:proofErr w:type="spellEnd"/>
-      <w:proofErr w:type="spellStart"/>
-      <w:proofErr w:type="spellEnd"/>
-      <w:proofErr w:type="spellStart"/>
-      <w:proofErr w:type="spellEnd"/>
-      <w:proofErr w:type="spellStart"/>
-      <w:proofErr w:type="spellEnd"/>
-      <w:proofErr w:type="spellStart"/>
-      <w:proofErr w:type="spellEnd"/>
-      <w:proofErr w:type="spellStart"/>
-      <w:proofErr w:type="spellEnd"/>
-      <w:proofErr w:type="spellStart"/>
-      <w:proofErr w:type="spellEnd"/>
-      <w:proofErr w:type="spellStart"/>
-      <w:proofErr w:type="spellEnd"/>
-      <w:proofErr w:type="spellStart"/>
-      <w:proofErr w:type="spellEnd"/>
-      <w:proofErr w:type="spellStart"/>
-      <w:proofErr w:type="spellEnd"/>
-      <w:proofErr w:type="spellStart"/>
-      <w:proofErr w:type="spellEnd"/>
-      <w:proofErr w:type="spellStart"/>
-      <w:proofErr w:type="spellEnd"/>
-      <w:proofErr w:type="spellStart"/>
-      <w:proofErr w:type="spellEnd"/>
-      <w:proofErr w:type="spellStart"/>
-      <w:proofErr w:type="spellEnd"/>
-      <w:r>
-        <w:rPr>
-          <w:rFonts w:ascii="Times New Roman" w:hAnsi="Times New Roman"/>
-          <w:b w:val="0"/>
-          <w:i w:val="0"/>
-          <w:sz w:val="24"/>
-        </w:rPr>
+      <w:r>
         <w:t>Diagram di atas memperlihatkan alur pipeline yang dibangun pada mini project ini. Jalur batch menarik 36 record dari CSV sumber secara bertahap, menyimpannya ke raw layer Parquet, lalu memisahkan 30 record valid dari 6 record yang ditolak data contract. Jalur streaming mengirim event yang sama melalui topic Kafka orders dan memvalidasinya dengan kontrak yang sama sebelum ditulis ke sink yang idempoten. Record valid dari kedua jalur kemudian digabung dan ditransformasi dengan Polars, dimuat ke warehouse DuckDB, lalu dimodelkan dengan dbt menjadi star schema yang diuji dan didokumentasikan. Benchmark Polars dan eksperimen skew dijalankan terpisah sebagai pengujian performa.</w:t>
       </w:r>
     </w:p>
@@ -1569,7 +1147,7 @@
           <w:noProof/>
         </w:rPr>
         <w:drawing>
-          <wp:inline distT="0" distB="0" distL="0" distR="0" wp14:anchorId="099C9934" wp14:editId="57AE0893">
+          <wp:inline distT="0" distB="0" distL="0" distR="0" wp14:anchorId="112EEA31" wp14:editId="4FDB21F5">
             <wp:extent cx="5943600" cy="285115"/>
             <wp:effectExtent l="0" t="0" r="0" b="635"/>
             <wp:docPr id="1" name="Picture 1"/>
@@ -1869,7 +1447,7 @@
         </w:rPr>
         <w:lastRenderedPageBreak/>
         <w:drawing>
-          <wp:inline distT="0" distB="0" distL="0" distR="0" wp14:anchorId="4A8BE171" wp14:editId="7354976C">
+          <wp:inline distT="0" distB="0" distL="0" distR="0" wp14:anchorId="24B28AC6" wp14:editId="70828E71">
             <wp:extent cx="5943600" cy="360680"/>
             <wp:effectExtent l="0" t="0" r="0" b="1270"/>
             <wp:docPr id="2" name="Picture 2"/>
@@ -2374,8 +1952,11 @@
         <w:jc w:val="center"/>
       </w:pPr>
       <w:r>
+        <w:rPr>
+          <w:noProof/>
+        </w:rPr>
         <w:drawing>
-          <wp:inline distT="0" distB="0" distL="0" distR="0" wp14:anchorId="791CE2E7" wp14:editId="097A55BB">
+          <wp:inline distT="0" distB="0" distL="0" distR="0" wp14:anchorId="5B9F6DF3" wp14:editId="0E49E882">
             <wp:extent cx="5943600" cy="1906905"/>
             <wp:effectExtent l="0" t="0" r="0" b="0"/>
             <wp:docPr id="3" name="Picture 3"/>
@@ -2671,7 +2252,7 @@
           <w:noProof/>
         </w:rPr>
         <w:drawing>
-          <wp:inline distT="0" distB="0" distL="0" distR="0" wp14:anchorId="0F41EF3E" wp14:editId="6F83CB4D">
+          <wp:inline distT="0" distB="0" distL="0" distR="0" wp14:anchorId="446985EA" wp14:editId="1F432ED0">
             <wp:extent cx="5943600" cy="1103630"/>
             <wp:effectExtent l="0" t="0" r="0" b="1270"/>
             <wp:docPr id="5" name="Picture 5"/>
@@ -2983,7 +2564,7 @@
           <w:noProof/>
         </w:rPr>
         <w:drawing>
-          <wp:inline distT="0" distB="0" distL="0" distR="0" wp14:anchorId="2E1B4881" wp14:editId="67B93655">
+          <wp:inline distT="0" distB="0" distL="0" distR="0" wp14:anchorId="6F679C01" wp14:editId="74D8C646">
             <wp:extent cx="5943600" cy="1882140"/>
             <wp:effectExtent l="0" t="0" r="0" b="3810"/>
             <wp:docPr id="6" name="Picture 6"/>
@@ -3616,7 +3197,7 @@
         </w:rPr>
         <w:lastRenderedPageBreak/>
         <w:drawing>
-          <wp:inline distT="0" distB="0" distL="0" distR="0" wp14:anchorId="476640EE" wp14:editId="38D5D370">
+          <wp:inline distT="0" distB="0" distL="0" distR="0" wp14:anchorId="3B3B6BA2" wp14:editId="719CF798">
             <wp:extent cx="5943600" cy="3037840"/>
             <wp:effectExtent l="0" t="0" r="0" b="0"/>
             <wp:docPr id="7" name="Picture 7"/>
@@ -4027,7 +3608,7 @@
           <w:noProof/>
         </w:rPr>
         <w:drawing>
-          <wp:inline distT="0" distB="0" distL="0" distR="0" wp14:anchorId="7E1D3584" wp14:editId="419B143F">
+          <wp:inline distT="0" distB="0" distL="0" distR="0" wp14:anchorId="2DD388F1" wp14:editId="27394FCE">
             <wp:extent cx="5943600" cy="1089025"/>
             <wp:effectExtent l="0" t="0" r="0" b="0"/>
             <wp:docPr id="8" name="Picture 8"/>
@@ -4351,7 +3932,7 @@
         </w:rPr>
         <w:lastRenderedPageBreak/>
         <w:drawing>
-          <wp:inline distT="0" distB="0" distL="0" distR="0" wp14:anchorId="75648223" wp14:editId="2BE15CF8">
+          <wp:inline distT="0" distB="0" distL="0" distR="0" wp14:anchorId="5CB76BE6" wp14:editId="03B33D23">
             <wp:extent cx="5943600" cy="1078865"/>
             <wp:effectExtent l="0" t="0" r="0" b="6985"/>
             <wp:docPr id="9" name="Picture 9"/>
@@ -4998,7 +4579,7 @@
           <w:noProof/>
         </w:rPr>
         <w:drawing>
-          <wp:inline distT="0" distB="0" distL="0" distR="0" wp14:anchorId="7FB8716E" wp14:editId="61E472E8">
+          <wp:inline distT="0" distB="0" distL="0" distR="0" wp14:anchorId="0E3D0E62" wp14:editId="575D6E96">
             <wp:extent cx="5943600" cy="1541145"/>
             <wp:effectExtent l="0" t="0" r="0" b="1905"/>
             <wp:docPr id="10" name="Picture 10"/>
@@ -5499,7 +5080,7 @@
         </w:rPr>
         <w:lastRenderedPageBreak/>
         <w:drawing>
-          <wp:inline distT="0" distB="0" distL="0" distR="0" wp14:anchorId="1419287E" wp14:editId="24332711">
+          <wp:inline distT="0" distB="0" distL="0" distR="0" wp14:anchorId="3668580B" wp14:editId="5C0678E2">
             <wp:extent cx="5943600" cy="1768475"/>
             <wp:effectExtent l="0" t="0" r="0" b="3175"/>
             <wp:docPr id="11" name="Picture 11"/>
@@ -6038,7 +5619,7 @@
           <w:noProof/>
         </w:rPr>
         <w:drawing>
-          <wp:inline distT="0" distB="0" distL="0" distR="0" wp14:anchorId="596E80FB" wp14:editId="7F56F3CC">
+          <wp:inline distT="0" distB="0" distL="0" distR="0" wp14:anchorId="7F585C9A" wp14:editId="7BE56C5D">
             <wp:extent cx="5943600" cy="2203450"/>
             <wp:effectExtent l="0" t="0" r="0" b="6350"/>
             <wp:docPr id="12" name="Picture 12"/>
@@ -6350,7 +5931,7 @@
           <w:noProof/>
         </w:rPr>
         <w:drawing>
-          <wp:inline distT="0" distB="0" distL="0" distR="0" wp14:anchorId="45D3D86A" wp14:editId="6B22255C">
+          <wp:inline distT="0" distB="0" distL="0" distR="0" wp14:anchorId="2B7B25B2" wp14:editId="2E61E586">
             <wp:extent cx="5943600" cy="917575"/>
             <wp:effectExtent l="0" t="0" r="0" b="0"/>
             <wp:docPr id="13" name="Picture 13"/>
@@ -7131,7 +6712,7 @@
           <w:noProof/>
         </w:rPr>
         <w:drawing>
-          <wp:inline distT="0" distB="0" distL="0" distR="0" wp14:anchorId="180025DF" wp14:editId="58B9A1C5">
+          <wp:inline distT="0" distB="0" distL="0" distR="0" wp14:anchorId="7CAF0092" wp14:editId="60B5D866">
             <wp:extent cx="5943600" cy="281940"/>
             <wp:effectExtent l="0" t="0" r="0" b="3810"/>
             <wp:docPr id="16" name="Picture 16"/>
@@ -7581,7 +7162,7 @@
           <w:noProof/>
         </w:rPr>
         <w:drawing>
-          <wp:inline distT="0" distB="0" distL="0" distR="0" wp14:anchorId="647FE086" wp14:editId="18D56C58">
+          <wp:inline distT="0" distB="0" distL="0" distR="0" wp14:anchorId="3B3BA888" wp14:editId="7ABD3D53">
             <wp:extent cx="5943600" cy="716280"/>
             <wp:effectExtent l="0" t="0" r="0" b="7620"/>
             <wp:docPr id="17" name="Picture 17"/>
@@ -7824,7 +7405,7 @@
           <w:noProof/>
         </w:rPr>
         <w:drawing>
-          <wp:inline distT="0" distB="0" distL="0" distR="0" wp14:anchorId="4EAA2284" wp14:editId="6FFB04C8">
+          <wp:inline distT="0" distB="0" distL="0" distR="0" wp14:anchorId="48E683C6" wp14:editId="4E5A2F0D">
             <wp:extent cx="5943600" cy="675640"/>
             <wp:effectExtent l="0" t="0" r="0" b="0"/>
             <wp:docPr id="18" name="Picture 18"/>
@@ -8124,7 +7705,7 @@
           <w:noProof/>
         </w:rPr>
         <w:drawing>
-          <wp:inline distT="0" distB="0" distL="0" distR="0" wp14:anchorId="0BF35CE7" wp14:editId="123FC14B">
+          <wp:inline distT="0" distB="0" distL="0" distR="0" wp14:anchorId="74CBE3AE" wp14:editId="4CEA81DF">
             <wp:extent cx="5943600" cy="3862705"/>
             <wp:effectExtent l="0" t="0" r="0" b="4445"/>
             <wp:docPr id="19" name="Picture 19"/>
@@ -8483,7 +8064,7 @@
         </w:rPr>
         <w:lastRenderedPageBreak/>
         <w:drawing>
-          <wp:inline distT="0" distB="0" distL="0" distR="0" wp14:anchorId="32E716A4" wp14:editId="665C547D">
+          <wp:inline distT="0" distB="0" distL="0" distR="0" wp14:anchorId="5B8524FF" wp14:editId="1DE93470">
             <wp:extent cx="5943600" cy="3712845"/>
             <wp:effectExtent l="0" t="0" r="0" b="1905"/>
             <wp:docPr id="20" name="Picture 20"/>
@@ -8529,7 +8110,7 @@
           <w:noProof/>
         </w:rPr>
         <w:drawing>
-          <wp:inline distT="0" distB="0" distL="0" distR="0" wp14:anchorId="7F22211D" wp14:editId="5B5D5057">
+          <wp:inline distT="0" distB="0" distL="0" distR="0" wp14:anchorId="168D7273" wp14:editId="4B6C5D60">
             <wp:extent cx="5943600" cy="3687445"/>
             <wp:effectExtent l="0" t="0" r="0" b="8255"/>
             <wp:docPr id="21" name="Picture 21"/>
@@ -8569,7 +8150,7 @@
           <w:noProof/>
         </w:rPr>
         <w:drawing>
-          <wp:inline distT="0" distB="0" distL="0" distR="0" wp14:anchorId="25E00EB8" wp14:editId="1FA17F03">
+          <wp:inline distT="0" distB="0" distL="0" distR="0" wp14:anchorId="1746FD2D" wp14:editId="196B5DE6">
             <wp:extent cx="5943600" cy="167005"/>
             <wp:effectExtent l="0" t="0" r="0" b="4445"/>
             <wp:docPr id="22" name="Picture 22"/>
@@ -8935,7 +8516,7 @@
           <w:noProof/>
         </w:rPr>
         <w:drawing>
-          <wp:inline distT="0" distB="0" distL="0" distR="0" wp14:anchorId="11926B96" wp14:editId="393616A2">
+          <wp:inline distT="0" distB="0" distL="0" distR="0" wp14:anchorId="46FDFD06" wp14:editId="18E09910">
             <wp:extent cx="5943600" cy="3305175"/>
             <wp:effectExtent l="0" t="0" r="0" b="9525"/>
             <wp:docPr id="24" name="Picture 24"/>
@@ -8996,7 +8577,7 @@
           <w:noProof/>
         </w:rPr>
         <w:drawing>
-          <wp:inline distT="0" distB="0" distL="0" distR="0" wp14:anchorId="6B0F2715" wp14:editId="3F5B2F7D">
+          <wp:inline distT="0" distB="0" distL="0" distR="0" wp14:anchorId="7B5CB208" wp14:editId="2E26D817">
             <wp:extent cx="5943600" cy="3139440"/>
             <wp:effectExtent l="0" t="0" r="0" b="3810"/>
             <wp:docPr id="23" name="Picture 23"/>
@@ -9404,7 +8985,7 @@
           <w:noProof/>
         </w:rPr>
         <w:drawing>
-          <wp:inline distT="0" distB="0" distL="0" distR="0" wp14:anchorId="2839A6C1" wp14:editId="46BEF382">
+          <wp:inline distT="0" distB="0" distL="0" distR="0" wp14:anchorId="233CB583" wp14:editId="6B0C1D2E">
             <wp:extent cx="5943600" cy="3162300"/>
             <wp:effectExtent l="0" t="0" r="0" b="0"/>
             <wp:docPr id="26" name="Picture 26"/>
@@ -9466,7 +9047,7 @@
           <w:noProof/>
         </w:rPr>
         <w:drawing>
-          <wp:inline distT="0" distB="0" distL="0" distR="0" wp14:anchorId="2690A150" wp14:editId="158940CC">
+          <wp:inline distT="0" distB="0" distL="0" distR="0" wp14:anchorId="4AC86F90" wp14:editId="066CB8EA">
             <wp:extent cx="5943600" cy="2098675"/>
             <wp:effectExtent l="0" t="0" r="0" b="0"/>
             <wp:docPr id="25" name="Picture 25"/>
@@ -10316,7 +9897,7 @@
           <w:noProof/>
         </w:rPr>
         <w:drawing>
-          <wp:inline distT="0" distB="0" distL="0" distR="0" wp14:anchorId="4D879791" wp14:editId="65CE7E20">
+          <wp:inline distT="0" distB="0" distL="0" distR="0" wp14:anchorId="13FE9512" wp14:editId="28A97F86">
             <wp:extent cx="5943600" cy="316230"/>
             <wp:effectExtent l="0" t="0" r="0" b="7620"/>
             <wp:docPr id="27" name="Picture 27"/>
@@ -10582,83 +10163,7 @@
         <w:spacing w:after="0"/>
         <w:jc w:val="both"/>
       </w:pPr>
-      <w:proofErr w:type="spellStart"/>
-      <w:proofErr w:type="spellEnd"/>
-      <w:proofErr w:type="spellStart"/>
-      <w:proofErr w:type="spellEnd"/>
-      <w:proofErr w:type="spellStart"/>
-      <w:proofErr w:type="spellEnd"/>
-      <w:proofErr w:type="spellStart"/>
-      <w:proofErr w:type="spellEnd"/>
-      <w:proofErr w:type="spellStart"/>
-      <w:proofErr w:type="spellEnd"/>
-      <w:proofErr w:type="spellStart"/>
-      <w:proofErr w:type="spellEnd"/>
-      <w:proofErr w:type="spellStart"/>
-      <w:proofErr w:type="spellEnd"/>
-      <w:proofErr w:type="spellStart"/>
-      <w:proofErr w:type="spellEnd"/>
-      <w:proofErr w:type="spellStart"/>
-      <w:proofErr w:type="spellEnd"/>
-      <w:proofErr w:type="spellStart"/>
-      <w:proofErr w:type="spellEnd"/>
-      <w:proofErr w:type="spellStart"/>
-      <w:proofErr w:type="spellEnd"/>
-      <w:proofErr w:type="spellStart"/>
-      <w:proofErr w:type="spellEnd"/>
-      <w:proofErr w:type="spellStart"/>
-      <w:proofErr w:type="spellEnd"/>
-      <w:proofErr w:type="spellStart"/>
-      <w:proofErr w:type="spellEnd"/>
-      <w:proofErr w:type="spellStart"/>
-      <w:proofErr w:type="spellEnd"/>
-      <w:proofErr w:type="spellStart"/>
-      <w:proofErr w:type="spellEnd"/>
-      <w:proofErr w:type="spellStart"/>
-      <w:proofErr w:type="spellEnd"/>
-      <w:proofErr w:type="spellStart"/>
-      <w:proofErr w:type="spellEnd"/>
-      <w:proofErr w:type="spellStart"/>
-      <w:proofErr w:type="spellEnd"/>
-      <w:proofErr w:type="spellStart"/>
-      <w:proofErr w:type="spellEnd"/>
-      <w:proofErr w:type="spellStart"/>
-      <w:proofErr w:type="spellEnd"/>
-      <w:proofErr w:type="spellStart"/>
-      <w:proofErr w:type="spellEnd"/>
-      <w:proofErr w:type="spellStart"/>
-      <w:proofErr w:type="spellEnd"/>
-      <w:proofErr w:type="spellStart"/>
-      <w:proofErr w:type="spellEnd"/>
-      <w:proofErr w:type="spellStart"/>
-      <w:proofErr w:type="spellEnd"/>
-      <w:proofErr w:type="spellStart"/>
-      <w:proofErr w:type="spellEnd"/>
-      <w:proofErr w:type="spellStart"/>
-      <w:proofErr w:type="spellEnd"/>
-      <w:proofErr w:type="spellStart"/>
-      <w:proofErr w:type="spellEnd"/>
-      <w:proofErr w:type="spellStart"/>
-      <w:proofErr w:type="spellEnd"/>
-      <w:proofErr w:type="spellStart"/>
-      <w:proofErr w:type="spellEnd"/>
-      <w:proofErr w:type="spellStart"/>
-      <w:proofErr w:type="spellEnd"/>
-      <w:proofErr w:type="spellStart"/>
-      <w:proofErr w:type="spellEnd"/>
-      <w:proofErr w:type="spellStart"/>
-      <w:proofErr w:type="spellEnd"/>
-      <w:proofErr w:type="spellStart"/>
-      <w:proofErr w:type="spellEnd"/>
-      <w:proofErr w:type="spellStart"/>
-      <w:proofErr w:type="spellEnd"/>
-      <w:r>
-        <w:rPr>
-          <w:rFonts w:ascii="Times New Roman" w:hAnsi="Times New Roman"/>
-          <w:b w:val="0"/>
-          <w:i w:val="0"/>
-          <w:sz w:val="24"/>
-        </w:rPr>
+      <w:r>
         <w:t>Metrik transaksi dihitung dengan rumus gross_amount sama dengan quantity dikali unit_price, dan net_amount sama dengan gross_amount dikali satu dikurangi discount_pct. Nilai discount_pct 0,10 berarti diskon sepuluh persen, bukan 0,10 persen. Rumus ini dihitung satu kali pada transformasi Polars, lalu hasilnya diteruskan apa adanya oleh model dbt sehingga angka antar-lapisan tidak berbeda.</w:t>
       </w:r>
     </w:p>
@@ -10673,92 +10178,49 @@
         <w:spacing w:after="0"/>
       </w:pPr>
       <w:r>
-        <w:rPr>
-          <w:rFonts w:ascii="Times New Roman" w:hAnsi="Times New Roman"/>
-          <w:b w:val="0"/>
-          <w:i w:val="0"/>
-          <w:sz w:val="24"/>
-        </w:rPr>
         <w:t>B. Transformasi gabungan batch dan streaming</w:t>
       </w:r>
     </w:p>
     <w:p>
       <w:pPr>
         <w:spacing w:after="0"/>
-        <w:jc w:val="center"/>
-      </w:pPr>
-      <w:r>
         <w:rPr>
-          <w:rFonts w:ascii="Times New Roman" w:hAnsi="Times New Roman"/>
-          <w:b w:val="0"/>
-          <w:i/>
-          <w:sz w:val="24"/>
+          <w:iCs/>
         </w:rPr>
-        <w:t>[ Tempel screenshot kode scripts/transform.py di sini ]</w:t>
-      </w:r>
+      </w:pPr>
     </w:p>
     <w:p>
       <w:pPr>
         <w:spacing w:after="0"/>
-        <w:jc w:val="center"/>
-      </w:pPr>
-      <w:r>
         <w:rPr>
-          <w:rFonts w:ascii="Times New Roman" w:hAnsi="Times New Roman"/>
-          <w:b w:val="0"/>
-          <w:i/>
-          <w:sz w:val="24"/>
+          <w:iCs/>
         </w:rPr>
-        <w:t>[ Tempel screenshot hasil python scripts/transform.py dan python tests/test_transform.py di sini ]</w:t>
+      </w:pPr>
+      <w:r>
+        <w:rPr>
+          <w:iCs/>
+        </w:rPr>
+        <w:t>Transform.py:</w:t>
       </w:r>
     </w:p>
     <w:p>
       <w:pPr>
-        <w:spacing/>
+        <w:spacing w:after="0"/>
         <w:jc w:val="both"/>
-      </w:pPr>
-      <w:r>
         <w:rPr>
-          <w:rFonts w:ascii="Times New Roman" w:hAnsi="Times New Roman"/>
-          <w:b w:val="0"/>
-          <w:i w:val="0"/>
-          <w:sz w:val="24"/>
+          <w:iCs/>
         </w:rPr>
-        <w:t>Menjalankan transform.py yang menggabungkan record valid dari jalur batch dan jalur streaming dengan Polars lazy. Sebanyak 30 record dari batch dan 30 record dari streaming digabung menjadi 60 baris, lalu duplikat dibuang berdasarkan order_id sehingga tersisa 30 order, karena order yang sama masuk melalui kedua jalur. Kolom order_ts dari streaming yang masih berupa teks diseragamkan menjadi timestamp UTC, kemudian gross_amount, net_amount, dan order_date dihitung, dengan total net_amount 3.948,47 untuk seluruh status. Seluruh langkah disusun sebagai rencana lazy melalui scan_parquet dan scan_ndjson lalu dieksekusi sekali saat collect(), dan hasilnya ditulis ke data/transformed/orders_transformed.parquet. Tes pada tests/test_transform.py memastikan dedup, perhitungan diskon, dan normalisasi UTC berjalan benar.</w:t>
-      </w:r>
-    </w:p>
-    <w:p/>
-    <w:p>
-      <w:pPr>
-        <w:pStyle w:val="ListParagraph"/>
-        <w:spacing w:after="0"/>
-      </w:pPr>
-      <w:r>
-        <w:rPr>
-          <w:rFonts w:ascii="Times New Roman" w:hAnsi="Times New Roman"/>
-          <w:b w:val="0"/>
-          <w:i w:val="0"/>
-          <w:sz w:val="24"/>
-        </w:rPr>
-        <w:t>C. Benchmark Pandas dan Polars</w:t>
-      </w:r>
-    </w:p>
-    <w:p>
-      <w:pPr>
-        <w:spacing w:after="0" w:line="120" w:lineRule="auto"/>
-        <w:jc w:val="center"/>
       </w:pPr>
       <w:r>
         <w:rPr>
           <w:i/>
-          <w:noProof/>
         </w:rPr>
         <w:lastRenderedPageBreak/>
         <w:drawing>
-          <wp:inline distT="0" distB="0" distL="0" distR="0" wp14:anchorId="3DC97368" wp14:editId="745D3831">
-            <wp:extent cx="5943600" cy="3156585"/>
-            <wp:effectExtent l="0" t="0" r="0" b="5715"/>
-            <wp:docPr id="28" name="Picture 28"/>
+          <wp:inline distT="0" distB="0" distL="0" distR="0" wp14:anchorId="72C80C2F" wp14:editId="576E5FF3">
+            <wp:extent cx="5943600" cy="3947795"/>
+            <wp:effectExtent l="0" t="0" r="0" b="0"/>
+            <wp:docPr id="4" name="Picture 4"/>
             <wp:cNvGraphicFramePr>
               <a:graphicFrameLocks xmlns:a="http://schemas.openxmlformats.org/drawingml/2006/main" noChangeAspect="1"/>
             </wp:cNvGraphicFramePr>
@@ -10778,7 +10240,7 @@
                   <pic:spPr>
                     <a:xfrm>
                       <a:off x="0" y="0"/>
-                      <a:ext cx="5943600" cy="3156585"/>
+                      <a:ext cx="5943600" cy="3947795"/>
                     </a:xfrm>
                     <a:prstGeom prst="rect">
                       <a:avLst/>
@@ -10790,15 +10252,24 @@
           </wp:inline>
         </w:drawing>
       </w:r>
-      <w:r>
+    </w:p>
+    <w:p>
+      <w:pPr>
+        <w:spacing w:after="0"/>
+        <w:jc w:val="both"/>
         <w:rPr>
-          <w:noProof/>
+          <w:iCs/>
+        </w:rPr>
+      </w:pPr>
+      <w:r>
+        <w:rPr>
+          <w:iCs/>
         </w:rPr>
         <w:drawing>
-          <wp:inline distT="0" distB="0" distL="0" distR="0" wp14:anchorId="3741A0B8" wp14:editId="6BBF827D">
-            <wp:extent cx="5943600" cy="3335020"/>
+          <wp:inline distT="0" distB="0" distL="0" distR="0" wp14:anchorId="4DDCA7EA" wp14:editId="1EF43DDB">
+            <wp:extent cx="5943600" cy="3772535"/>
             <wp:effectExtent l="0" t="0" r="0" b="0"/>
-            <wp:docPr id="29" name="Picture 29"/>
+            <wp:docPr id="35" name="Picture 35"/>
             <wp:cNvGraphicFramePr>
               <a:graphicFrameLocks xmlns:a="http://schemas.openxmlformats.org/drawingml/2006/main" noChangeAspect="1"/>
             </wp:cNvGraphicFramePr>
@@ -10818,7 +10289,7 @@
                   <pic:spPr>
                     <a:xfrm>
                       <a:off x="0" y="0"/>
-                      <a:ext cx="5943600" cy="3335020"/>
+                      <a:ext cx="5943600" cy="3772535"/>
                     </a:xfrm>
                     <a:prstGeom prst="rect">
                       <a:avLst/>
@@ -10833,18 +10304,69 @@
     </w:p>
     <w:p>
       <w:pPr>
+        <w:spacing w:after="0"/>
+        <w:jc w:val="both"/>
+        <w:rPr>
+          <w:iCs/>
+        </w:rPr>
+      </w:pPr>
+    </w:p>
+    <w:p>
+      <w:pPr>
+        <w:jc w:val="both"/>
+      </w:pPr>
+      <w:proofErr w:type="spellStart"/>
+      <w:r>
+        <w:lastRenderedPageBreak/>
+        <w:t>Menjalankan</w:t>
+      </w:r>
+      <w:proofErr w:type="spellEnd"/>
+      <w:r>
+        <w:t xml:space="preserve"> transform.py yang </w:t>
+      </w:r>
+      <w:proofErr w:type="spellStart"/>
+      <w:r>
+        <w:t>menggabungkan</w:t>
+      </w:r>
+      <w:proofErr w:type="spellEnd"/>
+      <w:r>
+        <w:t xml:space="preserve"> record valid dari jalur batch dan jalur streaming dengan Polars lazy. Sebanyak 30 record dari batch dan 30 record dari streaming digabung menjadi 60 baris, lalu duplikat dibuang </w:t>
+      </w:r>
+      <w:r>
+        <w:t>berdasarkan order_id sehingga tersisa 30 order, karena order yang sama masuk melalui kedua jalur. Kolom order_ts dari streaming yang masih berupa teks diseragamkan menjadi timestamp UTC, kemudian gross_amount, net_amount, dan order_date dihitung, dengan to</w:t>
+      </w:r>
+      <w:r>
+        <w:t>tal net_amount 3.948,47 untuk seluruh status. Seluruh langkah disusun sebagai rencana lazy melalui scan_parquet dan scan_ndjson lalu dieksekusi sekali saat collect(), dan hasilnya ditulis ke data/transformed/orders_transformed.parquet. Tes pada tests/test_</w:t>
+      </w:r>
+      <w:r>
+        <w:t>transform.py memastikan dedup, perhitungan diskon, dan normalisasi UTC berjalan benar.</w:t>
+      </w:r>
+    </w:p>
+    <w:p/>
+    <w:p>
+      <w:pPr>
+        <w:pStyle w:val="ListParagraph"/>
+        <w:spacing w:after="0"/>
+      </w:pPr>
+      <w:r>
+        <w:t>C. Benchmark Pandas dan Polars</w:t>
+      </w:r>
+    </w:p>
+    <w:p>
+      <w:pPr>
         <w:spacing w:after="0" w:line="120" w:lineRule="auto"/>
         <w:jc w:val="center"/>
       </w:pPr>
       <w:r>
         <w:rPr>
+          <w:i/>
           <w:noProof/>
         </w:rPr>
         <w:drawing>
-          <wp:inline distT="0" distB="0" distL="0" distR="0" wp14:anchorId="2CFDF8D6" wp14:editId="263FF44C">
-            <wp:extent cx="5943600" cy="882015"/>
-            <wp:effectExtent l="0" t="0" r="0" b="0"/>
-            <wp:docPr id="30" name="Picture 30"/>
+          <wp:inline distT="0" distB="0" distL="0" distR="0" wp14:anchorId="098E0310" wp14:editId="281825F3">
+            <wp:extent cx="5943600" cy="3156585"/>
+            <wp:effectExtent l="0" t="0" r="0" b="5715"/>
+            <wp:docPr id="28" name="Picture 28"/>
             <wp:cNvGraphicFramePr>
               <a:graphicFrameLocks xmlns:a="http://schemas.openxmlformats.org/drawingml/2006/main" noChangeAspect="1"/>
             </wp:cNvGraphicFramePr>
@@ -10864,7 +10386,7 @@
                   <pic:spPr>
                     <a:xfrm>
                       <a:off x="0" y="0"/>
-                      <a:ext cx="5943600" cy="882015"/>
+                      <a:ext cx="5943600" cy="3156585"/>
                     </a:xfrm>
                     <a:prstGeom prst="rect">
                       <a:avLst/>
@@ -10882,21 +10404,16 @@
         <w:spacing w:after="0" w:line="120" w:lineRule="auto"/>
         <w:jc w:val="center"/>
       </w:pPr>
-    </w:p>
-    <w:p>
-      <w:pPr>
-        <w:spacing w:after="0" w:line="120" w:lineRule="auto"/>
-        <w:jc w:val="center"/>
-      </w:pPr>
       <w:r>
         <w:rPr>
           <w:noProof/>
         </w:rPr>
+        <w:lastRenderedPageBreak/>
         <w:drawing>
-          <wp:inline distT="0" distB="0" distL="0" distR="0" wp14:anchorId="7E8BD72E" wp14:editId="55CAFC2A">
-            <wp:extent cx="5943600" cy="598170"/>
+          <wp:inline distT="0" distB="0" distL="0" distR="0" wp14:anchorId="4174AA67" wp14:editId="33BA0411">
+            <wp:extent cx="5943600" cy="3335020"/>
             <wp:effectExtent l="0" t="0" r="0" b="0"/>
-            <wp:docPr id="31" name="Picture 31"/>
+            <wp:docPr id="29" name="Picture 29"/>
             <wp:cNvGraphicFramePr>
               <a:graphicFrameLocks xmlns:a="http://schemas.openxmlformats.org/drawingml/2006/main" noChangeAspect="1"/>
             </wp:cNvGraphicFramePr>
@@ -10916,6 +10433,110 @@
                   <pic:spPr>
                     <a:xfrm>
                       <a:off x="0" y="0"/>
+                      <a:ext cx="5943600" cy="3335020"/>
+                    </a:xfrm>
+                    <a:prstGeom prst="rect">
+                      <a:avLst/>
+                    </a:prstGeom>
+                  </pic:spPr>
+                </pic:pic>
+              </a:graphicData>
+            </a:graphic>
+          </wp:inline>
+        </w:drawing>
+      </w:r>
+    </w:p>
+    <w:p>
+      <w:pPr>
+        <w:spacing w:after="0" w:line="120" w:lineRule="auto"/>
+        <w:jc w:val="center"/>
+      </w:pPr>
+    </w:p>
+    <w:p>
+      <w:pPr>
+        <w:spacing w:after="0" w:line="120" w:lineRule="auto"/>
+        <w:jc w:val="center"/>
+      </w:pPr>
+      <w:r>
+        <w:rPr>
+          <w:noProof/>
+        </w:rPr>
+        <w:drawing>
+          <wp:inline distT="0" distB="0" distL="0" distR="0" wp14:anchorId="023AC111" wp14:editId="230D6831">
+            <wp:extent cx="5943600" cy="882015"/>
+            <wp:effectExtent l="0" t="0" r="0" b="0"/>
+            <wp:docPr id="30" name="Picture 30"/>
+            <wp:cNvGraphicFramePr>
+              <a:graphicFrameLocks xmlns:a="http://schemas.openxmlformats.org/drawingml/2006/main" noChangeAspect="1"/>
+            </wp:cNvGraphicFramePr>
+            <a:graphic xmlns:a="http://schemas.openxmlformats.org/drawingml/2006/main">
+              <a:graphicData uri="http://schemas.openxmlformats.org/drawingml/2006/picture">
+                <pic:pic xmlns:pic="http://schemas.openxmlformats.org/drawingml/2006/picture">
+                  <pic:nvPicPr>
+                    <pic:cNvPr id="1" name=""/>
+                    <pic:cNvPicPr/>
+                  </pic:nvPicPr>
+                  <pic:blipFill>
+                    <a:blip r:embed="rId37"/>
+                    <a:stretch>
+                      <a:fillRect/>
+                    </a:stretch>
+                  </pic:blipFill>
+                  <pic:spPr>
+                    <a:xfrm>
+                      <a:off x="0" y="0"/>
+                      <a:ext cx="5943600" cy="882015"/>
+                    </a:xfrm>
+                    <a:prstGeom prst="rect">
+                      <a:avLst/>
+                    </a:prstGeom>
+                  </pic:spPr>
+                </pic:pic>
+              </a:graphicData>
+            </a:graphic>
+          </wp:inline>
+        </w:drawing>
+      </w:r>
+    </w:p>
+    <w:p>
+      <w:pPr>
+        <w:spacing w:after="0" w:line="120" w:lineRule="auto"/>
+        <w:jc w:val="center"/>
+      </w:pPr>
+    </w:p>
+    <w:p>
+      <w:pPr>
+        <w:spacing w:after="0" w:line="120" w:lineRule="auto"/>
+        <w:jc w:val="center"/>
+      </w:pPr>
+      <w:r>
+        <w:rPr>
+          <w:noProof/>
+        </w:rPr>
+        <w:drawing>
+          <wp:inline distT="0" distB="0" distL="0" distR="0" wp14:anchorId="5462F06D" wp14:editId="72AE6128">
+            <wp:extent cx="5943600" cy="598170"/>
+            <wp:effectExtent l="0" t="0" r="0" b="0"/>
+            <wp:docPr id="31" name="Picture 31"/>
+            <wp:cNvGraphicFramePr>
+              <a:graphicFrameLocks xmlns:a="http://schemas.openxmlformats.org/drawingml/2006/main" noChangeAspect="1"/>
+            </wp:cNvGraphicFramePr>
+            <a:graphic xmlns:a="http://schemas.openxmlformats.org/drawingml/2006/main">
+              <a:graphicData uri="http://schemas.openxmlformats.org/drawingml/2006/picture">
+                <pic:pic xmlns:pic="http://schemas.openxmlformats.org/drawingml/2006/picture">
+                  <pic:nvPicPr>
+                    <pic:cNvPr id="1" name=""/>
+                    <pic:cNvPicPr/>
+                  </pic:nvPicPr>
+                  <pic:blipFill>
+                    <a:blip r:embed="rId38"/>
+                    <a:stretch>
+                      <a:fillRect/>
+                    </a:stretch>
+                  </pic:blipFill>
+                  <pic:spPr>
+                    <a:xfrm>
+                      <a:off x="0" y="0"/>
                       <a:ext cx="5943600" cy="598170"/>
                     </a:xfrm>
                     <a:prstGeom prst="rect">
@@ -10928,6 +10549,12 @@
           </wp:inline>
         </w:drawing>
       </w:r>
+    </w:p>
+    <w:p>
+      <w:pPr>
+        <w:spacing w:after="0" w:line="120" w:lineRule="auto"/>
+        <w:jc w:val="center"/>
+      </w:pPr>
     </w:p>
     <w:tbl>
       <w:tblPr>
@@ -11117,7 +10744,6 @@
           </w:tcPr>
           <w:p>
             <w:r>
-              <w:lastRenderedPageBreak/>
               <w:t>Polars eager</w:t>
             </w:r>
           </w:p>
@@ -11668,22 +11294,33 @@
     <w:p>
       <w:pPr>
         <w:spacing w:after="0"/>
+        <w:jc w:val="both"/>
       </w:pPr>
     </w:p>
     <w:p>
       <w:pPr>
+        <w:spacing w:after="0"/>
+        <w:jc w:val="both"/>
+      </w:pPr>
+    </w:p>
+    <w:p>
+      <w:pPr>
+        <w:spacing w:after="0"/>
+        <w:jc w:val="both"/>
+      </w:pPr>
+    </w:p>
+    <w:p>
+      <w:pPr>
+        <w:spacing w:after="0"/>
+      </w:pPr>
+    </w:p>
+    <w:p>
+      <w:pPr>
         <w:pStyle w:val="ListParagraph"/>
         <w:spacing w:after="0" w:line="360" w:lineRule="auto"/>
       </w:pPr>
-      <w:proofErr w:type="spellStart"/>
-      <w:proofErr w:type="spellEnd"/>
-      <w:r>
-        <w:rPr>
-          <w:rFonts w:ascii="Times New Roman" w:hAnsi="Times New Roman"/>
-          <w:b w:val="0"/>
-          <w:i w:val="0"/>
-          <w:sz w:val="24"/>
-        </w:rPr>
+      <w:r>
+        <w:lastRenderedPageBreak/>
         <w:t>D. Eksperimen data skew</w:t>
       </w:r>
     </w:p>
@@ -11698,7 +11335,7 @@
           <w:noProof/>
         </w:rPr>
         <w:drawing>
-          <wp:inline distT="0" distB="0" distL="0" distR="0" wp14:anchorId="6738CC38" wp14:editId="08FF6EF1">
+          <wp:inline distT="0" distB="0" distL="0" distR="0" wp14:anchorId="26D23A63" wp14:editId="6A16AF5F">
             <wp:extent cx="5943600" cy="3413760"/>
             <wp:effectExtent l="0" t="0" r="0" b="0"/>
             <wp:docPr id="32" name="Picture 32"/>
@@ -11713,7 +11350,7 @@
                     <pic:cNvPicPr/>
                   </pic:nvPicPr>
                   <pic:blipFill>
-                    <a:blip r:embed="rId37"/>
+                    <a:blip r:embed="rId39"/>
                     <a:stretch>
                       <a:fillRect/>
                     </a:stretch>
@@ -11743,9 +11380,8 @@
         <w:rPr>
           <w:noProof/>
         </w:rPr>
-        <w:lastRenderedPageBreak/>
         <w:drawing>
-          <wp:inline distT="0" distB="0" distL="0" distR="0" wp14:anchorId="4A4FCAEC" wp14:editId="7228A27D">
+          <wp:inline distT="0" distB="0" distL="0" distR="0" wp14:anchorId="0352AD53" wp14:editId="15D00C84">
             <wp:extent cx="5943600" cy="3319145"/>
             <wp:effectExtent l="0" t="0" r="0" b="0"/>
             <wp:docPr id="33" name="Picture 33"/>
@@ -11760,7 +11396,7 @@
                     <pic:cNvPicPr/>
                   </pic:nvPicPr>
                   <pic:blipFill>
-                    <a:blip r:embed="rId38"/>
+                    <a:blip r:embed="rId40"/>
                     <a:stretch>
                       <a:fillRect/>
                     </a:stretch>
@@ -11800,17 +11436,68 @@
     <w:p>
       <w:pPr>
         <w:spacing w:after="0"/>
+        <w:jc w:val="center"/>
         <w:rPr>
           <w:rFonts w:cs="Times New Roman"/>
           <w:szCs w:val="24"/>
         </w:rPr>
       </w:pPr>
-      <w:proofErr w:type="spellStart"/>
-      <w:r>
+    </w:p>
+    <w:p>
+      <w:pPr>
+        <w:spacing w:after="0"/>
+        <w:jc w:val="center"/>
         <w:rPr>
           <w:rFonts w:cs="Times New Roman"/>
           <w:szCs w:val="24"/>
         </w:rPr>
+      </w:pPr>
+    </w:p>
+    <w:p>
+      <w:pPr>
+        <w:spacing w:after="0"/>
+        <w:jc w:val="center"/>
+        <w:rPr>
+          <w:rFonts w:cs="Times New Roman"/>
+          <w:szCs w:val="24"/>
+        </w:rPr>
+      </w:pPr>
+    </w:p>
+    <w:p>
+      <w:pPr>
+        <w:spacing w:after="0"/>
+        <w:jc w:val="center"/>
+        <w:rPr>
+          <w:rFonts w:cs="Times New Roman"/>
+          <w:szCs w:val="24"/>
+        </w:rPr>
+      </w:pPr>
+    </w:p>
+    <w:p>
+      <w:pPr>
+        <w:spacing w:after="0"/>
+        <w:jc w:val="center"/>
+        <w:rPr>
+          <w:rFonts w:cs="Times New Roman"/>
+          <w:szCs w:val="24"/>
+        </w:rPr>
+      </w:pPr>
+    </w:p>
+    <w:p>
+      <w:pPr>
+        <w:spacing w:after="0"/>
+        <w:rPr>
+          <w:rFonts w:cs="Times New Roman"/>
+          <w:szCs w:val="24"/>
+        </w:rPr>
+      </w:pPr>
+      <w:proofErr w:type="spellStart"/>
+      <w:r>
+        <w:rPr>
+          <w:rFonts w:cs="Times New Roman"/>
+          <w:szCs w:val="24"/>
+        </w:rPr>
+        <w:lastRenderedPageBreak/>
         <w:t>Jalankan</w:t>
       </w:r>
       <w:proofErr w:type="spellEnd"/>
@@ -11838,7 +11525,7 @@
           <w:szCs w:val="24"/>
         </w:rPr>
         <w:drawing>
-          <wp:inline distT="0" distB="0" distL="0" distR="0" wp14:anchorId="1BEE7EB0" wp14:editId="277EE15C">
+          <wp:inline distT="0" distB="0" distL="0" distR="0" wp14:anchorId="697CE2BE" wp14:editId="77138C1B">
             <wp:extent cx="5943600" cy="868045"/>
             <wp:effectExtent l="0" t="0" r="0" b="8255"/>
             <wp:docPr id="34" name="Picture 34"/>
@@ -11853,7 +11540,7 @@
                     <pic:cNvPicPr/>
                   </pic:nvPicPr>
                   <pic:blipFill>
-                    <a:blip r:embed="rId39"/>
+                    <a:blip r:embed="rId41"/>
                     <a:stretch>
                       <a:fillRect/>
                     </a:stretch>
@@ -12838,17 +12525,7 @@
         <w:pStyle w:val="ListParagraph"/>
         <w:spacing w:after="0"/>
       </w:pPr>
-      <w:proofErr w:type="spellStart"/>
-      <w:proofErr w:type="spellEnd"/>
-      <w:proofErr w:type="spellStart"/>
-      <w:proofErr w:type="spellEnd"/>
-      <w:r>
-        <w:rPr>
-          <w:rFonts w:ascii="Times New Roman" w:hAnsi="Times New Roman"/>
-          <w:b w:val="0"/>
-          <w:i w:val="0"/>
-          <w:sz w:val="24"/>
-        </w:rPr>
+      <w:r>
         <w:t>A. Muat hasil transformasi ke DuckDB</w:t>
       </w:r>
     </w:p>
@@ -12859,204 +12536,14 @@
       </w:pPr>
       <w:r>
         <w:rPr>
-          <w:rFonts w:ascii="Times New Roman" w:hAnsi="Times New Roman"/>
           <w:i/>
-          <w:sz w:val="24"/>
         </w:rPr>
-        <w:t>[ Ganti dengan screenshot kode scripts/load_duckdb.py versi baru ]</w:t>
-      </w:r>
-    </w:p>
-    <w:p>
-      <w:pPr>
-        <w:spacing w:after="0"/>
-        <w:jc w:val="center"/>
-      </w:pPr>
-    </w:p>
-    <w:p>
-      <w:pPr>
-        <w:spacing w:after="0"/>
-      </w:pPr>
-      <w:proofErr w:type="spellStart"/>
-      <w:r>
-        <w:t>Jalankan</w:t>
-      </w:r>
-      <w:proofErr w:type="spellEnd"/>
-    </w:p>
-    <w:p>
-      <w:pPr>
-        <w:spacing w:after="0"/>
-      </w:pPr>
-      <w:r>
-        <w:rPr>
-          <w:noProof/>
-        </w:rPr>
+        <w:lastRenderedPageBreak/>
         <w:drawing>
-          <wp:inline distT="0" distB="0" distL="0" distR="0" wp14:anchorId="3D79802A" wp14:editId="7936A17F">
-            <wp:extent cx="5943600" cy="737870"/>
-            <wp:effectExtent l="0" t="0" r="0" b="5080"/>
-            <wp:docPr id="36" name="Picture 36"/>
-            <wp:cNvGraphicFramePr>
-              <a:graphicFrameLocks xmlns:a="http://schemas.openxmlformats.org/drawingml/2006/main" noChangeAspect="1"/>
-            </wp:cNvGraphicFramePr>
-            <a:graphic xmlns:a="http://schemas.openxmlformats.org/drawingml/2006/main">
-              <a:graphicData uri="http://schemas.openxmlformats.org/drawingml/2006/picture">
-                <pic:pic xmlns:pic="http://schemas.openxmlformats.org/drawingml/2006/picture">
-                  <pic:nvPicPr>
-                    <pic:cNvPr id="1" name=""/>
-                    <pic:cNvPicPr/>
-                  </pic:nvPicPr>
-                  <pic:blipFill>
-                    <a:blip r:embed="rId41"/>
-                    <a:stretch>
-                      <a:fillRect/>
-                    </a:stretch>
-                  </pic:blipFill>
-                  <pic:spPr>
-                    <a:xfrm>
-                      <a:off x="0" y="0"/>
-                      <a:ext cx="5943600" cy="737870"/>
-                    </a:xfrm>
-                    <a:prstGeom prst="rect">
-                      <a:avLst/>
-                    </a:prstGeom>
-                  </pic:spPr>
-                </pic:pic>
-              </a:graphicData>
-            </a:graphic>
-          </wp:inline>
-        </w:drawing>
-      </w:r>
-    </w:p>
-    <w:p>
-      <w:pPr>
-        <w:spacing w:after="0"/>
-        <w:jc w:val="center"/>
-      </w:pPr>
-    </w:p>
-    <w:p>
-      <w:pPr>
-        <w:spacing w:after="0"/>
-        <w:jc w:val="both"/>
-      </w:pPr>
-      <w:proofErr w:type="spellStart"/>
-      <w:proofErr w:type="spellEnd"/>
-      <w:proofErr w:type="spellStart"/>
-      <w:proofErr w:type="spellEnd"/>
-      <w:proofErr w:type="spellStart"/>
-      <w:proofErr w:type="spellEnd"/>
-      <w:proofErr w:type="spellStart"/>
-      <w:proofErr w:type="spellEnd"/>
-      <w:proofErr w:type="spellStart"/>
-      <w:proofErr w:type="gramStart"/>
-      <w:proofErr w:type="spellEnd"/>
-      <w:proofErr w:type="gramEnd"/>
-      <w:proofErr w:type="spellStart"/>
-      <w:proofErr w:type="spellEnd"/>
-      <w:proofErr w:type="spellStart"/>
-      <w:proofErr w:type="spellEnd"/>
-      <w:proofErr w:type="spellStart"/>
-      <w:proofErr w:type="spellEnd"/>
-      <w:proofErr w:type="spellStart"/>
-      <w:proofErr w:type="spellEnd"/>
-      <w:proofErr w:type="spellStart"/>
-      <w:proofErr w:type="spellEnd"/>
-      <w:proofErr w:type="spellStart"/>
-      <w:proofErr w:type="spellEnd"/>
-      <w:proofErr w:type="spellStart"/>
-      <w:proofErr w:type="spellEnd"/>
-      <w:proofErr w:type="spellStart"/>
-      <w:proofErr w:type="spellEnd"/>
-      <w:proofErr w:type="spellStart"/>
-      <w:proofErr w:type="spellEnd"/>
-      <w:proofErr w:type="spellStart"/>
-      <w:proofErr w:type="spellEnd"/>
-      <w:proofErr w:type="spellStart"/>
-      <w:proofErr w:type="spellEnd"/>
-      <w:proofErr w:type="spellStart"/>
-      <w:proofErr w:type="spellEnd"/>
-      <w:proofErr w:type="spellStart"/>
-      <w:proofErr w:type="spellEnd"/>
-      <w:proofErr w:type="spellStart"/>
-      <w:proofErr w:type="spellEnd"/>
-      <w:proofErr w:type="spellStart"/>
-      <w:proofErr w:type="spellEnd"/>
-      <w:proofErr w:type="spellStart"/>
-      <w:proofErr w:type="spellEnd"/>
-      <w:proofErr w:type="spellStart"/>
-      <w:proofErr w:type="spellEnd"/>
-      <w:proofErr w:type="spellStart"/>
-      <w:proofErr w:type="spellEnd"/>
-      <w:proofErr w:type="spellStart"/>
-      <w:proofErr w:type="spellEnd"/>
-      <w:proofErr w:type="spellStart"/>
-      <w:proofErr w:type="spellEnd"/>
-      <w:r>
-        <w:rPr>
-          <w:rFonts w:ascii="Times New Roman" w:hAnsi="Times New Roman"/>
-          <w:i w:val="0"/>
-          <w:sz w:val="24"/>
-        </w:rPr>
-        <w:t>Memuat data/transformed/orders_transformed.parquet hasil transformasi Polars ke tabel raw.orders di warehouse DuckDB. Sebanyak 30 baris berhasil dimuat dengan rincian paid 20, shipped 8, cancelled 1, dan refunded 1, dan tabel ini sudah membawa kolom gross_amount, net_amount, serta order_date. Pemeriksaan quality gate terhadap seluruh aturan kontrak menghasilkan nol record pelanggar, membuktikan data cacat tidak pernah sampai ke warehouse.</w:t>
-      </w:r>
-    </w:p>
-    <w:p>
-      <w:pPr>
-        <w:spacing w:after="0"/>
-      </w:pPr>
-    </w:p>
-    <w:p>
-      <w:pPr>
-        <w:pStyle w:val="ListParagraph"/>
-        <w:spacing w:after="0"/>
-      </w:pPr>
-      <w:r>
-        <w:t xml:space="preserve">B. </w:t>
-      </w:r>
-      <w:proofErr w:type="spellStart"/>
-      <w:r>
-        <w:t>Siapkan</w:t>
-      </w:r>
-      <w:proofErr w:type="spellEnd"/>
-      <w:r>
-        <w:t xml:space="preserve"> </w:t>
-      </w:r>
-      <w:proofErr w:type="spellStart"/>
-      <w:r>
-        <w:t>struktur</w:t>
-      </w:r>
-      <w:proofErr w:type="spellEnd"/>
-      <w:r>
-        <w:t xml:space="preserve"> </w:t>
-      </w:r>
-      <w:proofErr w:type="spellStart"/>
-      <w:r>
-        <w:t>proyek</w:t>
-      </w:r>
-      <w:proofErr w:type="spellEnd"/>
-      <w:r>
-        <w:t xml:space="preserve"> </w:t>
-      </w:r>
-      <w:proofErr w:type="spellStart"/>
-      <w:r>
-        <w:t>dbt</w:t>
-      </w:r>
-      <w:proofErr w:type="spellEnd"/>
-    </w:p>
-    <w:p>
-      <w:pPr>
-        <w:spacing w:after="0"/>
-        <w:jc w:val="center"/>
-      </w:pPr>
-      <w:r>
-        <w:rPr>
-          <w:i/>
-          <w:noProof/>
-        </w:rPr>
-        <w:drawing>
-          <wp:inline distT="0" distB="0" distL="0" distR="0" wp14:anchorId="3FDE87F6" wp14:editId="5712C7E6">
-            <wp:extent cx="5943600" cy="777875"/>
-            <wp:effectExtent l="0" t="0" r="0" b="3175"/>
-            <wp:docPr id="37" name="Picture 37"/>
+          <wp:inline distT="0" distB="0" distL="0" distR="0" wp14:anchorId="1FA2604A" wp14:editId="14C54D5F">
+            <wp:extent cx="5943600" cy="3790950"/>
+            <wp:effectExtent l="0" t="0" r="0" b="0"/>
+            <wp:docPr id="40" name="Picture 40"/>
             <wp:cNvGraphicFramePr>
               <a:graphicFrameLocks xmlns:a="http://schemas.openxmlformats.org/drawingml/2006/main" noChangeAspect="1"/>
             </wp:cNvGraphicFramePr>
@@ -13076,7 +12563,7 @@
                   <pic:spPr>
                     <a:xfrm>
                       <a:off x="0" y="0"/>
-                      <a:ext cx="5943600" cy="777875"/>
+                      <a:ext cx="5943600" cy="3790950"/>
                     </a:xfrm>
                     <a:prstGeom prst="rect">
                       <a:avLst/>
@@ -13092,6 +12579,7 @@
     <w:p>
       <w:pPr>
         <w:spacing w:after="0"/>
+        <w:jc w:val="center"/>
       </w:pPr>
     </w:p>
     <w:p>
@@ -13100,7 +12588,7 @@
       </w:pPr>
       <w:proofErr w:type="spellStart"/>
       <w:r>
-        <w:t>dbt_project.yml</w:t>
+        <w:t>Jalankan</w:t>
       </w:r>
       <w:proofErr w:type="spellEnd"/>
     </w:p>
@@ -13112,12 +12600,11 @@
         <w:rPr>
           <w:noProof/>
         </w:rPr>
-        <w:lastRenderedPageBreak/>
         <w:drawing>
-          <wp:inline distT="0" distB="0" distL="0" distR="0" wp14:anchorId="068BB31A" wp14:editId="3862992E">
-            <wp:extent cx="5943600" cy="1140460"/>
-            <wp:effectExtent l="0" t="0" r="0" b="2540"/>
-            <wp:docPr id="38" name="Picture 38"/>
+          <wp:inline distT="0" distB="0" distL="0" distR="0" wp14:anchorId="43F2D607" wp14:editId="5609ABE0">
+            <wp:extent cx="5943600" cy="737870"/>
+            <wp:effectExtent l="0" t="0" r="0" b="5080"/>
+            <wp:docPr id="36" name="Picture 36"/>
             <wp:cNvGraphicFramePr>
               <a:graphicFrameLocks xmlns:a="http://schemas.openxmlformats.org/drawingml/2006/main" noChangeAspect="1"/>
             </wp:cNvGraphicFramePr>
@@ -13137,7 +12624,7 @@
                   <pic:spPr>
                     <a:xfrm>
                       <a:off x="0" y="0"/>
-                      <a:ext cx="5943600" cy="1140460"/>
+                      <a:ext cx="5943600" cy="737870"/>
                     </a:xfrm>
                     <a:prstGeom prst="rect">
                       <a:avLst/>
@@ -13153,31 +12640,76 @@
     <w:p>
       <w:pPr>
         <w:spacing w:after="0"/>
+        <w:jc w:val="center"/>
       </w:pPr>
     </w:p>
     <w:p>
       <w:pPr>
         <w:spacing w:after="0"/>
-      </w:pPr>
-      <w:proofErr w:type="spellStart"/>
-      <w:r>
-        <w:t>profiles.yml</w:t>
-      </w:r>
-      <w:proofErr w:type="spellEnd"/>
+        <w:jc w:val="both"/>
+      </w:pPr>
+      <w:r>
+        <w:t>Memuat data/transformed/orders_transformed.parquet hasil transformasi Polars ke tabel raw.orders di warehouse DuckDB. Sebanyak 30 baris berhasil dimuat dengan rincian paid 20, shipped 8, cancelled 1, dan refunded 1, dan tabel ini sudah membawa kolom gross_amount, net_amount, serta order_date. Pemeriksaan quality gate terhadap seluruh aturan kontrak menghasilkan nol record pelanggar, membuktikan data cacat tidak pernah sampai ke warehouse.</w:t>
+      </w:r>
     </w:p>
     <w:p>
       <w:pPr>
         <w:spacing w:after="0"/>
       </w:pPr>
+    </w:p>
+    <w:p>
+      <w:pPr>
+        <w:pStyle w:val="ListParagraph"/>
+        <w:spacing w:after="0"/>
+      </w:pPr>
+      <w:r>
+        <w:t xml:space="preserve">B. </w:t>
+      </w:r>
+      <w:proofErr w:type="spellStart"/>
+      <w:r>
+        <w:t>Siapkan</w:t>
+      </w:r>
+      <w:proofErr w:type="spellEnd"/>
+      <w:r>
+        <w:t xml:space="preserve"> </w:t>
+      </w:r>
+      <w:proofErr w:type="spellStart"/>
+      <w:r>
+        <w:t>struktur</w:t>
+      </w:r>
+      <w:proofErr w:type="spellEnd"/>
+      <w:r>
+        <w:t xml:space="preserve"> </w:t>
+      </w:r>
+      <w:proofErr w:type="spellStart"/>
+      <w:r>
+        <w:t>proyek</w:t>
+      </w:r>
+      <w:proofErr w:type="spellEnd"/>
+      <w:r>
+        <w:t xml:space="preserve"> </w:t>
+      </w:r>
+      <w:proofErr w:type="spellStart"/>
+      <w:r>
+        <w:t>dbt</w:t>
+      </w:r>
+      <w:proofErr w:type="spellEnd"/>
+    </w:p>
+    <w:p>
+      <w:pPr>
+        <w:spacing w:after="0"/>
+        <w:jc w:val="center"/>
+      </w:pPr>
       <w:r>
         <w:rPr>
+          <w:i/>
           <w:noProof/>
         </w:rPr>
         <w:drawing>
-          <wp:inline distT="0" distB="0" distL="0" distR="0" wp14:anchorId="399B3E0C" wp14:editId="13A81F04">
-            <wp:extent cx="5943600" cy="687070"/>
-            <wp:effectExtent l="0" t="0" r="0" b="0"/>
-            <wp:docPr id="39" name="Picture 39"/>
+          <wp:inline distT="0" distB="0" distL="0" distR="0" wp14:anchorId="4C138857" wp14:editId="246254E3">
+            <wp:extent cx="5943600" cy="777875"/>
+            <wp:effectExtent l="0" t="0" r="0" b="3175"/>
+            <wp:docPr id="37" name="Picture 37"/>
             <wp:cNvGraphicFramePr>
               <a:graphicFrameLocks xmlns:a="http://schemas.openxmlformats.org/drawingml/2006/main" noChangeAspect="1"/>
             </wp:cNvGraphicFramePr>
@@ -13197,7 +12729,7 @@
                   <pic:spPr>
                     <a:xfrm>
                       <a:off x="0" y="0"/>
-                      <a:ext cx="5943600" cy="687070"/>
+                      <a:ext cx="5943600" cy="777875"/>
                     </a:xfrm>
                     <a:prstGeom prst="rect">
                       <a:avLst/>
@@ -13218,368 +12750,87 @@
     <w:p>
       <w:pPr>
         <w:spacing w:after="0"/>
-        <w:jc w:val="both"/>
-      </w:pPr>
-      <w:proofErr w:type="spellStart"/>
-      <w:r>
-        <w:t>Membuat</w:t>
-      </w:r>
-      <w:proofErr w:type="spellEnd"/>
-      <w:r>
-        <w:t xml:space="preserve"> folder model staging dan marts </w:t>
-      </w:r>
-      <w:proofErr w:type="spellStart"/>
-      <w:r>
-        <w:t>beserta</w:t>
-      </w:r>
-      <w:proofErr w:type="spellEnd"/>
-      <w:r>
-        <w:t xml:space="preserve"> </w:t>
-      </w:r>
-      <w:proofErr w:type="spellStart"/>
-      <w:r>
-        <w:t>berkas</w:t>
-      </w:r>
-      <w:proofErr w:type="spellEnd"/>
-      <w:r>
-        <w:t xml:space="preserve"> </w:t>
-      </w:r>
-      <w:proofErr w:type="spellStart"/>
-      <w:r>
-        <w:t>konfigurasinya</w:t>
-      </w:r>
-      <w:proofErr w:type="spellEnd"/>
-      <w:r>
-        <w:t xml:space="preserve">. </w:t>
-      </w:r>
-      <w:proofErr w:type="spellStart"/>
-      <w:r>
-        <w:t>Berkas</w:t>
-      </w:r>
-      <w:proofErr w:type="spellEnd"/>
-      <w:r>
-        <w:t xml:space="preserve"> </w:t>
-      </w:r>
+      </w:pPr>
       <w:proofErr w:type="spellStart"/>
       <w:r>
         <w:t>dbt_project.yml</w:t>
       </w:r>
       <w:proofErr w:type="spellEnd"/>
-      <w:r>
-        <w:t xml:space="preserve"> </w:t>
-      </w:r>
-      <w:proofErr w:type="spellStart"/>
-      <w:r>
-        <w:t>menetapkan</w:t>
-      </w:r>
-      <w:proofErr w:type="spellEnd"/>
-      <w:r>
-        <w:t xml:space="preserve"> </w:t>
-      </w:r>
-      <w:proofErr w:type="spellStart"/>
-      <w:r>
-        <w:t>lapisan</w:t>
-      </w:r>
-      <w:proofErr w:type="spellEnd"/>
-      <w:r>
-        <w:t xml:space="preserve"> staging </w:t>
-      </w:r>
-      <w:proofErr w:type="spellStart"/>
-      <w:r>
-        <w:t>sebagai</w:t>
-      </w:r>
-      <w:proofErr w:type="spellEnd"/>
-      <w:r>
-        <w:t xml:space="preserve"> view yang </w:t>
-      </w:r>
-      <w:proofErr w:type="spellStart"/>
-      <w:r>
-        <w:t>ringan</w:t>
-      </w:r>
-      <w:proofErr w:type="spellEnd"/>
-      <w:r>
-        <w:t xml:space="preserve"> dan </w:t>
-      </w:r>
-      <w:proofErr w:type="spellStart"/>
-      <w:r>
-        <w:t>lapisan</w:t>
-      </w:r>
-      <w:proofErr w:type="spellEnd"/>
-      <w:r>
-        <w:t xml:space="preserve"> marts </w:t>
-      </w:r>
-      <w:proofErr w:type="spellStart"/>
-      <w:r>
-        <w:t>sebagai</w:t>
-      </w:r>
-      <w:proofErr w:type="spellEnd"/>
-      <w:r>
-        <w:t xml:space="preserve"> table yang </w:t>
-      </w:r>
-      <w:proofErr w:type="spellStart"/>
-      <w:r>
-        <w:t>cepat</w:t>
-      </w:r>
-      <w:proofErr w:type="spellEnd"/>
-      <w:r>
-        <w:t xml:space="preserve"> </w:t>
-      </w:r>
-      <w:proofErr w:type="spellStart"/>
-      <w:r>
-        <w:t>dibaca</w:t>
-      </w:r>
-      <w:proofErr w:type="spellEnd"/>
-      <w:r>
-        <w:t xml:space="preserve">, </w:t>
-      </w:r>
-      <w:proofErr w:type="spellStart"/>
-      <w:r>
-        <w:t>sedangkan</w:t>
-      </w:r>
-      <w:proofErr w:type="spellEnd"/>
-      <w:r>
-        <w:t xml:space="preserve"> </w:t>
-      </w:r>
-      <w:proofErr w:type="spellStart"/>
-      <w:r>
-        <w:t>profiles.yml</w:t>
-      </w:r>
-      <w:proofErr w:type="spellEnd"/>
-      <w:r>
-        <w:t xml:space="preserve"> </w:t>
-      </w:r>
-      <w:proofErr w:type="spellStart"/>
-      <w:r>
-        <w:t>menghubungkan</w:t>
-      </w:r>
-      <w:proofErr w:type="spellEnd"/>
-      <w:r>
-        <w:t xml:space="preserve"> </w:t>
-      </w:r>
-      <w:proofErr w:type="spellStart"/>
-      <w:r>
-        <w:t>dbt</w:t>
-      </w:r>
-      <w:proofErr w:type="spellEnd"/>
-      <w:r>
-        <w:t xml:space="preserve"> </w:t>
-      </w:r>
-      <w:proofErr w:type="spellStart"/>
-      <w:r>
-        <w:t>dengan</w:t>
-      </w:r>
-      <w:proofErr w:type="spellEnd"/>
-      <w:r>
-        <w:t xml:space="preserve"> </w:t>
-      </w:r>
-      <w:proofErr w:type="spellStart"/>
-      <w:r>
-        <w:t>berkas</w:t>
-      </w:r>
-      <w:proofErr w:type="spellEnd"/>
-      <w:r>
-        <w:t xml:space="preserve"> </w:t>
-      </w:r>
-      <w:proofErr w:type="spellStart"/>
-      <w:proofErr w:type="gramStart"/>
-      <w:r>
-        <w:t>warehouse.duckdb</w:t>
-      </w:r>
-      <w:proofErr w:type="spellEnd"/>
-      <w:proofErr w:type="gramEnd"/>
-      <w:r>
-        <w:t xml:space="preserve"> </w:t>
-      </w:r>
-      <w:proofErr w:type="spellStart"/>
-      <w:r>
-        <w:t>melalui</w:t>
-      </w:r>
-      <w:proofErr w:type="spellEnd"/>
-      <w:r>
-        <w:t xml:space="preserve"> adapter </w:t>
-      </w:r>
-      <w:proofErr w:type="spellStart"/>
-      <w:r>
-        <w:t>duckdb</w:t>
-      </w:r>
-      <w:proofErr w:type="spellEnd"/>
-      <w:r>
-        <w:t>.</w:t>
-      </w:r>
     </w:p>
     <w:p>
       <w:pPr>
         <w:spacing w:after="0"/>
       </w:pPr>
+      <w:r>
+        <w:rPr>
+          <w:noProof/>
+        </w:rPr>
+        <w:lastRenderedPageBreak/>
+        <w:drawing>
+          <wp:inline distT="0" distB="0" distL="0" distR="0" wp14:anchorId="6B5F55CA" wp14:editId="436B119B">
+            <wp:extent cx="5943600" cy="1140460"/>
+            <wp:effectExtent l="0" t="0" r="0" b="2540"/>
+            <wp:docPr id="38" name="Picture 38"/>
+            <wp:cNvGraphicFramePr>
+              <a:graphicFrameLocks xmlns:a="http://schemas.openxmlformats.org/drawingml/2006/main" noChangeAspect="1"/>
+            </wp:cNvGraphicFramePr>
+            <a:graphic xmlns:a="http://schemas.openxmlformats.org/drawingml/2006/main">
+              <a:graphicData uri="http://schemas.openxmlformats.org/drawingml/2006/picture">
+                <pic:pic xmlns:pic="http://schemas.openxmlformats.org/drawingml/2006/picture">
+                  <pic:nvPicPr>
+                    <pic:cNvPr id="1" name=""/>
+                    <pic:cNvPicPr/>
+                  </pic:nvPicPr>
+                  <pic:blipFill>
+                    <a:blip r:embed="rId45"/>
+                    <a:stretch>
+                      <a:fillRect/>
+                    </a:stretch>
+                  </pic:blipFill>
+                  <pic:spPr>
+                    <a:xfrm>
+                      <a:off x="0" y="0"/>
+                      <a:ext cx="5943600" cy="1140460"/>
+                    </a:xfrm>
+                    <a:prstGeom prst="rect">
+                      <a:avLst/>
+                    </a:prstGeom>
+                  </pic:spPr>
+                </pic:pic>
+              </a:graphicData>
+            </a:graphic>
+          </wp:inline>
+        </w:drawing>
+      </w:r>
     </w:p>
     <w:p>
       <w:pPr>
-        <w:pStyle w:val="ListParagraph"/>
         <w:spacing w:after="0"/>
       </w:pPr>
-      <w:r>
-        <w:t xml:space="preserve">C. </w:t>
-      </w:r>
-      <w:proofErr w:type="spellStart"/>
-      <w:r>
-        <w:t>Bangun</w:t>
-      </w:r>
-      <w:proofErr w:type="spellEnd"/>
-      <w:r>
-        <w:t xml:space="preserve"> model staging</w:t>
-      </w:r>
     </w:p>
     <w:p>
       <w:pPr>
         <w:spacing w:after="0"/>
-        <w:jc w:val="center"/>
-      </w:pPr>
-      <w:r>
-        <w:rPr>
-          <w:rFonts w:ascii="Times New Roman" w:hAnsi="Times New Roman"/>
-          <w:i/>
-          <w:sz w:val="24"/>
-        </w:rPr>
-        <w:t>[ Ganti dengan screenshot dbt_project/models/staging/stg_orders.sql versi baru ]</w:t>
-      </w:r>
+      </w:pPr>
+      <w:proofErr w:type="spellStart"/>
+      <w:r>
+        <w:t>profiles.yml</w:t>
+      </w:r>
+      <w:proofErr w:type="spellEnd"/>
     </w:p>
     <w:p>
       <w:pPr>
         <w:spacing w:after="0"/>
-        <w:jc w:val="both"/>
-      </w:pPr>
-      <w:proofErr w:type="spellStart"/>
-      <w:proofErr w:type="spellEnd"/>
-      <w:proofErr w:type="spellStart"/>
-      <w:proofErr w:type="spellEnd"/>
-      <w:proofErr w:type="spellStart"/>
-      <w:proofErr w:type="gramStart"/>
-      <w:proofErr w:type="spellEnd"/>
-      <w:proofErr w:type="gramEnd"/>
-      <w:proofErr w:type="spellStart"/>
-      <w:proofErr w:type="spellEnd"/>
-      <w:proofErr w:type="spellStart"/>
-      <w:proofErr w:type="spellEnd"/>
-      <w:proofErr w:type="spellStart"/>
-      <w:proofErr w:type="spellEnd"/>
-      <w:proofErr w:type="spellStart"/>
-      <w:proofErr w:type="spellEnd"/>
-      <w:proofErr w:type="spellStart"/>
-      <w:proofErr w:type="spellEnd"/>
-      <w:proofErr w:type="spellStart"/>
-      <w:proofErr w:type="spellEnd"/>
-      <w:proofErr w:type="spellStart"/>
-      <w:proofErr w:type="spellEnd"/>
-      <w:proofErr w:type="spellStart"/>
-      <w:proofErr w:type="spellEnd"/>
-      <w:proofErr w:type="spellStart"/>
-      <w:proofErr w:type="spellEnd"/>
-      <w:proofErr w:type="spellStart"/>
-      <w:proofErr w:type="spellEnd"/>
-      <w:proofErr w:type="spellStart"/>
-      <w:proofErr w:type="spellEnd"/>
-      <w:proofErr w:type="spellStart"/>
-      <w:proofErr w:type="spellEnd"/>
-      <w:proofErr w:type="spellStart"/>
-      <w:proofErr w:type="spellEnd"/>
-      <w:proofErr w:type="spellStart"/>
-      <w:proofErr w:type="spellEnd"/>
-      <w:proofErr w:type="spellStart"/>
-      <w:proofErr w:type="spellEnd"/>
-      <w:proofErr w:type="spellStart"/>
-      <w:proofErr w:type="spellEnd"/>
-      <w:proofErr w:type="spellStart"/>
-      <w:proofErr w:type="spellEnd"/>
-      <w:proofErr w:type="spellStart"/>
-      <w:proofErr w:type="spellEnd"/>
-      <w:proofErr w:type="spellStart"/>
-      <w:proofErr w:type="spellEnd"/>
-      <w:proofErr w:type="spellStart"/>
-      <w:proofErr w:type="spellEnd"/>
-      <w:proofErr w:type="spellStart"/>
-      <w:proofErr w:type="spellEnd"/>
-      <w:proofErr w:type="spellStart"/>
-      <w:proofErr w:type="spellEnd"/>
-      <w:proofErr w:type="spellStart"/>
-      <w:proofErr w:type="spellEnd"/>
-      <w:proofErr w:type="spellStart"/>
-      <w:proofErr w:type="spellEnd"/>
-      <w:proofErr w:type="spellStart"/>
-      <w:proofErr w:type="spellEnd"/>
-      <w:proofErr w:type="spellStart"/>
-      <w:proofErr w:type="spellEnd"/>
-      <w:proofErr w:type="spellStart"/>
-      <w:proofErr w:type="spellEnd"/>
-      <w:r>
-        <w:rPr>
-          <w:rFonts w:ascii="Times New Roman" w:hAnsi="Times New Roman"/>
-          <w:i w:val="0"/>
-          <w:sz w:val="24"/>
-        </w:rPr>
-        <w:t>Model stg_orders membaca source raw.orders lalu menyeragamkan tipe setiap kolom dan meneruskan gross_amount, net_amount, serta order_date yang sudah dihitung oleh transformasi Polars, sehingga perhitungan metrik hanya dilakukan di satu tempat. Seluruh model hilir mengambil data dari lapisan ini.</w:t>
-      </w:r>
-    </w:p>
-    <w:p>
-      <w:pPr>
-        <w:spacing w:after="0"/>
-      </w:pPr>
-    </w:p>
-    <w:p>
-      <w:pPr>
-        <w:pStyle w:val="ListParagraph"/>
-        <w:spacing w:after="0"/>
-      </w:pPr>
-      <w:r>
-        <w:t xml:space="preserve">D. </w:t>
-      </w:r>
-      <w:proofErr w:type="spellStart"/>
-      <w:r>
-        <w:t>Bangun</w:t>
-      </w:r>
-      <w:proofErr w:type="spellEnd"/>
-      <w:r>
-        <w:t xml:space="preserve"> model </w:t>
-      </w:r>
-      <w:proofErr w:type="spellStart"/>
-      <w:r>
-        <w:t>dimensi</w:t>
-      </w:r>
-      <w:proofErr w:type="spellEnd"/>
-      <w:r>
-        <w:t xml:space="preserve">, </w:t>
-      </w:r>
-      <w:proofErr w:type="spellStart"/>
-      <w:r>
-        <w:t>fakta</w:t>
-      </w:r>
-      <w:proofErr w:type="spellEnd"/>
-      <w:r>
-        <w:t>, dan mart</w:t>
-      </w:r>
-    </w:p>
-    <w:p>
-      <w:pPr>
-        <w:pStyle w:val="ListParagraph"/>
-        <w:spacing w:after="0"/>
-      </w:pPr>
-    </w:p>
-    <w:p>
-      <w:proofErr w:type="spellStart"/>
-      <w:r>
-        <w:t>dim_customer.sql</w:t>
-      </w:r>
-      <w:proofErr w:type="spellEnd"/>
-    </w:p>
-    <w:p>
+      </w:pPr>
       <w:r>
         <w:rPr>
           <w:noProof/>
         </w:rPr>
         <w:drawing>
-          <wp:inline distT="0" distB="0" distL="0" distR="0" wp14:anchorId="288FCCE9" wp14:editId="2FB4D865">
-            <wp:extent cx="5943600" cy="792480"/>
-            <wp:effectExtent l="0" t="0" r="0" b="7620"/>
-            <wp:docPr id="41" name="Picture 41"/>
+          <wp:inline distT="0" distB="0" distL="0" distR="0" wp14:anchorId="7D8F3E72" wp14:editId="7B5BA521">
+            <wp:extent cx="5943600" cy="687070"/>
+            <wp:effectExtent l="0" t="0" r="0" b="0"/>
+            <wp:docPr id="39" name="Picture 39"/>
             <wp:cNvGraphicFramePr>
               <a:graphicFrameLocks xmlns:a="http://schemas.openxmlformats.org/drawingml/2006/main" noChangeAspect="1"/>
             </wp:cNvGraphicFramePr>
@@ -13599,7 +12850,7 @@
                   <pic:spPr>
                     <a:xfrm>
                       <a:off x="0" y="0"/>
-                      <a:ext cx="5943600" cy="792480"/>
+                      <a:ext cx="5943600" cy="687070"/>
                     </a:xfrm>
                     <a:prstGeom prst="rect">
                       <a:avLst/>
@@ -13613,23 +12864,238 @@
       </w:r>
     </w:p>
     <w:p>
-      <w:proofErr w:type="spellStart"/>
-      <w:r>
-        <w:lastRenderedPageBreak/>
-        <w:t>dim_product_category.sql</w:t>
-      </w:r>
-      <w:proofErr w:type="spellEnd"/>
+      <w:pPr>
+        <w:spacing w:after="0"/>
+      </w:pPr>
     </w:p>
     <w:p>
+      <w:pPr>
+        <w:spacing w:after="0"/>
+        <w:jc w:val="both"/>
+      </w:pPr>
+      <w:proofErr w:type="spellStart"/>
+      <w:r>
+        <w:t>Membuat</w:t>
+      </w:r>
+      <w:proofErr w:type="spellEnd"/>
+      <w:r>
+        <w:t xml:space="preserve"> folder model staging dan marts </w:t>
+      </w:r>
+      <w:proofErr w:type="spellStart"/>
+      <w:r>
+        <w:t>beserta</w:t>
+      </w:r>
+      <w:proofErr w:type="spellEnd"/>
+      <w:r>
+        <w:t xml:space="preserve"> </w:t>
+      </w:r>
+      <w:proofErr w:type="spellStart"/>
+      <w:r>
+        <w:t>berkas</w:t>
+      </w:r>
+      <w:proofErr w:type="spellEnd"/>
+      <w:r>
+        <w:t xml:space="preserve"> </w:t>
+      </w:r>
+      <w:proofErr w:type="spellStart"/>
+      <w:r>
+        <w:t>konfigurasinya</w:t>
+      </w:r>
+      <w:proofErr w:type="spellEnd"/>
+      <w:r>
+        <w:t xml:space="preserve">. </w:t>
+      </w:r>
+      <w:proofErr w:type="spellStart"/>
+      <w:r>
+        <w:t>Berkas</w:t>
+      </w:r>
+      <w:proofErr w:type="spellEnd"/>
+      <w:r>
+        <w:t xml:space="preserve"> </w:t>
+      </w:r>
+      <w:proofErr w:type="spellStart"/>
+      <w:r>
+        <w:t>dbt_project.yml</w:t>
+      </w:r>
+      <w:proofErr w:type="spellEnd"/>
+      <w:r>
+        <w:t xml:space="preserve"> </w:t>
+      </w:r>
+      <w:proofErr w:type="spellStart"/>
+      <w:r>
+        <w:t>menetapkan</w:t>
+      </w:r>
+      <w:proofErr w:type="spellEnd"/>
+      <w:r>
+        <w:t xml:space="preserve"> </w:t>
+      </w:r>
+      <w:proofErr w:type="spellStart"/>
+      <w:r>
+        <w:t>lapisan</w:t>
+      </w:r>
+      <w:proofErr w:type="spellEnd"/>
+      <w:r>
+        <w:t xml:space="preserve"> staging </w:t>
+      </w:r>
+      <w:proofErr w:type="spellStart"/>
+      <w:r>
+        <w:t>sebagai</w:t>
+      </w:r>
+      <w:proofErr w:type="spellEnd"/>
+      <w:r>
+        <w:t xml:space="preserve"> view yang </w:t>
+      </w:r>
+      <w:proofErr w:type="spellStart"/>
+      <w:r>
+        <w:t>ringan</w:t>
+      </w:r>
+      <w:proofErr w:type="spellEnd"/>
+      <w:r>
+        <w:t xml:space="preserve"> dan </w:t>
+      </w:r>
+      <w:proofErr w:type="spellStart"/>
+      <w:r>
+        <w:t>lapisan</w:t>
+      </w:r>
+      <w:proofErr w:type="spellEnd"/>
+      <w:r>
+        <w:t xml:space="preserve"> marts </w:t>
+      </w:r>
+      <w:proofErr w:type="spellStart"/>
+      <w:r>
+        <w:t>sebagai</w:t>
+      </w:r>
+      <w:proofErr w:type="spellEnd"/>
+      <w:r>
+        <w:t xml:space="preserve"> table yang </w:t>
+      </w:r>
+      <w:proofErr w:type="spellStart"/>
+      <w:r>
+        <w:t>cepat</w:t>
+      </w:r>
+      <w:proofErr w:type="spellEnd"/>
+      <w:r>
+        <w:t xml:space="preserve"> </w:t>
+      </w:r>
+      <w:proofErr w:type="spellStart"/>
+      <w:r>
+        <w:t>dibaca</w:t>
+      </w:r>
+      <w:proofErr w:type="spellEnd"/>
+      <w:r>
+        <w:t xml:space="preserve">, </w:t>
+      </w:r>
+      <w:proofErr w:type="spellStart"/>
+      <w:r>
+        <w:t>sedangkan</w:t>
+      </w:r>
+      <w:proofErr w:type="spellEnd"/>
+      <w:r>
+        <w:t xml:space="preserve"> </w:t>
+      </w:r>
+      <w:proofErr w:type="spellStart"/>
+      <w:r>
+        <w:t>profiles.yml</w:t>
+      </w:r>
+      <w:proofErr w:type="spellEnd"/>
+      <w:r>
+        <w:t xml:space="preserve"> </w:t>
+      </w:r>
+      <w:proofErr w:type="spellStart"/>
+      <w:r>
+        <w:t>menghubungkan</w:t>
+      </w:r>
+      <w:proofErr w:type="spellEnd"/>
+      <w:r>
+        <w:t xml:space="preserve"> </w:t>
+      </w:r>
+      <w:proofErr w:type="spellStart"/>
+      <w:r>
+        <w:t>dbt</w:t>
+      </w:r>
+      <w:proofErr w:type="spellEnd"/>
+      <w:r>
+        <w:t xml:space="preserve"> </w:t>
+      </w:r>
+      <w:proofErr w:type="spellStart"/>
+      <w:r>
+        <w:t>dengan</w:t>
+      </w:r>
+      <w:proofErr w:type="spellEnd"/>
+      <w:r>
+        <w:t xml:space="preserve"> </w:t>
+      </w:r>
+      <w:proofErr w:type="spellStart"/>
+      <w:r>
+        <w:t>berkas</w:t>
+      </w:r>
+      <w:proofErr w:type="spellEnd"/>
+      <w:r>
+        <w:t xml:space="preserve"> </w:t>
+      </w:r>
+      <w:proofErr w:type="spellStart"/>
+      <w:proofErr w:type="gramStart"/>
+      <w:r>
+        <w:t>warehouse.duckdb</w:t>
+      </w:r>
+      <w:proofErr w:type="spellEnd"/>
+      <w:proofErr w:type="gramEnd"/>
+      <w:r>
+        <w:t xml:space="preserve"> </w:t>
+      </w:r>
+      <w:proofErr w:type="spellStart"/>
+      <w:r>
+        <w:t>melalui</w:t>
+      </w:r>
+      <w:proofErr w:type="spellEnd"/>
+      <w:r>
+        <w:t xml:space="preserve"> adapter </w:t>
+      </w:r>
+      <w:proofErr w:type="spellStart"/>
+      <w:r>
+        <w:t>duckdb</w:t>
+      </w:r>
+      <w:proofErr w:type="spellEnd"/>
+      <w:r>
+        <w:t>.</w:t>
+      </w:r>
+    </w:p>
+    <w:p>
+      <w:pPr>
+        <w:spacing w:after="0"/>
+      </w:pPr>
+    </w:p>
+    <w:p>
+      <w:pPr>
+        <w:pStyle w:val="ListParagraph"/>
+        <w:spacing w:after="0"/>
+      </w:pPr>
+      <w:r>
+        <w:t xml:space="preserve">C. </w:t>
+      </w:r>
+      <w:proofErr w:type="spellStart"/>
+      <w:r>
+        <w:t>Bangun</w:t>
+      </w:r>
+      <w:proofErr w:type="spellEnd"/>
+      <w:r>
+        <w:t xml:space="preserve"> model staging</w:t>
+      </w:r>
+    </w:p>
+    <w:p>
+      <w:pPr>
+        <w:spacing w:after="0"/>
+        <w:jc w:val="center"/>
+      </w:pPr>
       <w:r>
         <w:rPr>
-          <w:noProof/>
+          <w:i/>
         </w:rPr>
         <w:drawing>
-          <wp:inline distT="0" distB="0" distL="0" distR="0" wp14:anchorId="47DE54B0" wp14:editId="3763AE0B">
-            <wp:extent cx="5943600" cy="697865"/>
-            <wp:effectExtent l="0" t="0" r="0" b="6985"/>
-            <wp:docPr id="42" name="Picture 42"/>
+          <wp:inline distT="0" distB="0" distL="0" distR="0" wp14:anchorId="21521417" wp14:editId="4698721E">
+            <wp:extent cx="5943600" cy="1700530"/>
+            <wp:effectExtent l="0" t="0" r="0" b="0"/>
+            <wp:docPr id="54" name="Picture 54"/>
             <wp:cNvGraphicFramePr>
               <a:graphicFrameLocks xmlns:a="http://schemas.openxmlformats.org/drawingml/2006/main" noChangeAspect="1"/>
             </wp:cNvGraphicFramePr>
@@ -13649,7 +13115,7 @@
                   <pic:spPr>
                     <a:xfrm>
                       <a:off x="0" y="0"/>
-                      <a:ext cx="5943600" cy="697865"/>
+                      <a:ext cx="5943600" cy="1700530"/>
                     </a:xfrm>
                     <a:prstGeom prst="rect">
                       <a:avLst/>
@@ -13663,9 +13129,70 @@
       </w:r>
     </w:p>
     <w:p>
-      <w:proofErr w:type="spellStart"/>
-      <w:r>
-        <w:t>fct_orders.sql</w:t>
+      <w:pPr>
+        <w:spacing w:after="0"/>
+        <w:jc w:val="both"/>
+      </w:pPr>
+      <w:r>
+        <w:t xml:space="preserve">Model stg_orders membaca source </w:t>
+      </w:r>
+      <w:proofErr w:type="gramStart"/>
+      <w:r>
+        <w:t>raw.orders</w:t>
+      </w:r>
+      <w:proofErr w:type="gramEnd"/>
+      <w:r>
+        <w:t xml:space="preserve"> lalu menyeragamkan tipe setiap kolom dan meneruskan gross_amount, net_amount, serta order_date yang sudah dihitung oleh transformasi Polars, sehingga perhitungan metrik hanya dilakukan di satu tempat. Seluruh model hilir mengambil data dari lapisan ini.</w:t>
+      </w:r>
+    </w:p>
+    <w:p>
+      <w:pPr>
+        <w:spacing w:after="0"/>
+      </w:pPr>
+    </w:p>
+    <w:p>
+      <w:pPr>
+        <w:pStyle w:val="ListParagraph"/>
+        <w:spacing w:after="0"/>
+      </w:pPr>
+      <w:r>
+        <w:t xml:space="preserve">D. </w:t>
+      </w:r>
+      <w:proofErr w:type="spellStart"/>
+      <w:r>
+        <w:t>Bangun</w:t>
+      </w:r>
+      <w:proofErr w:type="spellEnd"/>
+      <w:r>
+        <w:t xml:space="preserve"> model </w:t>
+      </w:r>
+      <w:proofErr w:type="spellStart"/>
+      <w:r>
+        <w:t>dimensi</w:t>
+      </w:r>
+      <w:proofErr w:type="spellEnd"/>
+      <w:r>
+        <w:t xml:space="preserve">, </w:t>
+      </w:r>
+      <w:proofErr w:type="spellStart"/>
+      <w:r>
+        <w:t>fakta</w:t>
+      </w:r>
+      <w:proofErr w:type="spellEnd"/>
+      <w:r>
+        <w:t>, dan mart</w:t>
+      </w:r>
+    </w:p>
+    <w:p>
+      <w:pPr>
+        <w:pStyle w:val="ListParagraph"/>
+        <w:spacing w:after="0"/>
+      </w:pPr>
+    </w:p>
+    <w:p>
+      <w:proofErr w:type="spellStart"/>
+      <w:r>
+        <w:t>dim_customer.sql</w:t>
       </w:r>
       <w:proofErr w:type="spellEnd"/>
     </w:p>
@@ -13675,10 +13202,10 @@
           <w:noProof/>
         </w:rPr>
         <w:drawing>
-          <wp:inline distT="0" distB="0" distL="0" distR="0" wp14:anchorId="0618A821" wp14:editId="7AF69C14">
-            <wp:extent cx="5943600" cy="1417955"/>
-            <wp:effectExtent l="0" t="0" r="0" b="0"/>
-            <wp:docPr id="43" name="Picture 43"/>
+          <wp:inline distT="0" distB="0" distL="0" distR="0" wp14:anchorId="05DADDCD" wp14:editId="387BA9DC">
+            <wp:extent cx="5943600" cy="792480"/>
+            <wp:effectExtent l="0" t="0" r="0" b="7620"/>
+            <wp:docPr id="41" name="Picture 41"/>
             <wp:cNvGraphicFramePr>
               <a:graphicFrameLocks xmlns:a="http://schemas.openxmlformats.org/drawingml/2006/main" noChangeAspect="1"/>
             </wp:cNvGraphicFramePr>
@@ -13698,7 +13225,7 @@
                   <pic:spPr>
                     <a:xfrm>
                       <a:off x="0" y="0"/>
-                      <a:ext cx="5943600" cy="1417955"/>
+                      <a:ext cx="5943600" cy="792480"/>
                     </a:xfrm>
                     <a:prstGeom prst="rect">
                       <a:avLst/>
@@ -13714,23 +13241,21 @@
     <w:p>
       <w:proofErr w:type="spellStart"/>
       <w:r>
-        <w:t>mart_daily_sales.sql</w:t>
+        <w:lastRenderedPageBreak/>
+        <w:t>dim_product_category.sql</w:t>
       </w:r>
       <w:proofErr w:type="spellEnd"/>
     </w:p>
     <w:p>
-      <w:pPr>
-        <w:spacing w:after="0"/>
-      </w:pPr>
       <w:r>
         <w:rPr>
           <w:noProof/>
         </w:rPr>
         <w:drawing>
-          <wp:inline distT="0" distB="0" distL="0" distR="0" wp14:anchorId="61CE9DE7" wp14:editId="4E8CA3D3">
-            <wp:extent cx="5943600" cy="1033780"/>
-            <wp:effectExtent l="0" t="0" r="0" b="0"/>
-            <wp:docPr id="44" name="Picture 44"/>
+          <wp:inline distT="0" distB="0" distL="0" distR="0" wp14:anchorId="7B303316" wp14:editId="0324CEDA">
+            <wp:extent cx="5943600" cy="697865"/>
+            <wp:effectExtent l="0" t="0" r="0" b="6985"/>
+            <wp:docPr id="42" name="Picture 42"/>
             <wp:cNvGraphicFramePr>
               <a:graphicFrameLocks xmlns:a="http://schemas.openxmlformats.org/drawingml/2006/main" noChangeAspect="1"/>
             </wp:cNvGraphicFramePr>
@@ -13750,7 +13275,7 @@
                   <pic:spPr>
                     <a:xfrm>
                       <a:off x="0" y="0"/>
-                      <a:ext cx="5943600" cy="1033780"/>
+                      <a:ext cx="5943600" cy="697865"/>
                     </a:xfrm>
                     <a:prstGeom prst="rect">
                       <a:avLst/>
@@ -13764,382 +13289,22 @@
       </w:r>
     </w:p>
     <w:p>
-      <w:pPr>
-        <w:spacing w:after="0"/>
-        <w:jc w:val="both"/>
-      </w:pPr>
-      <w:proofErr w:type="spellStart"/>
-      <w:r>
-        <w:t>Membangun</w:t>
-      </w:r>
-      <w:proofErr w:type="spellEnd"/>
-      <w:r>
-        <w:t xml:space="preserve"> </w:t>
-      </w:r>
-      <w:proofErr w:type="spellStart"/>
-      <w:r>
-        <w:t>dim_customer</w:t>
-      </w:r>
-      <w:proofErr w:type="spellEnd"/>
-      <w:r>
-        <w:t xml:space="preserve"> </w:t>
-      </w:r>
-      <w:proofErr w:type="spellStart"/>
-      <w:r>
-        <w:t>dengan</w:t>
-      </w:r>
-      <w:proofErr w:type="spellEnd"/>
-      <w:r>
-        <w:t xml:space="preserve"> grain </w:t>
-      </w:r>
-      <w:proofErr w:type="spellStart"/>
-      <w:r>
-        <w:t>satu</w:t>
-      </w:r>
-      <w:proofErr w:type="spellEnd"/>
-      <w:r>
-        <w:t xml:space="preserve"> baris per </w:t>
-      </w:r>
-      <w:proofErr w:type="spellStart"/>
-      <w:r>
-        <w:t>customer_id</w:t>
-      </w:r>
-      <w:proofErr w:type="spellEnd"/>
-      <w:r>
-        <w:t xml:space="preserve">, </w:t>
-      </w:r>
-      <w:proofErr w:type="spellStart"/>
-      <w:r>
-        <w:t>dim_product_category</w:t>
-      </w:r>
-      <w:proofErr w:type="spellEnd"/>
-      <w:r>
-        <w:t xml:space="preserve"> </w:t>
-      </w:r>
-      <w:proofErr w:type="spellStart"/>
-      <w:r>
-        <w:t>dengan</w:t>
-      </w:r>
-      <w:proofErr w:type="spellEnd"/>
-      <w:r>
-        <w:t xml:space="preserve"> grain </w:t>
-      </w:r>
-      <w:proofErr w:type="spellStart"/>
-      <w:r>
-        <w:t>satu</w:t>
-      </w:r>
-      <w:proofErr w:type="spellEnd"/>
-      <w:r>
-        <w:t xml:space="preserve"> baris per </w:t>
-      </w:r>
-      <w:proofErr w:type="spellStart"/>
-      <w:r>
-        <w:t>kategori</w:t>
-      </w:r>
-      <w:proofErr w:type="spellEnd"/>
-      <w:r>
-        <w:t xml:space="preserve">, </w:t>
-      </w:r>
-      <w:proofErr w:type="spellStart"/>
-      <w:r>
-        <w:t>fct_orders</w:t>
-      </w:r>
-      <w:proofErr w:type="spellEnd"/>
-      <w:r>
-        <w:t xml:space="preserve"> </w:t>
-      </w:r>
-      <w:proofErr w:type="spellStart"/>
-      <w:r>
-        <w:t>dengan</w:t>
-      </w:r>
-      <w:proofErr w:type="spellEnd"/>
-      <w:r>
-        <w:t xml:space="preserve"> grain </w:t>
-      </w:r>
-      <w:proofErr w:type="spellStart"/>
-      <w:r>
-        <w:t>satu</w:t>
-      </w:r>
-      <w:proofErr w:type="spellEnd"/>
-      <w:r>
-        <w:t xml:space="preserve"> baris per </w:t>
-      </w:r>
-      <w:proofErr w:type="spellStart"/>
-      <w:r>
-        <w:t>order_id</w:t>
-      </w:r>
-      <w:proofErr w:type="spellEnd"/>
-      <w:r>
-        <w:t xml:space="preserve">, </w:t>
-      </w:r>
-      <w:proofErr w:type="spellStart"/>
-      <w:r>
-        <w:t>serta</w:t>
-      </w:r>
-      <w:proofErr w:type="spellEnd"/>
-      <w:r>
-        <w:t xml:space="preserve"> </w:t>
-      </w:r>
-      <w:proofErr w:type="spellStart"/>
-      <w:r>
-        <w:t>mart_daily_sales</w:t>
-      </w:r>
-      <w:proofErr w:type="spellEnd"/>
-      <w:r>
-        <w:t xml:space="preserve"> yang </w:t>
-      </w:r>
-      <w:proofErr w:type="spellStart"/>
-      <w:r>
-        <w:t>mengagregasi</w:t>
-      </w:r>
-      <w:proofErr w:type="spellEnd"/>
-      <w:r>
-        <w:t xml:space="preserve"> </w:t>
-      </w:r>
-      <w:proofErr w:type="spellStart"/>
-      <w:r>
-        <w:t>penjualan</w:t>
-      </w:r>
-      <w:proofErr w:type="spellEnd"/>
-      <w:r>
-        <w:t xml:space="preserve"> per </w:t>
-      </w:r>
-      <w:proofErr w:type="spellStart"/>
-      <w:r>
-        <w:t>tanggal</w:t>
-      </w:r>
-      <w:proofErr w:type="spellEnd"/>
-      <w:r>
-        <w:t xml:space="preserve">, </w:t>
-      </w:r>
-      <w:proofErr w:type="spellStart"/>
-      <w:r>
-        <w:t>kategori</w:t>
-      </w:r>
-      <w:proofErr w:type="spellEnd"/>
-      <w:r>
-        <w:t xml:space="preserve">, dan </w:t>
-      </w:r>
-      <w:proofErr w:type="spellStart"/>
-      <w:r>
-        <w:t>metode</w:t>
-      </w:r>
-      <w:proofErr w:type="spellEnd"/>
-      <w:r>
-        <w:t xml:space="preserve"> </w:t>
-      </w:r>
-      <w:proofErr w:type="spellStart"/>
-      <w:r>
-        <w:t>pembayaran</w:t>
-      </w:r>
-      <w:proofErr w:type="spellEnd"/>
-      <w:r>
-        <w:t xml:space="preserve">. Desain </w:t>
-      </w:r>
-      <w:proofErr w:type="spellStart"/>
-      <w:r>
-        <w:t>ini</w:t>
-      </w:r>
-      <w:proofErr w:type="spellEnd"/>
-      <w:r>
-        <w:t xml:space="preserve"> </w:t>
-      </w:r>
-      <w:proofErr w:type="spellStart"/>
-      <w:r>
-        <w:t>mengikuti</w:t>
-      </w:r>
-      <w:proofErr w:type="spellEnd"/>
-      <w:r>
-        <w:t xml:space="preserve"> star schema </w:t>
-      </w:r>
-      <w:proofErr w:type="spellStart"/>
-      <w:r>
-        <w:t>karena</w:t>
-      </w:r>
-      <w:proofErr w:type="spellEnd"/>
-      <w:r>
-        <w:t xml:space="preserve"> fact </w:t>
-      </w:r>
-      <w:proofErr w:type="spellStart"/>
-      <w:r>
-        <w:t>terhubung</w:t>
-      </w:r>
-      <w:proofErr w:type="spellEnd"/>
-      <w:r>
-        <w:t xml:space="preserve"> </w:t>
-      </w:r>
-      <w:proofErr w:type="spellStart"/>
-      <w:r>
-        <w:t>langsung</w:t>
-      </w:r>
-      <w:proofErr w:type="spellEnd"/>
-      <w:r>
-        <w:t xml:space="preserve"> </w:t>
-      </w:r>
-      <w:proofErr w:type="spellStart"/>
-      <w:r>
-        <w:t>ke</w:t>
-      </w:r>
-      <w:proofErr w:type="spellEnd"/>
-      <w:r>
-        <w:t xml:space="preserve"> </w:t>
-      </w:r>
-      <w:proofErr w:type="spellStart"/>
-      <w:r>
-        <w:t>dimensi</w:t>
-      </w:r>
-      <w:proofErr w:type="spellEnd"/>
-      <w:r>
-        <w:t xml:space="preserve"> yang </w:t>
-      </w:r>
-      <w:proofErr w:type="spellStart"/>
-      <w:r>
-        <w:t>relatif</w:t>
-      </w:r>
-      <w:proofErr w:type="spellEnd"/>
-      <w:r>
-        <w:t xml:space="preserve"> </w:t>
-      </w:r>
-      <w:proofErr w:type="spellStart"/>
-      <w:r>
-        <w:t>denormalisasi</w:t>
-      </w:r>
-      <w:proofErr w:type="spellEnd"/>
-      <w:r>
-        <w:t xml:space="preserve">, </w:t>
-      </w:r>
-      <w:proofErr w:type="spellStart"/>
-      <w:r>
-        <w:t>sehingga</w:t>
-      </w:r>
-      <w:proofErr w:type="spellEnd"/>
-      <w:r>
-        <w:t xml:space="preserve"> join </w:t>
-      </w:r>
-      <w:proofErr w:type="spellStart"/>
-      <w:r>
-        <w:t>tetap</w:t>
-      </w:r>
-      <w:proofErr w:type="spellEnd"/>
-      <w:r>
-        <w:t xml:space="preserve"> </w:t>
-      </w:r>
-      <w:proofErr w:type="spellStart"/>
-      <w:r>
-        <w:t>sedikit</w:t>
-      </w:r>
-      <w:proofErr w:type="spellEnd"/>
-      <w:r>
-        <w:t xml:space="preserve"> dan query </w:t>
-      </w:r>
-      <w:proofErr w:type="spellStart"/>
-      <w:r>
-        <w:t>analitik</w:t>
-      </w:r>
-      <w:proofErr w:type="spellEnd"/>
-      <w:r>
-        <w:t xml:space="preserve"> </w:t>
-      </w:r>
-      <w:proofErr w:type="spellStart"/>
-      <w:r>
-        <w:t>sederhana</w:t>
-      </w:r>
-      <w:proofErr w:type="spellEnd"/>
-      <w:r>
-        <w:t xml:space="preserve">. Mart </w:t>
-      </w:r>
-      <w:proofErr w:type="spellStart"/>
-      <w:r>
-        <w:t>hanya</w:t>
-      </w:r>
-      <w:proofErr w:type="spellEnd"/>
-      <w:r>
-        <w:t xml:space="preserve"> </w:t>
-      </w:r>
-      <w:proofErr w:type="spellStart"/>
-      <w:r>
-        <w:t>mengakui</w:t>
-      </w:r>
-      <w:proofErr w:type="spellEnd"/>
-      <w:r>
-        <w:t xml:space="preserve"> status paid dan shipped </w:t>
-      </w:r>
-      <w:proofErr w:type="spellStart"/>
-      <w:r>
-        <w:t>sebagai</w:t>
-      </w:r>
-      <w:proofErr w:type="spellEnd"/>
-      <w:r>
-        <w:t xml:space="preserve"> </w:t>
-      </w:r>
-      <w:proofErr w:type="spellStart"/>
-      <w:r>
-        <w:t>penjualan</w:t>
-      </w:r>
-      <w:proofErr w:type="spellEnd"/>
-      <w:r>
-        <w:t xml:space="preserve"> </w:t>
-      </w:r>
-      <w:proofErr w:type="spellStart"/>
-      <w:r>
-        <w:t>bersih</w:t>
-      </w:r>
-      <w:proofErr w:type="spellEnd"/>
-      <w:r>
-        <w:t>.</w:t>
-      </w:r>
+      <w:proofErr w:type="spellStart"/>
+      <w:r>
+        <w:t>fct_orders.sql</w:t>
+      </w:r>
+      <w:proofErr w:type="spellEnd"/>
     </w:p>
     <w:p>
-      <w:pPr>
-        <w:spacing w:after="0"/>
-      </w:pPr>
-    </w:p>
-    <w:p>
-      <w:pPr>
-        <w:pStyle w:val="ListParagraph"/>
-        <w:spacing w:after="0"/>
-      </w:pPr>
-      <w:r>
-        <w:t xml:space="preserve">E. </w:t>
-      </w:r>
-      <w:proofErr w:type="spellStart"/>
-      <w:r>
-        <w:t>Tambahkan</w:t>
-      </w:r>
-      <w:proofErr w:type="spellEnd"/>
-      <w:r>
-        <w:t xml:space="preserve"> </w:t>
-      </w:r>
-      <w:proofErr w:type="spellStart"/>
-      <w:r>
-        <w:t>pengujian</w:t>
-      </w:r>
-      <w:proofErr w:type="spellEnd"/>
-      <w:r>
-        <w:t xml:space="preserve"> dan </w:t>
-      </w:r>
-      <w:proofErr w:type="spellStart"/>
-      <w:r>
-        <w:t>dokumentasi</w:t>
-      </w:r>
-      <w:proofErr w:type="spellEnd"/>
-    </w:p>
-    <w:p>
-      <w:pPr>
-        <w:spacing w:after="0"/>
-        <w:jc w:val="center"/>
-      </w:pPr>
       <w:r>
         <w:rPr>
-          <w:i/>
           <w:noProof/>
         </w:rPr>
-        <w:lastRenderedPageBreak/>
         <w:drawing>
-          <wp:inline distT="0" distB="0" distL="0" distR="0" wp14:anchorId="0475A7A1" wp14:editId="30AC7407">
-            <wp:extent cx="5943600" cy="2860040"/>
+          <wp:inline distT="0" distB="0" distL="0" distR="0" wp14:anchorId="36203E6A" wp14:editId="0E072B59">
+            <wp:extent cx="5943600" cy="1417955"/>
             <wp:effectExtent l="0" t="0" r="0" b="0"/>
-            <wp:docPr id="45" name="Picture 45"/>
+            <wp:docPr id="43" name="Picture 43"/>
             <wp:cNvGraphicFramePr>
               <a:graphicFrameLocks xmlns:a="http://schemas.openxmlformats.org/drawingml/2006/main" noChangeAspect="1"/>
             </wp:cNvGraphicFramePr>
@@ -14159,7 +13324,7 @@
                   <pic:spPr>
                     <a:xfrm>
                       <a:off x="0" y="0"/>
-                      <a:ext cx="5943600" cy="2860040"/>
+                      <a:ext cx="5943600" cy="1417955"/>
                     </a:xfrm>
                     <a:prstGeom prst="rect">
                       <a:avLst/>
@@ -14173,19 +13338,25 @@
       </w:r>
     </w:p>
     <w:p>
+      <w:proofErr w:type="spellStart"/>
+      <w:r>
+        <w:t>mart_daily_sales.sql</w:t>
+      </w:r>
+      <w:proofErr w:type="spellEnd"/>
+    </w:p>
+    <w:p>
       <w:pPr>
         <w:spacing w:after="0"/>
-        <w:jc w:val="center"/>
       </w:pPr>
       <w:r>
         <w:rPr>
           <w:noProof/>
         </w:rPr>
         <w:drawing>
-          <wp:inline distT="0" distB="0" distL="0" distR="0" wp14:anchorId="62EBEE48" wp14:editId="102133C6">
-            <wp:extent cx="5943600" cy="2573655"/>
+          <wp:inline distT="0" distB="0" distL="0" distR="0" wp14:anchorId="4416C0B6" wp14:editId="37EBD59E">
+            <wp:extent cx="5943600" cy="1033780"/>
             <wp:effectExtent l="0" t="0" r="0" b="0"/>
-            <wp:docPr id="46" name="Picture 46"/>
+            <wp:docPr id="44" name="Picture 44"/>
             <wp:cNvGraphicFramePr>
               <a:graphicFrameLocks xmlns:a="http://schemas.openxmlformats.org/drawingml/2006/main" noChangeAspect="1"/>
             </wp:cNvGraphicFramePr>
@@ -14205,7 +13376,7 @@
                   <pic:spPr>
                     <a:xfrm>
                       <a:off x="0" y="0"/>
-                      <a:ext cx="5943600" cy="2573655"/>
+                      <a:ext cx="5943600" cy="1033780"/>
                     </a:xfrm>
                     <a:prstGeom prst="rect">
                       <a:avLst/>
@@ -14225,155 +13396,35 @@
       </w:pPr>
       <w:proofErr w:type="spellStart"/>
       <w:r>
-        <w:t>Menambahkan</w:t>
-      </w:r>
-      <w:proofErr w:type="spellEnd"/>
-      <w:r>
-        <w:t xml:space="preserve"> </w:t>
-      </w:r>
-      <w:proofErr w:type="spellStart"/>
-      <w:r>
-        <w:t>schema.yml</w:t>
-      </w:r>
-      <w:proofErr w:type="spellEnd"/>
-      <w:r>
-        <w:t xml:space="preserve"> </w:t>
-      </w:r>
-      <w:proofErr w:type="spellStart"/>
-      <w:r>
-        <w:t>berisi</w:t>
-      </w:r>
-      <w:proofErr w:type="spellEnd"/>
-      <w:r>
-        <w:t xml:space="preserve"> </w:t>
-      </w:r>
-      <w:proofErr w:type="spellStart"/>
-      <w:r>
-        <w:t>deskripsi</w:t>
-      </w:r>
-      <w:proofErr w:type="spellEnd"/>
-      <w:r>
-        <w:t xml:space="preserve"> model dan 15 </w:t>
-      </w:r>
-      <w:proofErr w:type="spellStart"/>
-      <w:r>
-        <w:t>pengujian</w:t>
-      </w:r>
-      <w:proofErr w:type="spellEnd"/>
-      <w:r>
-        <w:t xml:space="preserve">. Test unique dan </w:t>
-      </w:r>
-      <w:proofErr w:type="spellStart"/>
-      <w:r>
-        <w:t>not_null</w:t>
-      </w:r>
-      <w:proofErr w:type="spellEnd"/>
-      <w:r>
-        <w:t xml:space="preserve"> </w:t>
-      </w:r>
-      <w:proofErr w:type="spellStart"/>
-      <w:r>
-        <w:t>dipasang</w:t>
-      </w:r>
-      <w:proofErr w:type="spellEnd"/>
-      <w:r>
-        <w:t xml:space="preserve"> pada </w:t>
-      </w:r>
-      <w:proofErr w:type="spellStart"/>
-      <w:r>
-        <w:t>kunci</w:t>
-      </w:r>
-      <w:proofErr w:type="spellEnd"/>
-      <w:r>
-        <w:t xml:space="preserve"> </w:t>
-      </w:r>
-      <w:proofErr w:type="spellStart"/>
-      <w:r>
-        <w:t>setiap</w:t>
-      </w:r>
-      <w:proofErr w:type="spellEnd"/>
-      <w:r>
-        <w:t xml:space="preserve"> model </w:t>
-      </w:r>
-      <w:proofErr w:type="spellStart"/>
-      <w:r>
-        <w:t>untuk</w:t>
-      </w:r>
-      <w:proofErr w:type="spellEnd"/>
-      <w:r>
-        <w:t xml:space="preserve"> </w:t>
-      </w:r>
-      <w:proofErr w:type="spellStart"/>
-      <w:r>
-        <w:t>menjamin</w:t>
-      </w:r>
-      <w:proofErr w:type="spellEnd"/>
-      <w:r>
-        <w:t xml:space="preserve"> </w:t>
-      </w:r>
-      <w:proofErr w:type="spellStart"/>
-      <w:r>
-        <w:t>tidak</w:t>
-      </w:r>
-      <w:proofErr w:type="spellEnd"/>
-      <w:r>
-        <w:t xml:space="preserve"> </w:t>
-      </w:r>
-      <w:proofErr w:type="spellStart"/>
-      <w:r>
-        <w:t>ada</w:t>
-      </w:r>
-      <w:proofErr w:type="spellEnd"/>
-      <w:r>
-        <w:t xml:space="preserve"> </w:t>
-      </w:r>
-      <w:proofErr w:type="spellStart"/>
-      <w:r>
-        <w:t>duplikasi</w:t>
-      </w:r>
-      <w:proofErr w:type="spellEnd"/>
-      <w:r>
-        <w:t xml:space="preserve"> </w:t>
-      </w:r>
-      <w:proofErr w:type="spellStart"/>
-      <w:r>
-        <w:t>maupun</w:t>
-      </w:r>
-      <w:proofErr w:type="spellEnd"/>
-      <w:r>
-        <w:t xml:space="preserve"> </w:t>
-      </w:r>
-      <w:proofErr w:type="spellStart"/>
-      <w:r>
-        <w:t>nilai</w:t>
-      </w:r>
-      <w:proofErr w:type="spellEnd"/>
-      <w:r>
-        <w:t xml:space="preserve"> </w:t>
-      </w:r>
-      <w:proofErr w:type="spellStart"/>
-      <w:r>
-        <w:t>kosong</w:t>
-      </w:r>
-      <w:proofErr w:type="spellEnd"/>
-      <w:r>
-        <w:t xml:space="preserve">, test relationships </w:t>
-      </w:r>
-      <w:proofErr w:type="spellStart"/>
-      <w:r>
-        <w:t>memastikan</w:t>
-      </w:r>
-      <w:proofErr w:type="spellEnd"/>
-      <w:r>
-        <w:t xml:space="preserve"> </w:t>
-      </w:r>
-      <w:proofErr w:type="spellStart"/>
-      <w:r>
-        <w:t>setiap</w:t>
-      </w:r>
-      <w:proofErr w:type="spellEnd"/>
-      <w:r>
-        <w:t xml:space="preserve"> </w:t>
+        <w:t>Membangun</w:t>
+      </w:r>
+      <w:proofErr w:type="spellEnd"/>
+      <w:r>
+        <w:t xml:space="preserve"> </w:t>
+      </w:r>
+      <w:proofErr w:type="spellStart"/>
+      <w:r>
+        <w:t>dim_customer</w:t>
+      </w:r>
+      <w:proofErr w:type="spellEnd"/>
+      <w:r>
+        <w:t xml:space="preserve"> </w:t>
+      </w:r>
+      <w:proofErr w:type="spellStart"/>
+      <w:r>
+        <w:t>dengan</w:t>
+      </w:r>
+      <w:proofErr w:type="spellEnd"/>
+      <w:r>
+        <w:t xml:space="preserve"> grain </w:t>
+      </w:r>
+      <w:proofErr w:type="spellStart"/>
+      <w:r>
+        <w:t>satu</w:t>
+      </w:r>
+      <w:proofErr w:type="spellEnd"/>
+      <w:r>
+        <w:t xml:space="preserve"> baris per </w:t>
       </w:r>
       <w:proofErr w:type="spellStart"/>
       <w:r>
@@ -14381,15 +13432,39 @@
       </w:r>
       <w:proofErr w:type="spellEnd"/>
       <w:r>
-        <w:t xml:space="preserve"> dan </w:t>
-      </w:r>
-      <w:proofErr w:type="spellStart"/>
-      <w:r>
-        <w:t>product_category</w:t>
-      </w:r>
-      <w:proofErr w:type="spellEnd"/>
-      <w:r>
-        <w:t xml:space="preserve"> di </w:t>
+        <w:t xml:space="preserve">, </w:t>
+      </w:r>
+      <w:proofErr w:type="spellStart"/>
+      <w:r>
+        <w:t>dim_product_category</w:t>
+      </w:r>
+      <w:proofErr w:type="spellEnd"/>
+      <w:r>
+        <w:t xml:space="preserve"> </w:t>
+      </w:r>
+      <w:proofErr w:type="spellStart"/>
+      <w:r>
+        <w:t>dengan</w:t>
+      </w:r>
+      <w:proofErr w:type="spellEnd"/>
+      <w:r>
+        <w:t xml:space="preserve"> grain </w:t>
+      </w:r>
+      <w:proofErr w:type="spellStart"/>
+      <w:r>
+        <w:t>satu</w:t>
+      </w:r>
+      <w:proofErr w:type="spellEnd"/>
+      <w:r>
+        <w:t xml:space="preserve"> baris per </w:t>
+      </w:r>
+      <w:proofErr w:type="spellStart"/>
+      <w:r>
+        <w:t>kategori</w:t>
+      </w:r>
+      <w:proofErr w:type="spellEnd"/>
+      <w:r>
+        <w:t xml:space="preserve">, </w:t>
       </w:r>
       <w:proofErr w:type="spellStart"/>
       <w:r>
@@ -14401,55 +13476,39 @@
       </w:r>
       <w:proofErr w:type="spellStart"/>
       <w:r>
-        <w:t>benar-benar</w:t>
-      </w:r>
-      <w:proofErr w:type="spellEnd"/>
-      <w:r>
-        <w:t xml:space="preserve"> </w:t>
-      </w:r>
-      <w:proofErr w:type="spellStart"/>
-      <w:r>
-        <w:t>ada</w:t>
-      </w:r>
-      <w:proofErr w:type="spellEnd"/>
-      <w:r>
-        <w:t xml:space="preserve"> di </w:t>
-      </w:r>
-      <w:proofErr w:type="spellStart"/>
-      <w:r>
-        <w:t>dimensinya</w:t>
-      </w:r>
-      <w:proofErr w:type="spellEnd"/>
-      <w:r>
-        <w:t xml:space="preserve">, dan test </w:t>
-      </w:r>
-      <w:proofErr w:type="spellStart"/>
-      <w:r>
-        <w:t>accepted_values</w:t>
-      </w:r>
-      <w:proofErr w:type="spellEnd"/>
-      <w:r>
-        <w:t xml:space="preserve"> </w:t>
-      </w:r>
-      <w:proofErr w:type="spellStart"/>
-      <w:r>
-        <w:t>membatasi</w:t>
-      </w:r>
-      <w:proofErr w:type="spellEnd"/>
-      <w:r>
-        <w:t xml:space="preserve"> status pada </w:t>
-      </w:r>
-      <w:proofErr w:type="spellStart"/>
-      <w:r>
-        <w:t>empat</w:t>
-      </w:r>
-      <w:proofErr w:type="spellEnd"/>
-      <w:r>
-        <w:t xml:space="preserve"> </w:t>
-      </w:r>
-      <w:proofErr w:type="spellStart"/>
-      <w:r>
-        <w:t>nilai</w:t>
+        <w:t>dengan</w:t>
+      </w:r>
+      <w:proofErr w:type="spellEnd"/>
+      <w:r>
+        <w:t xml:space="preserve"> grain </w:t>
+      </w:r>
+      <w:proofErr w:type="spellStart"/>
+      <w:r>
+        <w:t>satu</w:t>
+      </w:r>
+      <w:proofErr w:type="spellEnd"/>
+      <w:r>
+        <w:t xml:space="preserve"> baris per </w:t>
+      </w:r>
+      <w:proofErr w:type="spellStart"/>
+      <w:r>
+        <w:t>order_id</w:t>
+      </w:r>
+      <w:proofErr w:type="spellEnd"/>
+      <w:r>
+        <w:t xml:space="preserve">, </w:t>
+      </w:r>
+      <w:proofErr w:type="spellStart"/>
+      <w:r>
+        <w:t>serta</w:t>
+      </w:r>
+      <w:proofErr w:type="spellEnd"/>
+      <w:r>
+        <w:t xml:space="preserve"> </w:t>
+      </w:r>
+      <w:proofErr w:type="spellStart"/>
+      <w:r>
+        <w:t>mart_daily_sales</w:t>
       </w:r>
       <w:proofErr w:type="spellEnd"/>
       <w:r>
@@ -14457,83 +13516,203 @@
       </w:r>
       <w:proofErr w:type="spellStart"/>
       <w:r>
-        <w:t>sah</w:t>
-      </w:r>
-      <w:proofErr w:type="spellEnd"/>
-      <w:r>
-        <w:t xml:space="preserve">. </w:t>
-      </w:r>
-      <w:proofErr w:type="spellStart"/>
-      <w:r>
-        <w:t>Argumen</w:t>
-      </w:r>
-      <w:proofErr w:type="spellEnd"/>
-      <w:r>
-        <w:t xml:space="preserve"> test </w:t>
-      </w:r>
-      <w:proofErr w:type="spellStart"/>
-      <w:r>
-        <w:t>ditulis</w:t>
-      </w:r>
-      <w:proofErr w:type="spellEnd"/>
-      <w:r>
-        <w:t xml:space="preserve"> di </w:t>
-      </w:r>
-      <w:proofErr w:type="spellStart"/>
-      <w:r>
-        <w:t>bawah</w:t>
-      </w:r>
-      <w:proofErr w:type="spellEnd"/>
-      <w:r>
-        <w:t xml:space="preserve"> </w:t>
-      </w:r>
-      <w:proofErr w:type="spellStart"/>
-      <w:r>
-        <w:t>kunci</w:t>
-      </w:r>
-      <w:proofErr w:type="spellEnd"/>
-      <w:r>
-        <w:t xml:space="preserve"> arguments agar </w:t>
-      </w:r>
-      <w:proofErr w:type="spellStart"/>
-      <w:r>
-        <w:t>sesuai</w:t>
-      </w:r>
-      <w:proofErr w:type="spellEnd"/>
-      <w:r>
-        <w:t xml:space="preserve"> </w:t>
-      </w:r>
-      <w:proofErr w:type="spellStart"/>
-      <w:r>
-        <w:t>sintaks</w:t>
-      </w:r>
-      <w:proofErr w:type="spellEnd"/>
-      <w:r>
-        <w:t xml:space="preserve"> </w:t>
-      </w:r>
-      <w:proofErr w:type="spellStart"/>
-      <w:r>
-        <w:t>dbt</w:t>
-      </w:r>
-      <w:proofErr w:type="spellEnd"/>
-      <w:r>
-        <w:t xml:space="preserve"> 1.12 </w:t>
-      </w:r>
-      <w:proofErr w:type="spellStart"/>
-      <w:r>
-        <w:t>tanpa</w:t>
-      </w:r>
-      <w:proofErr w:type="spellEnd"/>
-      <w:r>
-        <w:t xml:space="preserve"> </w:t>
-      </w:r>
-      <w:proofErr w:type="spellStart"/>
-      <w:r>
-        <w:t>peringatan</w:t>
-      </w:r>
-      <w:proofErr w:type="spellEnd"/>
-      <w:r>
-        <w:t xml:space="preserve"> deprecation.</w:t>
+        <w:t>mengagregasi</w:t>
+      </w:r>
+      <w:proofErr w:type="spellEnd"/>
+      <w:r>
+        <w:t xml:space="preserve"> </w:t>
+      </w:r>
+      <w:proofErr w:type="spellStart"/>
+      <w:r>
+        <w:t>penjualan</w:t>
+      </w:r>
+      <w:proofErr w:type="spellEnd"/>
+      <w:r>
+        <w:t xml:space="preserve"> per </w:t>
+      </w:r>
+      <w:proofErr w:type="spellStart"/>
+      <w:r>
+        <w:t>tanggal</w:t>
+      </w:r>
+      <w:proofErr w:type="spellEnd"/>
+      <w:r>
+        <w:t xml:space="preserve">, </w:t>
+      </w:r>
+      <w:proofErr w:type="spellStart"/>
+      <w:r>
+        <w:t>kategori</w:t>
+      </w:r>
+      <w:proofErr w:type="spellEnd"/>
+      <w:r>
+        <w:t xml:space="preserve">, dan </w:t>
+      </w:r>
+      <w:proofErr w:type="spellStart"/>
+      <w:r>
+        <w:t>metode</w:t>
+      </w:r>
+      <w:proofErr w:type="spellEnd"/>
+      <w:r>
+        <w:t xml:space="preserve"> </w:t>
+      </w:r>
+      <w:proofErr w:type="spellStart"/>
+      <w:r>
+        <w:t>pembayaran</w:t>
+      </w:r>
+      <w:proofErr w:type="spellEnd"/>
+      <w:r>
+        <w:t xml:space="preserve">. Desain </w:t>
+      </w:r>
+      <w:proofErr w:type="spellStart"/>
+      <w:r>
+        <w:t>ini</w:t>
+      </w:r>
+      <w:proofErr w:type="spellEnd"/>
+      <w:r>
+        <w:t xml:space="preserve"> </w:t>
+      </w:r>
+      <w:proofErr w:type="spellStart"/>
+      <w:r>
+        <w:t>mengikuti</w:t>
+      </w:r>
+      <w:proofErr w:type="spellEnd"/>
+      <w:r>
+        <w:t xml:space="preserve"> star schema </w:t>
+      </w:r>
+      <w:proofErr w:type="spellStart"/>
+      <w:r>
+        <w:t>karena</w:t>
+      </w:r>
+      <w:proofErr w:type="spellEnd"/>
+      <w:r>
+        <w:t xml:space="preserve"> fact </w:t>
+      </w:r>
+      <w:proofErr w:type="spellStart"/>
+      <w:r>
+        <w:t>terhubung</w:t>
+      </w:r>
+      <w:proofErr w:type="spellEnd"/>
+      <w:r>
+        <w:t xml:space="preserve"> </w:t>
+      </w:r>
+      <w:proofErr w:type="spellStart"/>
+      <w:r>
+        <w:t>langsung</w:t>
+      </w:r>
+      <w:proofErr w:type="spellEnd"/>
+      <w:r>
+        <w:t xml:space="preserve"> </w:t>
+      </w:r>
+      <w:proofErr w:type="spellStart"/>
+      <w:r>
+        <w:t>ke</w:t>
+      </w:r>
+      <w:proofErr w:type="spellEnd"/>
+      <w:r>
+        <w:t xml:space="preserve"> </w:t>
+      </w:r>
+      <w:proofErr w:type="spellStart"/>
+      <w:r>
+        <w:t>dimensi</w:t>
+      </w:r>
+      <w:proofErr w:type="spellEnd"/>
+      <w:r>
+        <w:t xml:space="preserve"> yang </w:t>
+      </w:r>
+      <w:proofErr w:type="spellStart"/>
+      <w:r>
+        <w:t>relatif</w:t>
+      </w:r>
+      <w:proofErr w:type="spellEnd"/>
+      <w:r>
+        <w:t xml:space="preserve"> </w:t>
+      </w:r>
+      <w:proofErr w:type="spellStart"/>
+      <w:r>
+        <w:t>denormalisasi</w:t>
+      </w:r>
+      <w:proofErr w:type="spellEnd"/>
+      <w:r>
+        <w:t xml:space="preserve">, </w:t>
+      </w:r>
+      <w:proofErr w:type="spellStart"/>
+      <w:r>
+        <w:t>sehingga</w:t>
+      </w:r>
+      <w:proofErr w:type="spellEnd"/>
+      <w:r>
+        <w:t xml:space="preserve"> join </w:t>
+      </w:r>
+      <w:proofErr w:type="spellStart"/>
+      <w:r>
+        <w:t>tetap</w:t>
+      </w:r>
+      <w:proofErr w:type="spellEnd"/>
+      <w:r>
+        <w:t xml:space="preserve"> </w:t>
+      </w:r>
+      <w:proofErr w:type="spellStart"/>
+      <w:r>
+        <w:t>sedikit</w:t>
+      </w:r>
+      <w:proofErr w:type="spellEnd"/>
+      <w:r>
+        <w:t xml:space="preserve"> dan query </w:t>
+      </w:r>
+      <w:proofErr w:type="spellStart"/>
+      <w:r>
+        <w:t>analitik</w:t>
+      </w:r>
+      <w:proofErr w:type="spellEnd"/>
+      <w:r>
+        <w:t xml:space="preserve"> </w:t>
+      </w:r>
+      <w:proofErr w:type="spellStart"/>
+      <w:r>
+        <w:t>sederhana</w:t>
+      </w:r>
+      <w:proofErr w:type="spellEnd"/>
+      <w:r>
+        <w:t xml:space="preserve">. Mart </w:t>
+      </w:r>
+      <w:proofErr w:type="spellStart"/>
+      <w:r>
+        <w:t>hanya</w:t>
+      </w:r>
+      <w:proofErr w:type="spellEnd"/>
+      <w:r>
+        <w:t xml:space="preserve"> </w:t>
+      </w:r>
+      <w:proofErr w:type="spellStart"/>
+      <w:r>
+        <w:t>mengakui</w:t>
+      </w:r>
+      <w:proofErr w:type="spellEnd"/>
+      <w:r>
+        <w:t xml:space="preserve"> status paid dan shipped </w:t>
+      </w:r>
+      <w:proofErr w:type="spellStart"/>
+      <w:r>
+        <w:t>sebagai</w:t>
+      </w:r>
+      <w:proofErr w:type="spellEnd"/>
+      <w:r>
+        <w:t xml:space="preserve"> </w:t>
+      </w:r>
+      <w:proofErr w:type="spellStart"/>
+      <w:r>
+        <w:t>penjualan</w:t>
+      </w:r>
+      <w:proofErr w:type="spellEnd"/>
+      <w:r>
+        <w:t xml:space="preserve"> </w:t>
+      </w:r>
+      <w:proofErr w:type="spellStart"/>
+      <w:r>
+        <w:t>bersih</w:t>
+      </w:r>
+      <w:proofErr w:type="spellEnd"/>
+      <w:r>
+        <w:t>.</w:t>
       </w:r>
     </w:p>
     <w:p>
@@ -14547,19 +13726,27 @@
         <w:spacing w:after="0"/>
       </w:pPr>
       <w:r>
-        <w:t xml:space="preserve">F. </w:t>
-      </w:r>
-      <w:proofErr w:type="spellStart"/>
-      <w:r>
-        <w:t>Jalankan</w:t>
-      </w:r>
-      <w:proofErr w:type="spellEnd"/>
-      <w:r>
-        <w:t xml:space="preserve"> </w:t>
-      </w:r>
-      <w:proofErr w:type="spellStart"/>
-      <w:r>
-        <w:t>dbt</w:t>
+        <w:t xml:space="preserve">E. </w:t>
+      </w:r>
+      <w:proofErr w:type="spellStart"/>
+      <w:r>
+        <w:t>Tambahkan</w:t>
+      </w:r>
+      <w:proofErr w:type="spellEnd"/>
+      <w:r>
+        <w:t xml:space="preserve"> </w:t>
+      </w:r>
+      <w:proofErr w:type="spellStart"/>
+      <w:r>
+        <w:t>pengujian</w:t>
+      </w:r>
+      <w:proofErr w:type="spellEnd"/>
+      <w:r>
+        <w:t xml:space="preserve"> dan </w:t>
+      </w:r>
+      <w:proofErr w:type="spellStart"/>
+      <w:r>
+        <w:t>dokumentasi</w:t>
       </w:r>
       <w:proofErr w:type="spellEnd"/>
     </w:p>
@@ -14575,10 +13762,10 @@
         </w:rPr>
         <w:lastRenderedPageBreak/>
         <w:drawing>
-          <wp:inline distT="0" distB="0" distL="0" distR="0" wp14:anchorId="64CBF0D2" wp14:editId="7EE28379">
-            <wp:extent cx="5943600" cy="2588895"/>
-            <wp:effectExtent l="0" t="0" r="0" b="1905"/>
-            <wp:docPr id="47" name="Picture 47"/>
+          <wp:inline distT="0" distB="0" distL="0" distR="0" wp14:anchorId="6D6EDD85" wp14:editId="51353053">
+            <wp:extent cx="5943600" cy="2860040"/>
+            <wp:effectExtent l="0" t="0" r="0" b="0"/>
+            <wp:docPr id="45" name="Picture 45"/>
             <wp:cNvGraphicFramePr>
               <a:graphicFrameLocks xmlns:a="http://schemas.openxmlformats.org/drawingml/2006/main" noChangeAspect="1"/>
             </wp:cNvGraphicFramePr>
@@ -14598,7 +13785,7 @@
                   <pic:spPr>
                     <a:xfrm>
                       <a:off x="0" y="0"/>
-                      <a:ext cx="5943600" cy="2588895"/>
+                      <a:ext cx="5943600" cy="2860040"/>
                     </a:xfrm>
                     <a:prstGeom prst="rect">
                       <a:avLst/>
@@ -14610,15 +13797,21 @@
           </wp:inline>
         </w:drawing>
       </w:r>
+    </w:p>
+    <w:p>
+      <w:pPr>
+        <w:spacing w:after="0"/>
+        <w:jc w:val="center"/>
+      </w:pPr>
       <w:r>
         <w:rPr>
           <w:noProof/>
         </w:rPr>
         <w:drawing>
-          <wp:inline distT="0" distB="0" distL="0" distR="0" wp14:anchorId="52DABB55" wp14:editId="2C5187D1">
-            <wp:extent cx="5943600" cy="1724025"/>
-            <wp:effectExtent l="0" t="0" r="0" b="9525"/>
-            <wp:docPr id="48" name="Picture 48"/>
+          <wp:inline distT="0" distB="0" distL="0" distR="0" wp14:anchorId="008BC77C" wp14:editId="0D707FAC">
+            <wp:extent cx="5943600" cy="2573655"/>
+            <wp:effectExtent l="0" t="0" r="0" b="0"/>
+            <wp:docPr id="46" name="Picture 46"/>
             <wp:cNvGraphicFramePr>
               <a:graphicFrameLocks xmlns:a="http://schemas.openxmlformats.org/drawingml/2006/main" noChangeAspect="1"/>
             </wp:cNvGraphicFramePr>
@@ -14638,7 +13831,7 @@
                   <pic:spPr>
                     <a:xfrm>
                       <a:off x="0" y="0"/>
-                      <a:ext cx="5943600" cy="1724025"/>
+                      <a:ext cx="5943600" cy="2573655"/>
                     </a:xfrm>
                     <a:prstGeom prst="rect">
                       <a:avLst/>
@@ -14650,15 +13843,368 @@
           </wp:inline>
         </w:drawing>
       </w:r>
+    </w:p>
+    <w:p>
+      <w:pPr>
+        <w:spacing w:after="0"/>
+        <w:jc w:val="both"/>
+      </w:pPr>
+      <w:proofErr w:type="spellStart"/>
+      <w:r>
+        <w:t>Menambahkan</w:t>
+      </w:r>
+      <w:proofErr w:type="spellEnd"/>
+      <w:r>
+        <w:t xml:space="preserve"> </w:t>
+      </w:r>
+      <w:proofErr w:type="spellStart"/>
+      <w:r>
+        <w:t>schema.yml</w:t>
+      </w:r>
+      <w:proofErr w:type="spellEnd"/>
+      <w:r>
+        <w:t xml:space="preserve"> </w:t>
+      </w:r>
+      <w:proofErr w:type="spellStart"/>
+      <w:r>
+        <w:t>berisi</w:t>
+      </w:r>
+      <w:proofErr w:type="spellEnd"/>
+      <w:r>
+        <w:t xml:space="preserve"> </w:t>
+      </w:r>
+      <w:proofErr w:type="spellStart"/>
+      <w:r>
+        <w:t>deskripsi</w:t>
+      </w:r>
+      <w:proofErr w:type="spellEnd"/>
+      <w:r>
+        <w:t xml:space="preserve"> model dan 15 </w:t>
+      </w:r>
+      <w:proofErr w:type="spellStart"/>
+      <w:r>
+        <w:t>pengujian</w:t>
+      </w:r>
+      <w:proofErr w:type="spellEnd"/>
+      <w:r>
+        <w:t xml:space="preserve">. Test unique dan </w:t>
+      </w:r>
+      <w:proofErr w:type="spellStart"/>
+      <w:r>
+        <w:t>not_null</w:t>
+      </w:r>
+      <w:proofErr w:type="spellEnd"/>
+      <w:r>
+        <w:t xml:space="preserve"> </w:t>
+      </w:r>
+      <w:proofErr w:type="spellStart"/>
+      <w:r>
+        <w:t>dipasang</w:t>
+      </w:r>
+      <w:proofErr w:type="spellEnd"/>
+      <w:r>
+        <w:t xml:space="preserve"> pada </w:t>
+      </w:r>
+      <w:proofErr w:type="spellStart"/>
+      <w:r>
+        <w:t>kunci</w:t>
+      </w:r>
+      <w:proofErr w:type="spellEnd"/>
+      <w:r>
+        <w:t xml:space="preserve"> </w:t>
+      </w:r>
+      <w:proofErr w:type="spellStart"/>
+      <w:r>
+        <w:t>setiap</w:t>
+      </w:r>
+      <w:proofErr w:type="spellEnd"/>
+      <w:r>
+        <w:t xml:space="preserve"> model </w:t>
+      </w:r>
+      <w:proofErr w:type="spellStart"/>
+      <w:r>
+        <w:t>untuk</w:t>
+      </w:r>
+      <w:proofErr w:type="spellEnd"/>
+      <w:r>
+        <w:t xml:space="preserve"> </w:t>
+      </w:r>
+      <w:proofErr w:type="spellStart"/>
+      <w:r>
+        <w:t>menjamin</w:t>
+      </w:r>
+      <w:proofErr w:type="spellEnd"/>
+      <w:r>
+        <w:t xml:space="preserve"> </w:t>
+      </w:r>
+      <w:proofErr w:type="spellStart"/>
+      <w:r>
+        <w:t>tidak</w:t>
+      </w:r>
+      <w:proofErr w:type="spellEnd"/>
+      <w:r>
+        <w:t xml:space="preserve"> </w:t>
+      </w:r>
+      <w:proofErr w:type="spellStart"/>
+      <w:r>
+        <w:t>ada</w:t>
+      </w:r>
+      <w:proofErr w:type="spellEnd"/>
+      <w:r>
+        <w:t xml:space="preserve"> </w:t>
+      </w:r>
+      <w:proofErr w:type="spellStart"/>
+      <w:r>
+        <w:t>duplikasi</w:t>
+      </w:r>
+      <w:proofErr w:type="spellEnd"/>
+      <w:r>
+        <w:t xml:space="preserve"> </w:t>
+      </w:r>
+      <w:proofErr w:type="spellStart"/>
+      <w:r>
+        <w:t>maupun</w:t>
+      </w:r>
+      <w:proofErr w:type="spellEnd"/>
+      <w:r>
+        <w:t xml:space="preserve"> </w:t>
+      </w:r>
+      <w:proofErr w:type="spellStart"/>
+      <w:r>
+        <w:t>nilai</w:t>
+      </w:r>
+      <w:proofErr w:type="spellEnd"/>
+      <w:r>
+        <w:t xml:space="preserve"> </w:t>
+      </w:r>
+      <w:proofErr w:type="spellStart"/>
+      <w:r>
+        <w:t>kosong</w:t>
+      </w:r>
+      <w:proofErr w:type="spellEnd"/>
+      <w:r>
+        <w:t xml:space="preserve">, test relationships </w:t>
+      </w:r>
+      <w:proofErr w:type="spellStart"/>
+      <w:r>
+        <w:t>memastikan</w:t>
+      </w:r>
+      <w:proofErr w:type="spellEnd"/>
+      <w:r>
+        <w:t xml:space="preserve"> </w:t>
+      </w:r>
+      <w:proofErr w:type="spellStart"/>
+      <w:r>
+        <w:t>setiap</w:t>
+      </w:r>
+      <w:proofErr w:type="spellEnd"/>
+      <w:r>
+        <w:t xml:space="preserve"> </w:t>
+      </w:r>
+      <w:proofErr w:type="spellStart"/>
+      <w:r>
+        <w:t>customer_id</w:t>
+      </w:r>
+      <w:proofErr w:type="spellEnd"/>
+      <w:r>
+        <w:t xml:space="preserve"> dan </w:t>
+      </w:r>
+      <w:proofErr w:type="spellStart"/>
+      <w:r>
+        <w:t>product_category</w:t>
+      </w:r>
+      <w:proofErr w:type="spellEnd"/>
+      <w:r>
+        <w:t xml:space="preserve"> di </w:t>
+      </w:r>
+      <w:proofErr w:type="spellStart"/>
+      <w:r>
+        <w:t>fct_orders</w:t>
+      </w:r>
+      <w:proofErr w:type="spellEnd"/>
+      <w:r>
+        <w:t xml:space="preserve"> </w:t>
+      </w:r>
+      <w:proofErr w:type="spellStart"/>
+      <w:r>
+        <w:t>benar-benar</w:t>
+      </w:r>
+      <w:proofErr w:type="spellEnd"/>
+      <w:r>
+        <w:t xml:space="preserve"> </w:t>
+      </w:r>
+      <w:proofErr w:type="spellStart"/>
+      <w:r>
+        <w:t>ada</w:t>
+      </w:r>
+      <w:proofErr w:type="spellEnd"/>
+      <w:r>
+        <w:t xml:space="preserve"> di </w:t>
+      </w:r>
+      <w:proofErr w:type="spellStart"/>
+      <w:r>
+        <w:t>dimensinya</w:t>
+      </w:r>
+      <w:proofErr w:type="spellEnd"/>
+      <w:r>
+        <w:t xml:space="preserve">, dan test </w:t>
+      </w:r>
+      <w:proofErr w:type="spellStart"/>
+      <w:r>
+        <w:t>accepted_values</w:t>
+      </w:r>
+      <w:proofErr w:type="spellEnd"/>
+      <w:r>
+        <w:t xml:space="preserve"> </w:t>
+      </w:r>
+      <w:proofErr w:type="spellStart"/>
+      <w:r>
+        <w:t>membatasi</w:t>
+      </w:r>
+      <w:proofErr w:type="spellEnd"/>
+      <w:r>
+        <w:t xml:space="preserve"> status pada </w:t>
+      </w:r>
+      <w:proofErr w:type="spellStart"/>
+      <w:r>
+        <w:t>empat</w:t>
+      </w:r>
+      <w:proofErr w:type="spellEnd"/>
+      <w:r>
+        <w:t xml:space="preserve"> </w:t>
+      </w:r>
+      <w:proofErr w:type="spellStart"/>
+      <w:r>
+        <w:t>nilai</w:t>
+      </w:r>
+      <w:proofErr w:type="spellEnd"/>
+      <w:r>
+        <w:t xml:space="preserve"> yang </w:t>
+      </w:r>
+      <w:proofErr w:type="spellStart"/>
+      <w:r>
+        <w:t>sah</w:t>
+      </w:r>
+      <w:proofErr w:type="spellEnd"/>
+      <w:r>
+        <w:t xml:space="preserve">. </w:t>
+      </w:r>
+      <w:proofErr w:type="spellStart"/>
+      <w:r>
+        <w:t>Argumen</w:t>
+      </w:r>
+      <w:proofErr w:type="spellEnd"/>
+      <w:r>
+        <w:t xml:space="preserve"> test </w:t>
+      </w:r>
+      <w:proofErr w:type="spellStart"/>
+      <w:r>
+        <w:t>ditulis</w:t>
+      </w:r>
+      <w:proofErr w:type="spellEnd"/>
+      <w:r>
+        <w:t xml:space="preserve"> di </w:t>
+      </w:r>
+      <w:proofErr w:type="spellStart"/>
+      <w:r>
+        <w:t>bawah</w:t>
+      </w:r>
+      <w:proofErr w:type="spellEnd"/>
+      <w:r>
+        <w:t xml:space="preserve"> </w:t>
+      </w:r>
+      <w:proofErr w:type="spellStart"/>
+      <w:r>
+        <w:t>kunci</w:t>
+      </w:r>
+      <w:proofErr w:type="spellEnd"/>
+      <w:r>
+        <w:t xml:space="preserve"> arguments agar </w:t>
+      </w:r>
+      <w:proofErr w:type="spellStart"/>
+      <w:r>
+        <w:t>sesuai</w:t>
+      </w:r>
+      <w:proofErr w:type="spellEnd"/>
+      <w:r>
+        <w:t xml:space="preserve"> </w:t>
+      </w:r>
+      <w:proofErr w:type="spellStart"/>
+      <w:r>
+        <w:t>sintaks</w:t>
+      </w:r>
+      <w:proofErr w:type="spellEnd"/>
+      <w:r>
+        <w:t xml:space="preserve"> </w:t>
+      </w:r>
+      <w:proofErr w:type="spellStart"/>
+      <w:r>
+        <w:t>dbt</w:t>
+      </w:r>
+      <w:proofErr w:type="spellEnd"/>
+      <w:r>
+        <w:t xml:space="preserve"> 1.12 </w:t>
+      </w:r>
+      <w:proofErr w:type="spellStart"/>
+      <w:r>
+        <w:t>tanpa</w:t>
+      </w:r>
+      <w:proofErr w:type="spellEnd"/>
+      <w:r>
+        <w:t xml:space="preserve"> </w:t>
+      </w:r>
+      <w:proofErr w:type="spellStart"/>
+      <w:r>
+        <w:t>peringatan</w:t>
+      </w:r>
+      <w:proofErr w:type="spellEnd"/>
+      <w:r>
+        <w:t xml:space="preserve"> deprecation.</w:t>
+      </w:r>
+    </w:p>
+    <w:p>
+      <w:pPr>
+        <w:spacing w:after="0"/>
+      </w:pPr>
+    </w:p>
+    <w:p>
+      <w:pPr>
+        <w:pStyle w:val="ListParagraph"/>
+        <w:spacing w:after="0"/>
+      </w:pPr>
+      <w:r>
+        <w:t xml:space="preserve">F. </w:t>
+      </w:r>
+      <w:proofErr w:type="spellStart"/>
+      <w:r>
+        <w:t>Jalankan</w:t>
+      </w:r>
+      <w:proofErr w:type="spellEnd"/>
+      <w:r>
+        <w:t xml:space="preserve"> </w:t>
+      </w:r>
+      <w:proofErr w:type="spellStart"/>
+      <w:r>
+        <w:t>dbt</w:t>
+      </w:r>
+      <w:proofErr w:type="spellEnd"/>
+    </w:p>
+    <w:p>
+      <w:pPr>
+        <w:spacing w:after="0"/>
+        <w:jc w:val="center"/>
+      </w:pPr>
       <w:r>
         <w:rPr>
+          <w:i/>
           <w:noProof/>
         </w:rPr>
+        <w:lastRenderedPageBreak/>
         <w:drawing>
-          <wp:inline distT="0" distB="0" distL="0" distR="0" wp14:anchorId="4ED431E5" wp14:editId="3D8AF748">
-            <wp:extent cx="5943600" cy="3165475"/>
-            <wp:effectExtent l="0" t="0" r="0" b="0"/>
-            <wp:docPr id="49" name="Picture 49"/>
+          <wp:inline distT="0" distB="0" distL="0" distR="0" wp14:anchorId="2FDE8FA0" wp14:editId="0838BD90">
+            <wp:extent cx="5943600" cy="2588895"/>
+            <wp:effectExtent l="0" t="0" r="0" b="1905"/>
+            <wp:docPr id="47" name="Picture 47"/>
             <wp:cNvGraphicFramePr>
               <a:graphicFrameLocks xmlns:a="http://schemas.openxmlformats.org/drawingml/2006/main" noChangeAspect="1"/>
             </wp:cNvGraphicFramePr>
@@ -14678,6 +14224,86 @@
                   <pic:spPr>
                     <a:xfrm>
                       <a:off x="0" y="0"/>
+                      <a:ext cx="5943600" cy="2588895"/>
+                    </a:xfrm>
+                    <a:prstGeom prst="rect">
+                      <a:avLst/>
+                    </a:prstGeom>
+                  </pic:spPr>
+                </pic:pic>
+              </a:graphicData>
+            </a:graphic>
+          </wp:inline>
+        </w:drawing>
+      </w:r>
+      <w:r>
+        <w:rPr>
+          <w:noProof/>
+        </w:rPr>
+        <w:drawing>
+          <wp:inline distT="0" distB="0" distL="0" distR="0" wp14:anchorId="03CD03A3" wp14:editId="6B113687">
+            <wp:extent cx="5943600" cy="1724025"/>
+            <wp:effectExtent l="0" t="0" r="0" b="9525"/>
+            <wp:docPr id="48" name="Picture 48"/>
+            <wp:cNvGraphicFramePr>
+              <a:graphicFrameLocks xmlns:a="http://schemas.openxmlformats.org/drawingml/2006/main" noChangeAspect="1"/>
+            </wp:cNvGraphicFramePr>
+            <a:graphic xmlns:a="http://schemas.openxmlformats.org/drawingml/2006/main">
+              <a:graphicData uri="http://schemas.openxmlformats.org/drawingml/2006/picture">
+                <pic:pic xmlns:pic="http://schemas.openxmlformats.org/drawingml/2006/picture">
+                  <pic:nvPicPr>
+                    <pic:cNvPr id="1" name=""/>
+                    <pic:cNvPicPr/>
+                  </pic:nvPicPr>
+                  <pic:blipFill>
+                    <a:blip r:embed="rId55"/>
+                    <a:stretch>
+                      <a:fillRect/>
+                    </a:stretch>
+                  </pic:blipFill>
+                  <pic:spPr>
+                    <a:xfrm>
+                      <a:off x="0" y="0"/>
+                      <a:ext cx="5943600" cy="1724025"/>
+                    </a:xfrm>
+                    <a:prstGeom prst="rect">
+                      <a:avLst/>
+                    </a:prstGeom>
+                  </pic:spPr>
+                </pic:pic>
+              </a:graphicData>
+            </a:graphic>
+          </wp:inline>
+        </w:drawing>
+      </w:r>
+      <w:r>
+        <w:rPr>
+          <w:noProof/>
+        </w:rPr>
+        <w:drawing>
+          <wp:inline distT="0" distB="0" distL="0" distR="0" wp14:anchorId="0E65C4FB" wp14:editId="71428AA7">
+            <wp:extent cx="5943600" cy="3165475"/>
+            <wp:effectExtent l="0" t="0" r="0" b="0"/>
+            <wp:docPr id="49" name="Picture 49"/>
+            <wp:cNvGraphicFramePr>
+              <a:graphicFrameLocks xmlns:a="http://schemas.openxmlformats.org/drawingml/2006/main" noChangeAspect="1"/>
+            </wp:cNvGraphicFramePr>
+            <a:graphic xmlns:a="http://schemas.openxmlformats.org/drawingml/2006/main">
+              <a:graphicData uri="http://schemas.openxmlformats.org/drawingml/2006/picture">
+                <pic:pic xmlns:pic="http://schemas.openxmlformats.org/drawingml/2006/picture">
+                  <pic:nvPicPr>
+                    <pic:cNvPr id="1" name=""/>
+                    <pic:cNvPicPr/>
+                  </pic:nvPicPr>
+                  <pic:blipFill>
+                    <a:blip r:embed="rId56"/>
+                    <a:stretch>
+                      <a:fillRect/>
+                    </a:stretch>
+                  </pic:blipFill>
+                  <pic:spPr>
+                    <a:xfrm>
+                      <a:off x="0" y="0"/>
                       <a:ext cx="5943600" cy="3165475"/>
                     </a:xfrm>
                     <a:prstGeom prst="rect">
@@ -14695,7 +14321,7 @@
           <w:noProof/>
         </w:rPr>
         <w:drawing>
-          <wp:inline distT="0" distB="0" distL="0" distR="0" wp14:anchorId="173D5DE0" wp14:editId="28471040">
+          <wp:inline distT="0" distB="0" distL="0" distR="0" wp14:anchorId="20CE0EB9" wp14:editId="1C1791F8">
             <wp:extent cx="5943600" cy="666750"/>
             <wp:effectExtent l="0" t="0" r="0" b="0"/>
             <wp:docPr id="50" name="Picture 50"/>
@@ -14710,7 +14336,7 @@
                     <pic:cNvPicPr/>
                   </pic:nvPicPr>
                   <pic:blipFill>
-                    <a:blip r:embed="rId55"/>
+                    <a:blip r:embed="rId57"/>
                     <a:stretch>
                       <a:fillRect/>
                     </a:stretch>
@@ -15408,946 +15034,10 @@
           <w:noProof/>
         </w:rPr>
         <w:drawing>
-          <wp:inline distT="0" distB="0" distL="0" distR="0" wp14:anchorId="494731BA" wp14:editId="4B4B9B8A">
+          <wp:inline distT="0" distB="0" distL="0" distR="0" wp14:anchorId="4F47AADD" wp14:editId="0B72BCFA">
             <wp:extent cx="5943600" cy="3192780"/>
             <wp:effectExtent l="0" t="0" r="0" b="7620"/>
             <wp:docPr id="51" name="Picture 51"/>
-            <wp:cNvGraphicFramePr>
-              <a:graphicFrameLocks xmlns:a="http://schemas.openxmlformats.org/drawingml/2006/main" noChangeAspect="1"/>
-            </wp:cNvGraphicFramePr>
-            <a:graphic xmlns:a="http://schemas.openxmlformats.org/drawingml/2006/main">
-              <a:graphicData uri="http://schemas.openxmlformats.org/drawingml/2006/picture">
-                <pic:pic xmlns:pic="http://schemas.openxmlformats.org/drawingml/2006/picture">
-                  <pic:nvPicPr>
-                    <pic:cNvPr id="1" name=""/>
-                    <pic:cNvPicPr/>
-                  </pic:nvPicPr>
-                  <pic:blipFill>
-                    <a:blip r:embed="rId56"/>
-                    <a:stretch>
-                      <a:fillRect/>
-                    </a:stretch>
-                  </pic:blipFill>
-                  <pic:spPr>
-                    <a:xfrm>
-                      <a:off x="0" y="0"/>
-                      <a:ext cx="5943600" cy="3192780"/>
-                    </a:xfrm>
-                    <a:prstGeom prst="rect">
-                      <a:avLst/>
-                    </a:prstGeom>
-                  </pic:spPr>
-                </pic:pic>
-              </a:graphicData>
-            </a:graphic>
-          </wp:inline>
-        </w:drawing>
-      </w:r>
-    </w:p>
-    <w:p>
-      <w:pPr>
-        <w:spacing w:after="0"/>
-        <w:jc w:val="both"/>
-      </w:pPr>
-      <w:r>
-        <w:t xml:space="preserve">Lineage graph </w:t>
-      </w:r>
-      <w:proofErr w:type="spellStart"/>
-      <w:r>
-        <w:t>memperlihatkan</w:t>
-      </w:r>
-      <w:proofErr w:type="spellEnd"/>
-      <w:r>
-        <w:t xml:space="preserve"> </w:t>
-      </w:r>
-      <w:proofErr w:type="spellStart"/>
-      <w:r>
-        <w:t>alur</w:t>
-      </w:r>
-      <w:proofErr w:type="spellEnd"/>
-      <w:r>
-        <w:t xml:space="preserve"> </w:t>
-      </w:r>
-      <w:proofErr w:type="spellStart"/>
-      <w:proofErr w:type="gramStart"/>
-      <w:r>
-        <w:t>raw.orders</w:t>
-      </w:r>
-      <w:proofErr w:type="spellEnd"/>
-      <w:proofErr w:type="gramEnd"/>
-      <w:r>
-        <w:t xml:space="preserve"> </w:t>
-      </w:r>
-      <w:proofErr w:type="spellStart"/>
-      <w:r>
-        <w:t>menuju</w:t>
-      </w:r>
-      <w:proofErr w:type="spellEnd"/>
-      <w:r>
-        <w:t xml:space="preserve"> </w:t>
-      </w:r>
-      <w:proofErr w:type="spellStart"/>
-      <w:r>
-        <w:t>stg_orders</w:t>
-      </w:r>
-      <w:proofErr w:type="spellEnd"/>
-      <w:r>
-        <w:t xml:space="preserve">, </w:t>
-      </w:r>
-      <w:proofErr w:type="spellStart"/>
-      <w:r>
-        <w:t>lalu</w:t>
-      </w:r>
-      <w:proofErr w:type="spellEnd"/>
-      <w:r>
-        <w:t xml:space="preserve"> </w:t>
-      </w:r>
-      <w:proofErr w:type="spellStart"/>
-      <w:r>
-        <w:t>bercabang</w:t>
-      </w:r>
-      <w:proofErr w:type="spellEnd"/>
-      <w:r>
-        <w:t xml:space="preserve"> </w:t>
-      </w:r>
-      <w:proofErr w:type="spellStart"/>
-      <w:r>
-        <w:t>ke</w:t>
-      </w:r>
-      <w:proofErr w:type="spellEnd"/>
-      <w:r>
-        <w:t xml:space="preserve"> </w:t>
-      </w:r>
-      <w:proofErr w:type="spellStart"/>
-      <w:r>
-        <w:t>dim_customer</w:t>
-      </w:r>
-      <w:proofErr w:type="spellEnd"/>
-      <w:r>
-        <w:t xml:space="preserve">, </w:t>
-      </w:r>
-      <w:proofErr w:type="spellStart"/>
-      <w:r>
-        <w:t>dim_product_category</w:t>
-      </w:r>
-      <w:proofErr w:type="spellEnd"/>
-      <w:r>
-        <w:t xml:space="preserve">, dan </w:t>
-      </w:r>
-      <w:proofErr w:type="spellStart"/>
-      <w:r>
-        <w:t>fct_orders</w:t>
-      </w:r>
-      <w:proofErr w:type="spellEnd"/>
-      <w:r>
-        <w:t xml:space="preserve">, </w:t>
-      </w:r>
-      <w:proofErr w:type="spellStart"/>
-      <w:r>
-        <w:t>sebelum</w:t>
-      </w:r>
-      <w:proofErr w:type="spellEnd"/>
-      <w:r>
-        <w:t xml:space="preserve"> </w:t>
-      </w:r>
-      <w:proofErr w:type="spellStart"/>
-      <w:r>
-        <w:t>fct_orders</w:t>
-      </w:r>
-      <w:proofErr w:type="spellEnd"/>
-      <w:r>
-        <w:t xml:space="preserve"> </w:t>
-      </w:r>
-      <w:proofErr w:type="spellStart"/>
-      <w:r>
-        <w:t>diteruskan</w:t>
-      </w:r>
-      <w:proofErr w:type="spellEnd"/>
-      <w:r>
-        <w:t xml:space="preserve"> </w:t>
-      </w:r>
-      <w:proofErr w:type="spellStart"/>
-      <w:r>
-        <w:t>ke</w:t>
-      </w:r>
-      <w:proofErr w:type="spellEnd"/>
-      <w:r>
-        <w:t xml:space="preserve"> </w:t>
-      </w:r>
-      <w:proofErr w:type="spellStart"/>
-      <w:r>
-        <w:t>mart_daily_sales</w:t>
-      </w:r>
-      <w:proofErr w:type="spellEnd"/>
-      <w:r>
-        <w:t xml:space="preserve">. </w:t>
-      </w:r>
-      <w:proofErr w:type="spellStart"/>
-      <w:r>
-        <w:t>Dokumentasi</w:t>
-      </w:r>
-      <w:proofErr w:type="spellEnd"/>
-      <w:r>
-        <w:t xml:space="preserve"> dan lineage </w:t>
-      </w:r>
-      <w:proofErr w:type="spellStart"/>
-      <w:r>
-        <w:t>memudahkan</w:t>
-      </w:r>
-      <w:proofErr w:type="spellEnd"/>
-      <w:r>
-        <w:t xml:space="preserve"> </w:t>
-      </w:r>
-      <w:proofErr w:type="spellStart"/>
-      <w:r>
-        <w:t>pemeliharaan</w:t>
-      </w:r>
-      <w:proofErr w:type="spellEnd"/>
-      <w:r>
-        <w:t xml:space="preserve"> pipeline </w:t>
-      </w:r>
-      <w:proofErr w:type="spellStart"/>
-      <w:r>
-        <w:t>karena</w:t>
-      </w:r>
-      <w:proofErr w:type="spellEnd"/>
-      <w:r>
-        <w:t xml:space="preserve"> </w:t>
-      </w:r>
-      <w:proofErr w:type="spellStart"/>
-      <w:r>
-        <w:t>dampak</w:t>
-      </w:r>
-      <w:proofErr w:type="spellEnd"/>
-      <w:r>
-        <w:t xml:space="preserve"> </w:t>
-      </w:r>
-      <w:proofErr w:type="spellStart"/>
-      <w:r>
-        <w:t>perubahan</w:t>
-      </w:r>
-      <w:proofErr w:type="spellEnd"/>
-      <w:r>
-        <w:t xml:space="preserve"> pada </w:t>
-      </w:r>
-      <w:proofErr w:type="spellStart"/>
-      <w:r>
-        <w:t>satu</w:t>
-      </w:r>
-      <w:proofErr w:type="spellEnd"/>
-      <w:r>
-        <w:t xml:space="preserve"> model </w:t>
-      </w:r>
-      <w:proofErr w:type="spellStart"/>
-      <w:r>
-        <w:t>terhadap</w:t>
-      </w:r>
-      <w:proofErr w:type="spellEnd"/>
-      <w:r>
-        <w:t xml:space="preserve"> model </w:t>
-      </w:r>
-      <w:proofErr w:type="spellStart"/>
-      <w:r>
-        <w:t>hilirnya</w:t>
-      </w:r>
-      <w:proofErr w:type="spellEnd"/>
-      <w:r>
-        <w:t xml:space="preserve"> </w:t>
-      </w:r>
-      <w:proofErr w:type="spellStart"/>
-      <w:r>
-        <w:t>dapat</w:t>
-      </w:r>
-      <w:proofErr w:type="spellEnd"/>
-      <w:r>
-        <w:t xml:space="preserve"> </w:t>
-      </w:r>
-      <w:proofErr w:type="spellStart"/>
-      <w:r>
-        <w:t>dilihat</w:t>
-      </w:r>
-      <w:proofErr w:type="spellEnd"/>
-      <w:r>
-        <w:t xml:space="preserve"> </w:t>
-      </w:r>
-      <w:proofErr w:type="spellStart"/>
-      <w:r>
-        <w:t>sebelum</w:t>
-      </w:r>
-      <w:proofErr w:type="spellEnd"/>
-      <w:r>
-        <w:t xml:space="preserve"> </w:t>
-      </w:r>
-      <w:proofErr w:type="spellStart"/>
-      <w:r>
-        <w:t>perubahan</w:t>
-      </w:r>
-      <w:proofErr w:type="spellEnd"/>
-      <w:r>
-        <w:t xml:space="preserve"> </w:t>
-      </w:r>
-      <w:proofErr w:type="spellStart"/>
-      <w:r>
-        <w:t>dijalankan</w:t>
-      </w:r>
-      <w:proofErr w:type="spellEnd"/>
-      <w:r>
-        <w:t>.</w:t>
-      </w:r>
-    </w:p>
-    <w:p>
-      <w:pPr>
-        <w:spacing w:after="0"/>
-      </w:pPr>
-    </w:p>
-    <w:p>
-      <w:pPr>
-        <w:pStyle w:val="ListParagraph"/>
-        <w:spacing w:after="0"/>
-      </w:pPr>
-      <w:r>
-        <w:t xml:space="preserve">H. </w:t>
-      </w:r>
-      <w:proofErr w:type="spellStart"/>
-      <w:r>
-        <w:t>Konsep</w:t>
-      </w:r>
-      <w:proofErr w:type="spellEnd"/>
-      <w:r>
-        <w:t xml:space="preserve"> yang </w:t>
-      </w:r>
-      <w:proofErr w:type="spellStart"/>
-      <w:r>
-        <w:t>wajib</w:t>
-      </w:r>
-      <w:proofErr w:type="spellEnd"/>
-      <w:r>
-        <w:t xml:space="preserve"> </w:t>
-      </w:r>
-      <w:proofErr w:type="spellStart"/>
-      <w:r>
-        <w:t>dijelaskan</w:t>
-      </w:r>
-      <w:proofErr w:type="spellEnd"/>
-    </w:p>
-    <w:p>
-      <w:pPr>
-        <w:spacing w:after="0"/>
-        <w:jc w:val="both"/>
-      </w:pPr>
-      <w:r>
-        <w:t xml:space="preserve">Star schema </w:t>
-      </w:r>
-      <w:proofErr w:type="spellStart"/>
-      <w:r>
-        <w:t>menghubungkan</w:t>
-      </w:r>
-      <w:proofErr w:type="spellEnd"/>
-      <w:r>
-        <w:t xml:space="preserve"> fact </w:t>
-      </w:r>
-      <w:proofErr w:type="spellStart"/>
-      <w:r>
-        <w:t>langsung</w:t>
-      </w:r>
-      <w:proofErr w:type="spellEnd"/>
-      <w:r>
-        <w:t xml:space="preserve"> </w:t>
-      </w:r>
-      <w:proofErr w:type="spellStart"/>
-      <w:r>
-        <w:t>ke</w:t>
-      </w:r>
-      <w:proofErr w:type="spellEnd"/>
-      <w:r>
-        <w:t xml:space="preserve"> </w:t>
-      </w:r>
-      <w:proofErr w:type="spellStart"/>
-      <w:r>
-        <w:t>dimensi</w:t>
-      </w:r>
-      <w:proofErr w:type="spellEnd"/>
-      <w:r>
-        <w:t xml:space="preserve"> yang </w:t>
-      </w:r>
-      <w:proofErr w:type="spellStart"/>
-      <w:r>
-        <w:t>denormalisasi</w:t>
-      </w:r>
-      <w:proofErr w:type="spellEnd"/>
-      <w:r>
-        <w:t xml:space="preserve"> </w:t>
-      </w:r>
-      <w:proofErr w:type="spellStart"/>
-      <w:r>
-        <w:t>sehingga</w:t>
-      </w:r>
-      <w:proofErr w:type="spellEnd"/>
-      <w:r>
-        <w:t xml:space="preserve"> join </w:t>
-      </w:r>
-      <w:proofErr w:type="spellStart"/>
-      <w:r>
-        <w:t>lebih</w:t>
-      </w:r>
-      <w:proofErr w:type="spellEnd"/>
-      <w:r>
-        <w:t xml:space="preserve"> </w:t>
-      </w:r>
-      <w:proofErr w:type="spellStart"/>
-      <w:r>
-        <w:t>sedikit</w:t>
-      </w:r>
-      <w:proofErr w:type="spellEnd"/>
-      <w:r>
-        <w:t xml:space="preserve"> dan query </w:t>
-      </w:r>
-      <w:proofErr w:type="spellStart"/>
-      <w:r>
-        <w:t>lebih</w:t>
-      </w:r>
-      <w:proofErr w:type="spellEnd"/>
-      <w:r>
-        <w:t xml:space="preserve"> </w:t>
-      </w:r>
-      <w:proofErr w:type="spellStart"/>
-      <w:r>
-        <w:t>sederhana</w:t>
-      </w:r>
-      <w:proofErr w:type="spellEnd"/>
-      <w:r>
-        <w:t xml:space="preserve">, </w:t>
-      </w:r>
-      <w:proofErr w:type="spellStart"/>
-      <w:r>
-        <w:t>dengan</w:t>
-      </w:r>
-      <w:proofErr w:type="spellEnd"/>
-      <w:r>
-        <w:t xml:space="preserve"> </w:t>
-      </w:r>
-      <w:proofErr w:type="spellStart"/>
-      <w:r>
-        <w:t>konsekuensi</w:t>
-      </w:r>
-      <w:proofErr w:type="spellEnd"/>
-      <w:r>
-        <w:t xml:space="preserve"> </w:t>
-      </w:r>
-      <w:proofErr w:type="spellStart"/>
-      <w:r>
-        <w:t>sebagian</w:t>
-      </w:r>
-      <w:proofErr w:type="spellEnd"/>
-      <w:r>
-        <w:t xml:space="preserve"> </w:t>
-      </w:r>
-      <w:proofErr w:type="spellStart"/>
-      <w:r>
-        <w:t>atribut</w:t>
-      </w:r>
-      <w:proofErr w:type="spellEnd"/>
-      <w:r>
-        <w:t xml:space="preserve"> </w:t>
-      </w:r>
-      <w:proofErr w:type="spellStart"/>
-      <w:r>
-        <w:t>berulang</w:t>
-      </w:r>
-      <w:proofErr w:type="spellEnd"/>
-      <w:r>
-        <w:t xml:space="preserve">. Snowflake schema </w:t>
-      </w:r>
-      <w:proofErr w:type="spellStart"/>
-      <w:r>
-        <w:t>memecah</w:t>
-      </w:r>
-      <w:proofErr w:type="spellEnd"/>
-      <w:r>
-        <w:t xml:space="preserve"> </w:t>
-      </w:r>
-      <w:proofErr w:type="spellStart"/>
-      <w:r>
-        <w:t>dimensi</w:t>
-      </w:r>
-      <w:proofErr w:type="spellEnd"/>
-      <w:r>
-        <w:t xml:space="preserve"> </w:t>
-      </w:r>
-      <w:proofErr w:type="spellStart"/>
-      <w:r>
-        <w:t>menjadi</w:t>
-      </w:r>
-      <w:proofErr w:type="spellEnd"/>
-      <w:r>
-        <w:t xml:space="preserve"> </w:t>
-      </w:r>
-      <w:proofErr w:type="spellStart"/>
-      <w:r>
-        <w:t>beberapa</w:t>
-      </w:r>
-      <w:proofErr w:type="spellEnd"/>
-      <w:r>
-        <w:t xml:space="preserve"> </w:t>
-      </w:r>
-      <w:proofErr w:type="spellStart"/>
-      <w:r>
-        <w:t>tabel</w:t>
-      </w:r>
-      <w:proofErr w:type="spellEnd"/>
-      <w:r>
-        <w:t xml:space="preserve"> yang </w:t>
-      </w:r>
-      <w:proofErr w:type="spellStart"/>
-      <w:r>
-        <w:t>lebih</w:t>
-      </w:r>
-      <w:proofErr w:type="spellEnd"/>
-      <w:r>
-        <w:t xml:space="preserve"> </w:t>
-      </w:r>
-      <w:proofErr w:type="spellStart"/>
-      <w:r>
-        <w:t>ternormalisasi</w:t>
-      </w:r>
-      <w:proofErr w:type="spellEnd"/>
-      <w:r>
-        <w:t xml:space="preserve">, </w:t>
-      </w:r>
-      <w:proofErr w:type="spellStart"/>
-      <w:r>
-        <w:t>sehingga</w:t>
-      </w:r>
-      <w:proofErr w:type="spellEnd"/>
-      <w:r>
-        <w:t xml:space="preserve"> </w:t>
-      </w:r>
-      <w:proofErr w:type="spellStart"/>
-      <w:r>
-        <w:t>redundansi</w:t>
-      </w:r>
-      <w:proofErr w:type="spellEnd"/>
-      <w:r>
-        <w:t xml:space="preserve"> </w:t>
-      </w:r>
-      <w:proofErr w:type="spellStart"/>
-      <w:r>
-        <w:t>berkurang</w:t>
-      </w:r>
-      <w:proofErr w:type="spellEnd"/>
-      <w:r>
-        <w:t xml:space="preserve"> </w:t>
-      </w:r>
-      <w:proofErr w:type="spellStart"/>
-      <w:r>
-        <w:t>tetapi</w:t>
-      </w:r>
-      <w:proofErr w:type="spellEnd"/>
-      <w:r>
-        <w:t xml:space="preserve"> </w:t>
-      </w:r>
-      <w:proofErr w:type="spellStart"/>
-      <w:r>
-        <w:t>jumlah</w:t>
-      </w:r>
-      <w:proofErr w:type="spellEnd"/>
-      <w:r>
-        <w:t xml:space="preserve"> join </w:t>
-      </w:r>
-      <w:proofErr w:type="spellStart"/>
-      <w:r>
-        <w:t>bertambah</w:t>
-      </w:r>
-      <w:proofErr w:type="spellEnd"/>
-      <w:r>
-        <w:t xml:space="preserve">. Grain </w:t>
-      </w:r>
-      <w:proofErr w:type="spellStart"/>
-      <w:r>
-        <w:t>adalah</w:t>
-      </w:r>
-      <w:proofErr w:type="spellEnd"/>
-      <w:r>
-        <w:t xml:space="preserve"> </w:t>
-      </w:r>
-      <w:proofErr w:type="spellStart"/>
-      <w:r>
-        <w:t>makna</w:t>
-      </w:r>
-      <w:proofErr w:type="spellEnd"/>
-      <w:r>
-        <w:t xml:space="preserve"> </w:t>
-      </w:r>
-      <w:proofErr w:type="spellStart"/>
-      <w:r>
-        <w:t>satu</w:t>
-      </w:r>
-      <w:proofErr w:type="spellEnd"/>
-      <w:r>
-        <w:t xml:space="preserve"> baris pada </w:t>
-      </w:r>
-      <w:proofErr w:type="spellStart"/>
-      <w:r>
-        <w:t>tabel</w:t>
-      </w:r>
-      <w:proofErr w:type="spellEnd"/>
-      <w:r>
-        <w:t xml:space="preserve"> </w:t>
-      </w:r>
-      <w:proofErr w:type="spellStart"/>
-      <w:r>
-        <w:lastRenderedPageBreak/>
-        <w:t>fakta</w:t>
-      </w:r>
-      <w:proofErr w:type="spellEnd"/>
-      <w:r>
-        <w:t xml:space="preserve"> dan </w:t>
-      </w:r>
-      <w:proofErr w:type="spellStart"/>
-      <w:r>
-        <w:t>harus</w:t>
-      </w:r>
-      <w:proofErr w:type="spellEnd"/>
-      <w:r>
-        <w:t xml:space="preserve"> </w:t>
-      </w:r>
-      <w:proofErr w:type="spellStart"/>
-      <w:r>
-        <w:t>ditentukan</w:t>
-      </w:r>
-      <w:proofErr w:type="spellEnd"/>
-      <w:r>
-        <w:t xml:space="preserve"> </w:t>
-      </w:r>
-      <w:proofErr w:type="spellStart"/>
-      <w:r>
-        <w:t>sebelum</w:t>
-      </w:r>
-      <w:proofErr w:type="spellEnd"/>
-      <w:r>
-        <w:t xml:space="preserve"> fact </w:t>
-      </w:r>
-      <w:proofErr w:type="spellStart"/>
-      <w:r>
-        <w:t>dibuat</w:t>
-      </w:r>
-      <w:proofErr w:type="spellEnd"/>
-      <w:r>
-        <w:t xml:space="preserve">, </w:t>
-      </w:r>
-      <w:proofErr w:type="spellStart"/>
-      <w:r>
-        <w:t>karena</w:t>
-      </w:r>
-      <w:proofErr w:type="spellEnd"/>
-      <w:r>
-        <w:t xml:space="preserve"> grain </w:t>
-      </w:r>
-      <w:proofErr w:type="spellStart"/>
-      <w:r>
-        <w:t>menentukan</w:t>
-      </w:r>
-      <w:proofErr w:type="spellEnd"/>
-      <w:r>
-        <w:t xml:space="preserve"> </w:t>
-      </w:r>
-      <w:proofErr w:type="spellStart"/>
-      <w:r>
-        <w:t>kunci</w:t>
-      </w:r>
-      <w:proofErr w:type="spellEnd"/>
-      <w:r>
-        <w:t xml:space="preserve">, </w:t>
-      </w:r>
-      <w:proofErr w:type="spellStart"/>
-      <w:r>
-        <w:t>agregasi</w:t>
-      </w:r>
-      <w:proofErr w:type="spellEnd"/>
-      <w:r>
-        <w:t xml:space="preserve"> yang </w:t>
-      </w:r>
-      <w:proofErr w:type="spellStart"/>
-      <w:r>
-        <w:t>sah</w:t>
-      </w:r>
-      <w:proofErr w:type="spellEnd"/>
-      <w:r>
-        <w:t xml:space="preserve">, dan </w:t>
-      </w:r>
-      <w:proofErr w:type="spellStart"/>
-      <w:r>
-        <w:t>cara</w:t>
-      </w:r>
-      <w:proofErr w:type="spellEnd"/>
-      <w:r>
-        <w:t xml:space="preserve"> join. Incremental model </w:t>
-      </w:r>
-      <w:proofErr w:type="spellStart"/>
-      <w:r>
-        <w:t>dibutuhkan</w:t>
-      </w:r>
-      <w:proofErr w:type="spellEnd"/>
-      <w:r>
-        <w:t xml:space="preserve"> </w:t>
-      </w:r>
-      <w:proofErr w:type="spellStart"/>
-      <w:r>
-        <w:t>ketika</w:t>
-      </w:r>
-      <w:proofErr w:type="spellEnd"/>
-      <w:r>
-        <w:t xml:space="preserve"> data </w:t>
-      </w:r>
-      <w:proofErr w:type="spellStart"/>
-      <w:r>
-        <w:t>sumber</w:t>
-      </w:r>
-      <w:proofErr w:type="spellEnd"/>
-      <w:r>
-        <w:t xml:space="preserve"> </w:t>
-      </w:r>
-      <w:proofErr w:type="spellStart"/>
-      <w:r>
-        <w:t>jauh</w:t>
-      </w:r>
-      <w:proofErr w:type="spellEnd"/>
-      <w:r>
-        <w:t xml:space="preserve"> </w:t>
-      </w:r>
-      <w:proofErr w:type="spellStart"/>
-      <w:r>
-        <w:t>lebih</w:t>
-      </w:r>
-      <w:proofErr w:type="spellEnd"/>
-      <w:r>
-        <w:t xml:space="preserve"> </w:t>
-      </w:r>
-      <w:proofErr w:type="spellStart"/>
-      <w:r>
-        <w:t>besar</w:t>
-      </w:r>
-      <w:proofErr w:type="spellEnd"/>
-      <w:r>
-        <w:t xml:space="preserve"> </w:t>
-      </w:r>
-      <w:proofErr w:type="spellStart"/>
-      <w:r>
-        <w:t>dibanding</w:t>
-      </w:r>
-      <w:proofErr w:type="spellEnd"/>
-      <w:r>
-        <w:t xml:space="preserve"> data </w:t>
-      </w:r>
-      <w:proofErr w:type="spellStart"/>
-      <w:r>
-        <w:t>baru</w:t>
-      </w:r>
-      <w:proofErr w:type="spellEnd"/>
-      <w:r>
-        <w:t xml:space="preserve"> per </w:t>
-      </w:r>
-      <w:proofErr w:type="spellStart"/>
-      <w:r>
-        <w:t>periode</w:t>
-      </w:r>
-      <w:proofErr w:type="spellEnd"/>
-      <w:r>
-        <w:t xml:space="preserve">, dan </w:t>
-      </w:r>
-      <w:proofErr w:type="spellStart"/>
-      <w:r>
-        <w:t>penerapannya</w:t>
-      </w:r>
-      <w:proofErr w:type="spellEnd"/>
-      <w:r>
-        <w:t xml:space="preserve"> </w:t>
-      </w:r>
-      <w:proofErr w:type="spellStart"/>
-      <w:r>
-        <w:t>memerlukan</w:t>
-      </w:r>
-      <w:proofErr w:type="spellEnd"/>
-      <w:r>
-        <w:t xml:space="preserve"> unique key, filter watermark </w:t>
-      </w:r>
-      <w:proofErr w:type="spellStart"/>
-      <w:r>
-        <w:t>dengan</w:t>
-      </w:r>
-      <w:proofErr w:type="spellEnd"/>
-      <w:r>
-        <w:t xml:space="preserve"> lookback, </w:t>
-      </w:r>
-      <w:proofErr w:type="spellStart"/>
-      <w:r>
-        <w:t>serta</w:t>
-      </w:r>
-      <w:proofErr w:type="spellEnd"/>
-      <w:r>
-        <w:t xml:space="preserve"> strategi merge agar data yang </w:t>
-      </w:r>
-      <w:proofErr w:type="spellStart"/>
-      <w:r>
-        <w:t>datang</w:t>
-      </w:r>
-      <w:proofErr w:type="spellEnd"/>
-      <w:r>
-        <w:t xml:space="preserve"> </w:t>
-      </w:r>
-      <w:proofErr w:type="spellStart"/>
-      <w:r>
-        <w:t>terlambat</w:t>
-      </w:r>
-      <w:proofErr w:type="spellEnd"/>
-      <w:r>
-        <w:t xml:space="preserve"> </w:t>
-      </w:r>
-      <w:proofErr w:type="spellStart"/>
-      <w:r>
-        <w:t>tidak</w:t>
-      </w:r>
-      <w:proofErr w:type="spellEnd"/>
-      <w:r>
-        <w:t xml:space="preserve"> </w:t>
-      </w:r>
-      <w:proofErr w:type="spellStart"/>
-      <w:r>
-        <w:t>terlewat</w:t>
-      </w:r>
-      <w:proofErr w:type="spellEnd"/>
-      <w:r>
-        <w:t>.</w:t>
-      </w:r>
-    </w:p>
-    <w:p>
-      <w:pPr>
-        <w:spacing w:after="0"/>
-      </w:pPr>
-    </w:p>
-    <w:p>
-      <w:pPr>
-        <w:spacing w:after="0"/>
-      </w:pPr>
-    </w:p>
-    <w:p>
-      <w:pPr>
-        <w:spacing w:after="0"/>
-        <w:jc w:val="center"/>
-        <w:rPr>
-          <w:b/>
-        </w:rPr>
-      </w:pPr>
-      <w:r>
-        <w:rPr>
-          <w:b/>
-        </w:rPr>
-        <w:t xml:space="preserve">Tahap 6: </w:t>
-      </w:r>
-      <w:proofErr w:type="spellStart"/>
-      <w:r>
-        <w:rPr>
-          <w:b/>
-        </w:rPr>
-        <w:t>Jawaban</w:t>
-      </w:r>
-      <w:proofErr w:type="spellEnd"/>
-      <w:r>
-        <w:rPr>
-          <w:b/>
-        </w:rPr>
-        <w:t xml:space="preserve"> </w:t>
-      </w:r>
-      <w:proofErr w:type="spellStart"/>
-      <w:r>
-        <w:rPr>
-          <w:b/>
-        </w:rPr>
-        <w:t>Pertanyaan</w:t>
-      </w:r>
-      <w:proofErr w:type="spellEnd"/>
-      <w:r>
-        <w:rPr>
-          <w:b/>
-        </w:rPr>
-        <w:t xml:space="preserve"> </w:t>
-      </w:r>
-      <w:proofErr w:type="spellStart"/>
-      <w:r>
-        <w:rPr>
-          <w:b/>
-        </w:rPr>
-        <w:t>Analitik</w:t>
-      </w:r>
-      <w:proofErr w:type="spellEnd"/>
-    </w:p>
-    <w:p>
-      <w:pPr>
-        <w:spacing w:after="0"/>
-        <w:jc w:val="center"/>
-        <w:rPr>
-          <w:b/>
-        </w:rPr>
-      </w:pPr>
-      <w:r>
-        <w:rPr>
-          <w:i/>
-          <w:noProof/>
-        </w:rPr>
-        <w:drawing>
-          <wp:inline distT="0" distB="0" distL="0" distR="0" wp14:anchorId="2E9AD759" wp14:editId="05443F7C">
-            <wp:extent cx="5943600" cy="3329940"/>
-            <wp:effectExtent l="0" t="0" r="0" b="3810"/>
-            <wp:docPr id="52" name="Picture 52"/>
-            <wp:cNvGraphicFramePr>
-              <a:graphicFrameLocks xmlns:a="http://schemas.openxmlformats.org/drawingml/2006/main" noChangeAspect="1"/>
-            </wp:cNvGraphicFramePr>
-            <a:graphic xmlns:a="http://schemas.openxmlformats.org/drawingml/2006/main">
-              <a:graphicData uri="http://schemas.openxmlformats.org/drawingml/2006/picture">
-                <pic:pic xmlns:pic="http://schemas.openxmlformats.org/drawingml/2006/picture">
-                  <pic:nvPicPr>
-                    <pic:cNvPr id="1" name=""/>
-                    <pic:cNvPicPr/>
-                  </pic:nvPicPr>
-                  <pic:blipFill>
-                    <a:blip r:embed="rId57"/>
-                    <a:stretch>
-                      <a:fillRect/>
-                    </a:stretch>
-                  </pic:blipFill>
-                  <pic:spPr>
-                    <a:xfrm>
-                      <a:off x="0" y="0"/>
-                      <a:ext cx="5943600" cy="3329940"/>
-                    </a:xfrm>
-                    <a:prstGeom prst="rect">
-                      <a:avLst/>
-                    </a:prstGeom>
-                  </pic:spPr>
-                </pic:pic>
-              </a:graphicData>
-            </a:graphic>
-          </wp:inline>
-        </w:drawing>
-      </w:r>
-    </w:p>
-    <w:p>
-      <w:pPr>
-        <w:spacing w:after="0"/>
-        <w:jc w:val="center"/>
-        <w:rPr>
-          <w:b/>
-        </w:rPr>
-      </w:pPr>
-      <w:r>
-        <w:rPr>
-          <w:noProof/>
-        </w:rPr>
-        <w:drawing>
-          <wp:inline distT="0" distB="0" distL="0" distR="0" wp14:anchorId="26443CD5" wp14:editId="22DE877B">
-            <wp:extent cx="5943600" cy="1888490"/>
-            <wp:effectExtent l="0" t="0" r="0" b="0"/>
-            <wp:docPr id="53" name="Picture 53"/>
             <wp:cNvGraphicFramePr>
               <a:graphicFrameLocks xmlns:a="http://schemas.openxmlformats.org/drawingml/2006/main" noChangeAspect="1"/>
             </wp:cNvGraphicFramePr>
@@ -16367,6 +15057,942 @@
                   <pic:spPr>
                     <a:xfrm>
                       <a:off x="0" y="0"/>
+                      <a:ext cx="5943600" cy="3192780"/>
+                    </a:xfrm>
+                    <a:prstGeom prst="rect">
+                      <a:avLst/>
+                    </a:prstGeom>
+                  </pic:spPr>
+                </pic:pic>
+              </a:graphicData>
+            </a:graphic>
+          </wp:inline>
+        </w:drawing>
+      </w:r>
+    </w:p>
+    <w:p>
+      <w:pPr>
+        <w:spacing w:after="0"/>
+        <w:jc w:val="both"/>
+      </w:pPr>
+      <w:r>
+        <w:t xml:space="preserve">Lineage graph </w:t>
+      </w:r>
+      <w:proofErr w:type="spellStart"/>
+      <w:r>
+        <w:t>memperlihatkan</w:t>
+      </w:r>
+      <w:proofErr w:type="spellEnd"/>
+      <w:r>
+        <w:t xml:space="preserve"> </w:t>
+      </w:r>
+      <w:proofErr w:type="spellStart"/>
+      <w:r>
+        <w:t>alur</w:t>
+      </w:r>
+      <w:proofErr w:type="spellEnd"/>
+      <w:r>
+        <w:t xml:space="preserve"> </w:t>
+      </w:r>
+      <w:proofErr w:type="spellStart"/>
+      <w:proofErr w:type="gramStart"/>
+      <w:r>
+        <w:t>raw.orders</w:t>
+      </w:r>
+      <w:proofErr w:type="spellEnd"/>
+      <w:proofErr w:type="gramEnd"/>
+      <w:r>
+        <w:t xml:space="preserve"> </w:t>
+      </w:r>
+      <w:proofErr w:type="spellStart"/>
+      <w:r>
+        <w:t>menuju</w:t>
+      </w:r>
+      <w:proofErr w:type="spellEnd"/>
+      <w:r>
+        <w:t xml:space="preserve"> </w:t>
+      </w:r>
+      <w:proofErr w:type="spellStart"/>
+      <w:r>
+        <w:t>stg_orders</w:t>
+      </w:r>
+      <w:proofErr w:type="spellEnd"/>
+      <w:r>
+        <w:t xml:space="preserve">, </w:t>
+      </w:r>
+      <w:proofErr w:type="spellStart"/>
+      <w:r>
+        <w:t>lalu</w:t>
+      </w:r>
+      <w:proofErr w:type="spellEnd"/>
+      <w:r>
+        <w:t xml:space="preserve"> </w:t>
+      </w:r>
+      <w:proofErr w:type="spellStart"/>
+      <w:r>
+        <w:t>bercabang</w:t>
+      </w:r>
+      <w:proofErr w:type="spellEnd"/>
+      <w:r>
+        <w:t xml:space="preserve"> </w:t>
+      </w:r>
+      <w:proofErr w:type="spellStart"/>
+      <w:r>
+        <w:t>ke</w:t>
+      </w:r>
+      <w:proofErr w:type="spellEnd"/>
+      <w:r>
+        <w:t xml:space="preserve"> </w:t>
+      </w:r>
+      <w:proofErr w:type="spellStart"/>
+      <w:r>
+        <w:t>dim_customer</w:t>
+      </w:r>
+      <w:proofErr w:type="spellEnd"/>
+      <w:r>
+        <w:t xml:space="preserve">, </w:t>
+      </w:r>
+      <w:proofErr w:type="spellStart"/>
+      <w:r>
+        <w:t>dim_product_category</w:t>
+      </w:r>
+      <w:proofErr w:type="spellEnd"/>
+      <w:r>
+        <w:t xml:space="preserve">, dan </w:t>
+      </w:r>
+      <w:proofErr w:type="spellStart"/>
+      <w:r>
+        <w:t>fct_orders</w:t>
+      </w:r>
+      <w:proofErr w:type="spellEnd"/>
+      <w:r>
+        <w:t xml:space="preserve">, </w:t>
+      </w:r>
+      <w:proofErr w:type="spellStart"/>
+      <w:r>
+        <w:t>sebelum</w:t>
+      </w:r>
+      <w:proofErr w:type="spellEnd"/>
+      <w:r>
+        <w:t xml:space="preserve"> </w:t>
+      </w:r>
+      <w:proofErr w:type="spellStart"/>
+      <w:r>
+        <w:t>fct_orders</w:t>
+      </w:r>
+      <w:proofErr w:type="spellEnd"/>
+      <w:r>
+        <w:t xml:space="preserve"> </w:t>
+      </w:r>
+      <w:proofErr w:type="spellStart"/>
+      <w:r>
+        <w:t>diteruskan</w:t>
+      </w:r>
+      <w:proofErr w:type="spellEnd"/>
+      <w:r>
+        <w:t xml:space="preserve"> </w:t>
+      </w:r>
+      <w:proofErr w:type="spellStart"/>
+      <w:r>
+        <w:t>ke</w:t>
+      </w:r>
+      <w:proofErr w:type="spellEnd"/>
+      <w:r>
+        <w:t xml:space="preserve"> </w:t>
+      </w:r>
+      <w:proofErr w:type="spellStart"/>
+      <w:r>
+        <w:t>mart_daily_sales</w:t>
+      </w:r>
+      <w:proofErr w:type="spellEnd"/>
+      <w:r>
+        <w:t xml:space="preserve">. </w:t>
+      </w:r>
+      <w:proofErr w:type="spellStart"/>
+      <w:r>
+        <w:t>Dokumentasi</w:t>
+      </w:r>
+      <w:proofErr w:type="spellEnd"/>
+      <w:r>
+        <w:t xml:space="preserve"> dan lineage </w:t>
+      </w:r>
+      <w:proofErr w:type="spellStart"/>
+      <w:r>
+        <w:t>memudahkan</w:t>
+      </w:r>
+      <w:proofErr w:type="spellEnd"/>
+      <w:r>
+        <w:t xml:space="preserve"> </w:t>
+      </w:r>
+      <w:proofErr w:type="spellStart"/>
+      <w:r>
+        <w:t>pemeliharaan</w:t>
+      </w:r>
+      <w:proofErr w:type="spellEnd"/>
+      <w:r>
+        <w:t xml:space="preserve"> pipeline </w:t>
+      </w:r>
+      <w:proofErr w:type="spellStart"/>
+      <w:r>
+        <w:t>karena</w:t>
+      </w:r>
+      <w:proofErr w:type="spellEnd"/>
+      <w:r>
+        <w:t xml:space="preserve"> </w:t>
+      </w:r>
+      <w:proofErr w:type="spellStart"/>
+      <w:r>
+        <w:t>dampak</w:t>
+      </w:r>
+      <w:proofErr w:type="spellEnd"/>
+      <w:r>
+        <w:t xml:space="preserve"> </w:t>
+      </w:r>
+      <w:proofErr w:type="spellStart"/>
+      <w:r>
+        <w:t>perubahan</w:t>
+      </w:r>
+      <w:proofErr w:type="spellEnd"/>
+      <w:r>
+        <w:t xml:space="preserve"> pada </w:t>
+      </w:r>
+      <w:proofErr w:type="spellStart"/>
+      <w:r>
+        <w:t>satu</w:t>
+      </w:r>
+      <w:proofErr w:type="spellEnd"/>
+      <w:r>
+        <w:t xml:space="preserve"> model </w:t>
+      </w:r>
+      <w:proofErr w:type="spellStart"/>
+      <w:r>
+        <w:t>terhadap</w:t>
+      </w:r>
+      <w:proofErr w:type="spellEnd"/>
+      <w:r>
+        <w:t xml:space="preserve"> model </w:t>
+      </w:r>
+      <w:proofErr w:type="spellStart"/>
+      <w:r>
+        <w:t>hilirnya</w:t>
+      </w:r>
+      <w:proofErr w:type="spellEnd"/>
+      <w:r>
+        <w:t xml:space="preserve"> </w:t>
+      </w:r>
+      <w:proofErr w:type="spellStart"/>
+      <w:r>
+        <w:t>dapat</w:t>
+      </w:r>
+      <w:proofErr w:type="spellEnd"/>
+      <w:r>
+        <w:t xml:space="preserve"> </w:t>
+      </w:r>
+      <w:proofErr w:type="spellStart"/>
+      <w:r>
+        <w:t>dilihat</w:t>
+      </w:r>
+      <w:proofErr w:type="spellEnd"/>
+      <w:r>
+        <w:t xml:space="preserve"> </w:t>
+      </w:r>
+      <w:proofErr w:type="spellStart"/>
+      <w:r>
+        <w:t>sebelum</w:t>
+      </w:r>
+      <w:proofErr w:type="spellEnd"/>
+      <w:r>
+        <w:t xml:space="preserve"> </w:t>
+      </w:r>
+      <w:proofErr w:type="spellStart"/>
+      <w:r>
+        <w:t>perubahan</w:t>
+      </w:r>
+      <w:proofErr w:type="spellEnd"/>
+      <w:r>
+        <w:t xml:space="preserve"> </w:t>
+      </w:r>
+      <w:proofErr w:type="spellStart"/>
+      <w:r>
+        <w:t>dijalankan</w:t>
+      </w:r>
+      <w:proofErr w:type="spellEnd"/>
+      <w:r>
+        <w:t>.</w:t>
+      </w:r>
+    </w:p>
+    <w:p>
+      <w:pPr>
+        <w:spacing w:after="0"/>
+      </w:pPr>
+    </w:p>
+    <w:p>
+      <w:pPr>
+        <w:pStyle w:val="ListParagraph"/>
+        <w:spacing w:after="0"/>
+      </w:pPr>
+      <w:r>
+        <w:t xml:space="preserve">H. </w:t>
+      </w:r>
+      <w:proofErr w:type="spellStart"/>
+      <w:r>
+        <w:t>Konsep</w:t>
+      </w:r>
+      <w:proofErr w:type="spellEnd"/>
+      <w:r>
+        <w:t xml:space="preserve"> yang </w:t>
+      </w:r>
+      <w:proofErr w:type="spellStart"/>
+      <w:r>
+        <w:t>wajib</w:t>
+      </w:r>
+      <w:proofErr w:type="spellEnd"/>
+      <w:r>
+        <w:t xml:space="preserve"> </w:t>
+      </w:r>
+      <w:proofErr w:type="spellStart"/>
+      <w:r>
+        <w:t>dijelaskan</w:t>
+      </w:r>
+      <w:proofErr w:type="spellEnd"/>
+    </w:p>
+    <w:p>
+      <w:pPr>
+        <w:spacing w:after="0"/>
+        <w:jc w:val="both"/>
+      </w:pPr>
+      <w:r>
+        <w:t xml:space="preserve">Star schema </w:t>
+      </w:r>
+      <w:proofErr w:type="spellStart"/>
+      <w:r>
+        <w:t>menghubungkan</w:t>
+      </w:r>
+      <w:proofErr w:type="spellEnd"/>
+      <w:r>
+        <w:t xml:space="preserve"> fact </w:t>
+      </w:r>
+      <w:proofErr w:type="spellStart"/>
+      <w:r>
+        <w:t>langsung</w:t>
+      </w:r>
+      <w:proofErr w:type="spellEnd"/>
+      <w:r>
+        <w:t xml:space="preserve"> </w:t>
+      </w:r>
+      <w:proofErr w:type="spellStart"/>
+      <w:r>
+        <w:t>ke</w:t>
+      </w:r>
+      <w:proofErr w:type="spellEnd"/>
+      <w:r>
+        <w:t xml:space="preserve"> </w:t>
+      </w:r>
+      <w:proofErr w:type="spellStart"/>
+      <w:r>
+        <w:t>dimensi</w:t>
+      </w:r>
+      <w:proofErr w:type="spellEnd"/>
+      <w:r>
+        <w:t xml:space="preserve"> yang </w:t>
+      </w:r>
+      <w:proofErr w:type="spellStart"/>
+      <w:r>
+        <w:t>denormalisasi</w:t>
+      </w:r>
+      <w:proofErr w:type="spellEnd"/>
+      <w:r>
+        <w:t xml:space="preserve"> </w:t>
+      </w:r>
+      <w:proofErr w:type="spellStart"/>
+      <w:r>
+        <w:t>sehingga</w:t>
+      </w:r>
+      <w:proofErr w:type="spellEnd"/>
+      <w:r>
+        <w:t xml:space="preserve"> join </w:t>
+      </w:r>
+      <w:proofErr w:type="spellStart"/>
+      <w:r>
+        <w:t>lebih</w:t>
+      </w:r>
+      <w:proofErr w:type="spellEnd"/>
+      <w:r>
+        <w:t xml:space="preserve"> </w:t>
+      </w:r>
+      <w:proofErr w:type="spellStart"/>
+      <w:r>
+        <w:t>sedikit</w:t>
+      </w:r>
+      <w:proofErr w:type="spellEnd"/>
+      <w:r>
+        <w:t xml:space="preserve"> dan query </w:t>
+      </w:r>
+      <w:proofErr w:type="spellStart"/>
+      <w:r>
+        <w:t>lebih</w:t>
+      </w:r>
+      <w:proofErr w:type="spellEnd"/>
+      <w:r>
+        <w:t xml:space="preserve"> </w:t>
+      </w:r>
+      <w:proofErr w:type="spellStart"/>
+      <w:r>
+        <w:t>sederhana</w:t>
+      </w:r>
+      <w:proofErr w:type="spellEnd"/>
+      <w:r>
+        <w:t xml:space="preserve">, </w:t>
+      </w:r>
+      <w:proofErr w:type="spellStart"/>
+      <w:r>
+        <w:t>dengan</w:t>
+      </w:r>
+      <w:proofErr w:type="spellEnd"/>
+      <w:r>
+        <w:t xml:space="preserve"> </w:t>
+      </w:r>
+      <w:proofErr w:type="spellStart"/>
+      <w:r>
+        <w:t>konsekuensi</w:t>
+      </w:r>
+      <w:proofErr w:type="spellEnd"/>
+      <w:r>
+        <w:t xml:space="preserve"> </w:t>
+      </w:r>
+      <w:proofErr w:type="spellStart"/>
+      <w:r>
+        <w:t>sebagian</w:t>
+      </w:r>
+      <w:proofErr w:type="spellEnd"/>
+      <w:r>
+        <w:t xml:space="preserve"> </w:t>
+      </w:r>
+      <w:proofErr w:type="spellStart"/>
+      <w:r>
+        <w:t>atribut</w:t>
+      </w:r>
+      <w:proofErr w:type="spellEnd"/>
+      <w:r>
+        <w:t xml:space="preserve"> </w:t>
+      </w:r>
+      <w:proofErr w:type="spellStart"/>
+      <w:r>
+        <w:t>berulang</w:t>
+      </w:r>
+      <w:proofErr w:type="spellEnd"/>
+      <w:r>
+        <w:t xml:space="preserve">. Snowflake schema </w:t>
+      </w:r>
+      <w:proofErr w:type="spellStart"/>
+      <w:r>
+        <w:t>memecah</w:t>
+      </w:r>
+      <w:proofErr w:type="spellEnd"/>
+      <w:r>
+        <w:t xml:space="preserve"> </w:t>
+      </w:r>
+      <w:proofErr w:type="spellStart"/>
+      <w:r>
+        <w:t>dimensi</w:t>
+      </w:r>
+      <w:proofErr w:type="spellEnd"/>
+      <w:r>
+        <w:t xml:space="preserve"> </w:t>
+      </w:r>
+      <w:proofErr w:type="spellStart"/>
+      <w:r>
+        <w:t>menjadi</w:t>
+      </w:r>
+      <w:proofErr w:type="spellEnd"/>
+      <w:r>
+        <w:t xml:space="preserve"> </w:t>
+      </w:r>
+      <w:proofErr w:type="spellStart"/>
+      <w:r>
+        <w:t>beberapa</w:t>
+      </w:r>
+      <w:proofErr w:type="spellEnd"/>
+      <w:r>
+        <w:t xml:space="preserve"> </w:t>
+      </w:r>
+      <w:proofErr w:type="spellStart"/>
+      <w:r>
+        <w:t>tabel</w:t>
+      </w:r>
+      <w:proofErr w:type="spellEnd"/>
+      <w:r>
+        <w:t xml:space="preserve"> yang </w:t>
+      </w:r>
+      <w:proofErr w:type="spellStart"/>
+      <w:r>
+        <w:t>lebih</w:t>
+      </w:r>
+      <w:proofErr w:type="spellEnd"/>
+      <w:r>
+        <w:t xml:space="preserve"> </w:t>
+      </w:r>
+      <w:proofErr w:type="spellStart"/>
+      <w:r>
+        <w:t>ternormalisasi</w:t>
+      </w:r>
+      <w:proofErr w:type="spellEnd"/>
+      <w:r>
+        <w:t xml:space="preserve">, </w:t>
+      </w:r>
+      <w:proofErr w:type="spellStart"/>
+      <w:r>
+        <w:t>sehingga</w:t>
+      </w:r>
+      <w:proofErr w:type="spellEnd"/>
+      <w:r>
+        <w:t xml:space="preserve"> </w:t>
+      </w:r>
+      <w:proofErr w:type="spellStart"/>
+      <w:r>
+        <w:t>redundansi</w:t>
+      </w:r>
+      <w:proofErr w:type="spellEnd"/>
+      <w:r>
+        <w:t xml:space="preserve"> </w:t>
+      </w:r>
+      <w:proofErr w:type="spellStart"/>
+      <w:r>
+        <w:t>berkurang</w:t>
+      </w:r>
+      <w:proofErr w:type="spellEnd"/>
+      <w:r>
+        <w:t xml:space="preserve"> </w:t>
+      </w:r>
+      <w:proofErr w:type="spellStart"/>
+      <w:r>
+        <w:t>tetapi</w:t>
+      </w:r>
+      <w:proofErr w:type="spellEnd"/>
+      <w:r>
+        <w:t xml:space="preserve"> </w:t>
+      </w:r>
+      <w:proofErr w:type="spellStart"/>
+      <w:r>
+        <w:t>jumlah</w:t>
+      </w:r>
+      <w:proofErr w:type="spellEnd"/>
+      <w:r>
+        <w:t xml:space="preserve"> join </w:t>
+      </w:r>
+      <w:proofErr w:type="spellStart"/>
+      <w:r>
+        <w:t>bertambah</w:t>
+      </w:r>
+      <w:proofErr w:type="spellEnd"/>
+      <w:r>
+        <w:t xml:space="preserve">. Grain </w:t>
+      </w:r>
+      <w:proofErr w:type="spellStart"/>
+      <w:r>
+        <w:t>adalah</w:t>
+      </w:r>
+      <w:proofErr w:type="spellEnd"/>
+      <w:r>
+        <w:t xml:space="preserve"> </w:t>
+      </w:r>
+      <w:proofErr w:type="spellStart"/>
+      <w:r>
+        <w:t>makna</w:t>
+      </w:r>
+      <w:proofErr w:type="spellEnd"/>
+      <w:r>
+        <w:t xml:space="preserve"> </w:t>
+      </w:r>
+      <w:proofErr w:type="spellStart"/>
+      <w:r>
+        <w:t>satu</w:t>
+      </w:r>
+      <w:proofErr w:type="spellEnd"/>
+      <w:r>
+        <w:t xml:space="preserve"> baris pada </w:t>
+      </w:r>
+      <w:proofErr w:type="spellStart"/>
+      <w:r>
+        <w:t>tabel</w:t>
+      </w:r>
+      <w:proofErr w:type="spellEnd"/>
+      <w:r>
+        <w:t xml:space="preserve"> </w:t>
+      </w:r>
+      <w:proofErr w:type="spellStart"/>
+      <w:r>
+        <w:lastRenderedPageBreak/>
+        <w:t>fakta</w:t>
+      </w:r>
+      <w:proofErr w:type="spellEnd"/>
+      <w:r>
+        <w:t xml:space="preserve"> dan </w:t>
+      </w:r>
+      <w:proofErr w:type="spellStart"/>
+      <w:r>
+        <w:t>harus</w:t>
+      </w:r>
+      <w:proofErr w:type="spellEnd"/>
+      <w:r>
+        <w:t xml:space="preserve"> </w:t>
+      </w:r>
+      <w:proofErr w:type="spellStart"/>
+      <w:r>
+        <w:t>ditentukan</w:t>
+      </w:r>
+      <w:proofErr w:type="spellEnd"/>
+      <w:r>
+        <w:t xml:space="preserve"> </w:t>
+      </w:r>
+      <w:proofErr w:type="spellStart"/>
+      <w:r>
+        <w:t>sebelum</w:t>
+      </w:r>
+      <w:proofErr w:type="spellEnd"/>
+      <w:r>
+        <w:t xml:space="preserve"> fact </w:t>
+      </w:r>
+      <w:proofErr w:type="spellStart"/>
+      <w:r>
+        <w:t>dibuat</w:t>
+      </w:r>
+      <w:proofErr w:type="spellEnd"/>
+      <w:r>
+        <w:t xml:space="preserve">, </w:t>
+      </w:r>
+      <w:proofErr w:type="spellStart"/>
+      <w:r>
+        <w:t>karena</w:t>
+      </w:r>
+      <w:proofErr w:type="spellEnd"/>
+      <w:r>
+        <w:t xml:space="preserve"> grain </w:t>
+      </w:r>
+      <w:proofErr w:type="spellStart"/>
+      <w:r>
+        <w:t>menentukan</w:t>
+      </w:r>
+      <w:proofErr w:type="spellEnd"/>
+      <w:r>
+        <w:t xml:space="preserve"> </w:t>
+      </w:r>
+      <w:proofErr w:type="spellStart"/>
+      <w:r>
+        <w:t>kunci</w:t>
+      </w:r>
+      <w:proofErr w:type="spellEnd"/>
+      <w:r>
+        <w:t xml:space="preserve">, </w:t>
+      </w:r>
+      <w:proofErr w:type="spellStart"/>
+      <w:r>
+        <w:t>agregasi</w:t>
+      </w:r>
+      <w:proofErr w:type="spellEnd"/>
+      <w:r>
+        <w:t xml:space="preserve"> yang </w:t>
+      </w:r>
+      <w:proofErr w:type="spellStart"/>
+      <w:r>
+        <w:t>sah</w:t>
+      </w:r>
+      <w:proofErr w:type="spellEnd"/>
+      <w:r>
+        <w:t xml:space="preserve">, dan </w:t>
+      </w:r>
+      <w:proofErr w:type="spellStart"/>
+      <w:r>
+        <w:t>cara</w:t>
+      </w:r>
+      <w:proofErr w:type="spellEnd"/>
+      <w:r>
+        <w:t xml:space="preserve"> join. Incremental model </w:t>
+      </w:r>
+      <w:proofErr w:type="spellStart"/>
+      <w:r>
+        <w:t>dibutuhkan</w:t>
+      </w:r>
+      <w:proofErr w:type="spellEnd"/>
+      <w:r>
+        <w:t xml:space="preserve"> </w:t>
+      </w:r>
+      <w:proofErr w:type="spellStart"/>
+      <w:r>
+        <w:t>ketika</w:t>
+      </w:r>
+      <w:proofErr w:type="spellEnd"/>
+      <w:r>
+        <w:t xml:space="preserve"> data </w:t>
+      </w:r>
+      <w:proofErr w:type="spellStart"/>
+      <w:r>
+        <w:t>sumber</w:t>
+      </w:r>
+      <w:proofErr w:type="spellEnd"/>
+      <w:r>
+        <w:t xml:space="preserve"> </w:t>
+      </w:r>
+      <w:proofErr w:type="spellStart"/>
+      <w:r>
+        <w:t>jauh</w:t>
+      </w:r>
+      <w:proofErr w:type="spellEnd"/>
+      <w:r>
+        <w:t xml:space="preserve"> </w:t>
+      </w:r>
+      <w:proofErr w:type="spellStart"/>
+      <w:r>
+        <w:t>lebih</w:t>
+      </w:r>
+      <w:proofErr w:type="spellEnd"/>
+      <w:r>
+        <w:t xml:space="preserve"> </w:t>
+      </w:r>
+      <w:proofErr w:type="spellStart"/>
+      <w:r>
+        <w:t>besar</w:t>
+      </w:r>
+      <w:proofErr w:type="spellEnd"/>
+      <w:r>
+        <w:t xml:space="preserve"> </w:t>
+      </w:r>
+      <w:proofErr w:type="spellStart"/>
+      <w:r>
+        <w:t>dibanding</w:t>
+      </w:r>
+      <w:proofErr w:type="spellEnd"/>
+      <w:r>
+        <w:t xml:space="preserve"> data </w:t>
+      </w:r>
+      <w:proofErr w:type="spellStart"/>
+      <w:r>
+        <w:t>baru</w:t>
+      </w:r>
+      <w:proofErr w:type="spellEnd"/>
+      <w:r>
+        <w:t xml:space="preserve"> per </w:t>
+      </w:r>
+      <w:proofErr w:type="spellStart"/>
+      <w:r>
+        <w:t>periode</w:t>
+      </w:r>
+      <w:proofErr w:type="spellEnd"/>
+      <w:r>
+        <w:t xml:space="preserve">, dan </w:t>
+      </w:r>
+      <w:proofErr w:type="spellStart"/>
+      <w:r>
+        <w:t>penerapannya</w:t>
+      </w:r>
+      <w:proofErr w:type="spellEnd"/>
+      <w:r>
+        <w:t xml:space="preserve"> </w:t>
+      </w:r>
+      <w:proofErr w:type="spellStart"/>
+      <w:r>
+        <w:t>memerlukan</w:t>
+      </w:r>
+      <w:proofErr w:type="spellEnd"/>
+      <w:r>
+        <w:t xml:space="preserve"> unique key, filter watermark </w:t>
+      </w:r>
+      <w:proofErr w:type="spellStart"/>
+      <w:r>
+        <w:t>dengan</w:t>
+      </w:r>
+      <w:proofErr w:type="spellEnd"/>
+      <w:r>
+        <w:t xml:space="preserve"> lookback, </w:t>
+      </w:r>
+      <w:proofErr w:type="spellStart"/>
+      <w:r>
+        <w:t>serta</w:t>
+      </w:r>
+      <w:proofErr w:type="spellEnd"/>
+      <w:r>
+        <w:t xml:space="preserve"> strategi merge agar data yang </w:t>
+      </w:r>
+      <w:proofErr w:type="spellStart"/>
+      <w:r>
+        <w:t>datang</w:t>
+      </w:r>
+      <w:proofErr w:type="spellEnd"/>
+      <w:r>
+        <w:t xml:space="preserve"> </w:t>
+      </w:r>
+      <w:proofErr w:type="spellStart"/>
+      <w:r>
+        <w:t>terlambat</w:t>
+      </w:r>
+      <w:proofErr w:type="spellEnd"/>
+      <w:r>
+        <w:t xml:space="preserve"> </w:t>
+      </w:r>
+      <w:proofErr w:type="spellStart"/>
+      <w:r>
+        <w:t>tidak</w:t>
+      </w:r>
+      <w:proofErr w:type="spellEnd"/>
+      <w:r>
+        <w:t xml:space="preserve"> </w:t>
+      </w:r>
+      <w:proofErr w:type="spellStart"/>
+      <w:r>
+        <w:t>terlewat</w:t>
+      </w:r>
+      <w:proofErr w:type="spellEnd"/>
+      <w:r>
+        <w:t>.</w:t>
+      </w:r>
+    </w:p>
+    <w:p>
+      <w:pPr>
+        <w:spacing w:after="0"/>
+      </w:pPr>
+    </w:p>
+    <w:p>
+      <w:pPr>
+        <w:spacing w:after="0"/>
+      </w:pPr>
+    </w:p>
+    <w:p>
+      <w:pPr>
+        <w:spacing w:after="0"/>
+        <w:jc w:val="center"/>
+        <w:rPr>
+          <w:b/>
+        </w:rPr>
+      </w:pPr>
+      <w:r>
+        <w:rPr>
+          <w:b/>
+        </w:rPr>
+        <w:t xml:space="preserve">Tahap 6: </w:t>
+      </w:r>
+      <w:proofErr w:type="spellStart"/>
+      <w:r>
+        <w:rPr>
+          <w:b/>
+        </w:rPr>
+        <w:t>Jawaban</w:t>
+      </w:r>
+      <w:proofErr w:type="spellEnd"/>
+      <w:r>
+        <w:rPr>
+          <w:b/>
+        </w:rPr>
+        <w:t xml:space="preserve"> </w:t>
+      </w:r>
+      <w:proofErr w:type="spellStart"/>
+      <w:r>
+        <w:rPr>
+          <w:b/>
+        </w:rPr>
+        <w:t>Pertanyaan</w:t>
+      </w:r>
+      <w:proofErr w:type="spellEnd"/>
+      <w:r>
+        <w:rPr>
+          <w:b/>
+        </w:rPr>
+        <w:t xml:space="preserve"> </w:t>
+      </w:r>
+      <w:proofErr w:type="spellStart"/>
+      <w:r>
+        <w:rPr>
+          <w:b/>
+        </w:rPr>
+        <w:t>Analitik</w:t>
+      </w:r>
+      <w:proofErr w:type="spellEnd"/>
+    </w:p>
+    <w:p>
+      <w:pPr>
+        <w:spacing w:after="0"/>
+        <w:jc w:val="center"/>
+        <w:rPr>
+          <w:b/>
+        </w:rPr>
+      </w:pPr>
+      <w:r>
+        <w:rPr>
+          <w:i/>
+          <w:noProof/>
+        </w:rPr>
+        <w:drawing>
+          <wp:inline distT="0" distB="0" distL="0" distR="0" wp14:anchorId="4BC86A62" wp14:editId="62A607D8">
+            <wp:extent cx="5943600" cy="3329940"/>
+            <wp:effectExtent l="0" t="0" r="0" b="3810"/>
+            <wp:docPr id="52" name="Picture 52"/>
+            <wp:cNvGraphicFramePr>
+              <a:graphicFrameLocks xmlns:a="http://schemas.openxmlformats.org/drawingml/2006/main" noChangeAspect="1"/>
+            </wp:cNvGraphicFramePr>
+            <a:graphic xmlns:a="http://schemas.openxmlformats.org/drawingml/2006/main">
+              <a:graphicData uri="http://schemas.openxmlformats.org/drawingml/2006/picture">
+                <pic:pic xmlns:pic="http://schemas.openxmlformats.org/drawingml/2006/picture">
+                  <pic:nvPicPr>
+                    <pic:cNvPr id="1" name=""/>
+                    <pic:cNvPicPr/>
+                  </pic:nvPicPr>
+                  <pic:blipFill>
+                    <a:blip r:embed="rId59"/>
+                    <a:stretch>
+                      <a:fillRect/>
+                    </a:stretch>
+                  </pic:blipFill>
+                  <pic:spPr>
+                    <a:xfrm>
+                      <a:off x="0" y="0"/>
+                      <a:ext cx="5943600" cy="3329940"/>
+                    </a:xfrm>
+                    <a:prstGeom prst="rect">
+                      <a:avLst/>
+                    </a:prstGeom>
+                  </pic:spPr>
+                </pic:pic>
+              </a:graphicData>
+            </a:graphic>
+          </wp:inline>
+        </w:drawing>
+      </w:r>
+    </w:p>
+    <w:p>
+      <w:pPr>
+        <w:spacing w:after="0"/>
+        <w:jc w:val="center"/>
+        <w:rPr>
+          <w:b/>
+        </w:rPr>
+      </w:pPr>
+      <w:r>
+        <w:rPr>
+          <w:noProof/>
+        </w:rPr>
+        <w:drawing>
+          <wp:inline distT="0" distB="0" distL="0" distR="0" wp14:anchorId="1687C5EF" wp14:editId="71C11AD8">
+            <wp:extent cx="5943600" cy="1888490"/>
+            <wp:effectExtent l="0" t="0" r="0" b="0"/>
+            <wp:docPr id="53" name="Picture 53"/>
+            <wp:cNvGraphicFramePr>
+              <a:graphicFrameLocks xmlns:a="http://schemas.openxmlformats.org/drawingml/2006/main" noChangeAspect="1"/>
+            </wp:cNvGraphicFramePr>
+            <a:graphic xmlns:a="http://schemas.openxmlformats.org/drawingml/2006/main">
+              <a:graphicData uri="http://schemas.openxmlformats.org/drawingml/2006/picture">
+                <pic:pic xmlns:pic="http://schemas.openxmlformats.org/drawingml/2006/picture">
+                  <pic:nvPicPr>
+                    <pic:cNvPr id="1" name=""/>
+                    <pic:cNvPicPr/>
+                  </pic:nvPicPr>
+                  <pic:blipFill>
+                    <a:blip r:embed="rId60"/>
+                    <a:stretch>
+                      <a:fillRect/>
+                    </a:stretch>
+                  </pic:blipFill>
+                  <pic:spPr>
+                    <a:xfrm>
+                      <a:off x="0" y="0"/>
                       <a:ext cx="5943600" cy="1888490"/>
                     </a:xfrm>
                     <a:prstGeom prst="rect">
@@ -16384,19 +16010,7 @@
       <w:pPr>
         <w:spacing w:after="0"/>
         <w:jc w:val="center"/>
-        <w:rPr>
-          <w:b/>
-        </w:rPr>
-      </w:pPr>
-      <w:r>
-        <w:rPr>
-          <w:rFonts w:ascii="Times New Roman" w:hAnsi="Times New Roman"/>
-          <w:b w:val="0"/>
-          <w:i/>
-          <w:sz w:val="24"/>
-        </w:rPr>
-        <w:t>[ Ganti dengan screenshot hasil python scripts/run_queries.py terbaru ]</w:t>
-      </w:r>
+      </w:pPr>
     </w:p>
     <w:p>
       <w:pPr>
@@ -16406,6 +16020,46 @@
     </w:p>
     <w:p>
       <w:pPr>
+        <w:spacing w:after="0"/>
+        <w:jc w:val="center"/>
+      </w:pPr>
+      <w:r>
+        <w:drawing>
+          <wp:inline xmlns:a="http://schemas.openxmlformats.org/drawingml/2006/main" xmlns:pic="http://schemas.openxmlformats.org/drawingml/2006/picture">
+            <wp:extent cx="5943600" cy="5343828"/>
+            <wp:docPr id="56" name="Picture 56"/>
+            <wp:cNvGraphicFramePr>
+              <a:graphicFrameLocks noChangeAspect="1"/>
+            </wp:cNvGraphicFramePr>
+            <a:graphic>
+              <a:graphicData uri="http://schemas.openxmlformats.org/drawingml/2006/picture">
+                <pic:pic>
+                  <pic:nvPicPr>
+                    <pic:cNvPr id="0" name="T6-hasil-query.png"/>
+                    <pic:cNvPicPr/>
+                  </pic:nvPicPr>
+                  <pic:blipFill>
+                    <a:blip r:embed="rId63"/>
+                    <a:stretch>
+                      <a:fillRect/>
+                    </a:stretch>
+                  </pic:blipFill>
+                  <pic:spPr>
+                    <a:xfrm>
+                      <a:off x="0" y="0"/>
+                      <a:ext cx="5943600" cy="5343828"/>
+                    </a:xfrm>
+                    <a:prstGeom prst="rect"/>
+                  </pic:spPr>
+                </pic:pic>
+              </a:graphicData>
+            </a:graphic>
+          </wp:inline>
+        </w:drawing>
+      </w:r>
+    </w:p>
+    <w:p>
+      <w:pPr>
         <w:pStyle w:val="ListParagraph"/>
         <w:spacing w:after="0"/>
       </w:pPr>
@@ -16464,44 +16118,12 @@
         <w:spacing w:after="0"/>
         <w:jc w:val="both"/>
       </w:pPr>
-      <w:proofErr w:type="spellStart"/>
-      <w:proofErr w:type="spellEnd"/>
-      <w:proofErr w:type="spellStart"/>
-      <w:proofErr w:type="spellEnd"/>
-      <w:proofErr w:type="spellStart"/>
-      <w:proofErr w:type="spellEnd"/>
-      <w:proofErr w:type="spellStart"/>
-      <w:proofErr w:type="spellEnd"/>
-      <w:proofErr w:type="spellStart"/>
-      <w:proofErr w:type="spellEnd"/>
-      <w:proofErr w:type="spellStart"/>
-      <w:proofErr w:type="spellEnd"/>
-      <w:proofErr w:type="spellStart"/>
-      <w:proofErr w:type="spellEnd"/>
-      <w:proofErr w:type="spellStart"/>
-      <w:proofErr w:type="spellEnd"/>
-      <w:proofErr w:type="spellStart"/>
-      <w:proofErr w:type="spellEnd"/>
-      <w:proofErr w:type="spellStart"/>
-      <w:proofErr w:type="spellEnd"/>
-      <w:proofErr w:type="spellStart"/>
-      <w:proofErr w:type="spellEnd"/>
-      <w:proofErr w:type="spellStart"/>
-      <w:proofErr w:type="spellEnd"/>
-      <w:proofErr w:type="spellStart"/>
-      <w:proofErr w:type="spellEnd"/>
-      <w:proofErr w:type="spellStart"/>
-      <w:proofErr w:type="spellEnd"/>
-      <w:proofErr w:type="spellStart"/>
-      <w:proofErr w:type="spellEnd"/>
-      <w:r>
-        <w:rPr>
-          <w:rFonts w:ascii="Times New Roman" w:hAnsi="Times New Roman"/>
-          <w:b w:val="0"/>
-          <w:i w:val="0"/>
-          <w:sz w:val="24"/>
-        </w:rPr>
-        <w:t>Penjualan bersih tercatat pada sepuluh tanggal, dari 1 hingga 10 September 2026, dengan tanggal dihitung dalam UTC sesuai timestamp sumber. Penjualan tertinggi terjadi pada 6 September 2026 sebesar 1.022,60 dan terendah pada 3 September 2026 sebesar 110,00, dengan total keseluruhan 3.412,02. Bila tanggal diturunkan dengan zona waktu WIB, order O1018 dan O1024 bergeser sehari, sehingga normalisasi ke UTC membuat hasil ini sama di mesin mana pun.</w:t>
+      <w:r>
+        <w:t xml:space="preserve">Penjualan bersih tercatat pada sepuluh tanggal, dari 1 hingga 10 September 2026, dengan tanggal dihitung dalam UTC sesuai timestamp sumber. Penjualan tertinggi terjadi pada 6 September 2026 sebesar 1.022,60 dan terendah pada 3 September 2026 sebesar 110,00, dengan total </w:t>
+      </w:r>
+      <w:r>
+        <w:lastRenderedPageBreak/>
+        <w:t>keseluruhan 3.412,02. Bila tanggal diturunkan dengan zona waktu WIB, order O1018 dan O1024 bergeser sehari, sehingga normalisasi ke UTC membuat hasil ini sama di mesin mana pun.</w:t>
       </w:r>
     </w:p>
     <w:p>
@@ -16571,43 +16193,7 @@
         <w:spacing w:after="0"/>
         <w:jc w:val="both"/>
       </w:pPr>
-      <w:proofErr w:type="spellStart"/>
-      <w:proofErr w:type="spellEnd"/>
-      <w:proofErr w:type="spellStart"/>
-      <w:proofErr w:type="spellEnd"/>
-      <w:proofErr w:type="spellStart"/>
-      <w:proofErr w:type="spellEnd"/>
-      <w:proofErr w:type="spellStart"/>
-      <w:proofErr w:type="spellEnd"/>
-      <w:proofErr w:type="spellStart"/>
-      <w:proofErr w:type="spellEnd"/>
-      <w:proofErr w:type="spellStart"/>
-      <w:proofErr w:type="spellEnd"/>
-      <w:proofErr w:type="spellStart"/>
-      <w:proofErr w:type="spellEnd"/>
-      <w:proofErr w:type="spellStart"/>
-      <w:proofErr w:type="spellEnd"/>
-      <w:proofErr w:type="spellStart"/>
-      <w:proofErr w:type="spellEnd"/>
-      <w:proofErr w:type="spellStart"/>
-      <w:proofErr w:type="spellEnd"/>
-      <w:proofErr w:type="spellStart"/>
-      <w:proofErr w:type="spellEnd"/>
-      <w:proofErr w:type="spellStart"/>
-      <w:proofErr w:type="spellEnd"/>
-      <w:proofErr w:type="spellStart"/>
-      <w:proofErr w:type="spellEnd"/>
-      <w:proofErr w:type="spellStart"/>
-      <w:proofErr w:type="spellEnd"/>
-      <w:proofErr w:type="spellStart"/>
-      <w:proofErr w:type="spellEnd"/>
-      <w:r>
-        <w:rPr>
-          <w:rFonts w:ascii="Times New Roman" w:hAnsi="Times New Roman"/>
-          <w:b w:val="0"/>
-          <w:i w:val="0"/>
-          <w:sz w:val="24"/>
-        </w:rPr>
+      <w:r>
         <w:t>Electronics menjadi kategori dengan penjualan bersih tertinggi sebesar 1.605,12, diikuti Home 996,98, Fashion 573,20, dan Books 236,73. Electronics menyumbang hampir separuh dari total penjualan bersih yang diakui.</w:t>
       </w:r>
     </w:p>
@@ -17067,7 +16653,6 @@
       </w:pPr>
       <w:proofErr w:type="spellStart"/>
       <w:r>
-        <w:lastRenderedPageBreak/>
         <w:t>Sebanyak</w:t>
       </w:r>
       <w:proofErr w:type="spellEnd"/>
@@ -18016,7 +17601,11 @@
             </w:r>
             <w:proofErr w:type="spellEnd"/>
             <w:r>
-              <w:t xml:space="preserve"> sink, at-least-once</w:t>
+              <w:t xml:space="preserve"> sink, at-least-</w:t>
+            </w:r>
+            <w:r>
+              <w:lastRenderedPageBreak/>
+              <w:t>once</w:t>
             </w:r>
           </w:p>
         </w:tc>
@@ -18029,6 +17618,7 @@
               <w:jc w:val="center"/>
             </w:pPr>
             <w:r>
+              <w:lastRenderedPageBreak/>
               <w:t xml:space="preserve">Tidak </w:t>
             </w:r>
             <w:proofErr w:type="spellStart"/>
@@ -18234,45 +17824,33 @@
       <w:tr>
         <w:tc>
           <w:tcPr>
-            <w:tcW w:type="dxa" w:w="3168"/>
+            <w:tcW w:w="3168" w:type="dxa"/>
           </w:tcPr>
           <w:p>
-            <w:r/>
             <w:r>
-              <w:rPr>
-                <w:rFonts w:ascii="Times New Roman" w:hAnsi="Times New Roman"/>
-                <w:sz w:val="24"/>
-              </w:rPr>
               <w:t>Transformasi</w:t>
             </w:r>
           </w:p>
         </w:tc>
         <w:tc>
           <w:tcPr>
-            <w:tcW w:type="dxa" w:w="2448"/>
+            <w:tcW w:w="2448" w:type="dxa"/>
           </w:tcPr>
           <w:p>
-            <w:r/>
             <w:r>
-              <w:rPr>
-                <w:rFonts w:ascii="Times New Roman" w:hAnsi="Times New Roman"/>
-                <w:sz w:val="24"/>
-              </w:rPr>
-              <w:t>Polars lazy, gabung batch dan streaming, UTC</w:t>
+              <w:t xml:space="preserve">Polars lazy, </w:t>
+            </w:r>
+            <w:r>
+              <w:t>gabung batch dan streaming, UTC</w:t>
             </w:r>
           </w:p>
         </w:tc>
         <w:tc>
           <w:tcPr>
-            <w:tcW w:type="dxa" w:w="3744"/>
+            <w:tcW w:w="3744" w:type="dxa"/>
           </w:tcPr>
           <w:p>
-            <w:r/>
             <w:r>
-              <w:rPr>
-                <w:rFonts w:ascii="Times New Roman" w:hAnsi="Times New Roman"/>
-                <w:sz w:val="24"/>
-              </w:rPr>
               <w:t>Satu tabel bersih tanpa duplikat; tanggal tidak bergantung zona waktu mesin</w:t>
             </w:r>
           </w:p>
@@ -19008,7 +18586,6 @@
       </w:r>
       <w:proofErr w:type="spellStart"/>
       <w:r>
-        <w:lastRenderedPageBreak/>
         <w:t>sendiri</w:t>
       </w:r>
       <w:proofErr w:type="spellEnd"/>

--- a/laporan/41_Ilham Bintang Satria_DPW7.docx
+++ b/laporan/41_Ilham Bintang Satria_DPW7.docx
@@ -12581,16 +12581,6 @@
         <w:spacing w:after="0"/>
         <w:jc w:val="center"/>
       </w:pPr>
-    </w:p>
-    <w:p>
-      <w:pPr>
-        <w:spacing w:after="0"/>
-      </w:pPr>
-      <w:proofErr w:type="spellStart"/>
-      <w:r>
-        <w:t>Jalankan</w:t>
-      </w:r>
-      <w:proofErr w:type="spellEnd"/>
     </w:p>
     <w:p>
       <w:pPr>
